--- a/docs/architecture/DMER_Intake_Automation_Revised_Architecture.docx
+++ b/docs/architecture/DMER_Intake_Automation_Revised_Architecture.docx
@@ -431,11 +431,7 @@
           </w:pPr>
           <w:r>
             <w:fldChar w:fldCharType="begin"/>
-          </w:r>
-          <w:r>
             <w:instrText>TOC \h \o "1-3"</w:instrText>
-          </w:r>
-          <w:r>
             <w:fldChar w:fldCharType="separate"/>
           </w:r>
           <w:hyperlink w:anchor="_Toc240729573" w:history="1">
@@ -451,40 +447,10 @@
                 <w:noProof/>
               </w:rPr>
               <w:tab/>
-            </w:r>
-            <w:r>
-              <w:rPr>
-                <w:noProof/>
-              </w:rPr>
               <w:fldChar w:fldCharType="begin"/>
-            </w:r>
-            <w:r>
-              <w:rPr>
-                <w:noProof/>
-              </w:rPr>
               <w:instrText xml:space="preserve"> PAGEREF _Toc240729573 \h </w:instrText>
-            </w:r>
-            <w:r>
-              <w:rPr>
-                <w:noProof/>
-              </w:rPr>
-            </w:r>
-            <w:r>
-              <w:rPr>
-                <w:noProof/>
-              </w:rPr>
               <w:fldChar w:fldCharType="separate"/>
-            </w:r>
-            <w:r>
-              <w:rPr>
-                <w:noProof/>
-              </w:rPr>
               <w:t>2</w:t>
-            </w:r>
-            <w:r>
-              <w:rPr>
-                <w:noProof/>
-              </w:rPr>
               <w:fldChar w:fldCharType="end"/>
             </w:r>
           </w:hyperlink>
@@ -512,40 +478,10 @@
                 <w:noProof/>
               </w:rPr>
               <w:tab/>
-            </w:r>
-            <w:r>
-              <w:rPr>
-                <w:noProof/>
-              </w:rPr>
               <w:fldChar w:fldCharType="begin"/>
-            </w:r>
-            <w:r>
-              <w:rPr>
-                <w:noProof/>
-              </w:rPr>
               <w:instrText xml:space="preserve"> PAGEREF _Toc240729574 \h </w:instrText>
-            </w:r>
-            <w:r>
-              <w:rPr>
-                <w:noProof/>
-              </w:rPr>
-            </w:r>
-            <w:r>
-              <w:rPr>
-                <w:noProof/>
-              </w:rPr>
               <w:fldChar w:fldCharType="separate"/>
-            </w:r>
-            <w:r>
-              <w:rPr>
-                <w:noProof/>
-              </w:rPr>
               <w:t>4</w:t>
-            </w:r>
-            <w:r>
-              <w:rPr>
-                <w:noProof/>
-              </w:rPr>
               <w:fldChar w:fldCharType="end"/>
             </w:r>
           </w:hyperlink>
@@ -573,40 +509,10 @@
                 <w:noProof/>
               </w:rPr>
               <w:tab/>
-            </w:r>
-            <w:r>
-              <w:rPr>
-                <w:noProof/>
-              </w:rPr>
               <w:fldChar w:fldCharType="begin"/>
-            </w:r>
-            <w:r>
-              <w:rPr>
-                <w:noProof/>
-              </w:rPr>
               <w:instrText xml:space="preserve"> PAGEREF _Toc240729575 \h </w:instrText>
-            </w:r>
-            <w:r>
-              <w:rPr>
-                <w:noProof/>
-              </w:rPr>
-            </w:r>
-            <w:r>
-              <w:rPr>
-                <w:noProof/>
-              </w:rPr>
               <w:fldChar w:fldCharType="separate"/>
-            </w:r>
-            <w:r>
-              <w:rPr>
-                <w:noProof/>
-              </w:rPr>
               <w:t>4</w:t>
-            </w:r>
-            <w:r>
-              <w:rPr>
-                <w:noProof/>
-              </w:rPr>
               <w:fldChar w:fldCharType="end"/>
             </w:r>
           </w:hyperlink>
@@ -634,40 +540,10 @@
                 <w:noProof/>
               </w:rPr>
               <w:tab/>
-            </w:r>
-            <w:r>
-              <w:rPr>
-                <w:noProof/>
-              </w:rPr>
               <w:fldChar w:fldCharType="begin"/>
-            </w:r>
-            <w:r>
-              <w:rPr>
-                <w:noProof/>
-              </w:rPr>
               <w:instrText xml:space="preserve"> PAGEREF _Toc240729576 \h </w:instrText>
-            </w:r>
-            <w:r>
-              <w:rPr>
-                <w:noProof/>
-              </w:rPr>
-            </w:r>
-            <w:r>
-              <w:rPr>
-                <w:noProof/>
-              </w:rPr>
               <w:fldChar w:fldCharType="separate"/>
-            </w:r>
-            <w:r>
-              <w:rPr>
-                <w:noProof/>
-              </w:rPr>
               <w:t>6</w:t>
-            </w:r>
-            <w:r>
-              <w:rPr>
-                <w:noProof/>
-              </w:rPr>
               <w:fldChar w:fldCharType="end"/>
             </w:r>
           </w:hyperlink>
@@ -695,40 +571,10 @@
                 <w:noProof/>
               </w:rPr>
               <w:tab/>
-            </w:r>
-            <w:r>
-              <w:rPr>
-                <w:noProof/>
-              </w:rPr>
               <w:fldChar w:fldCharType="begin"/>
-            </w:r>
-            <w:r>
-              <w:rPr>
-                <w:noProof/>
-              </w:rPr>
               <w:instrText xml:space="preserve"> PAGEREF _Toc240729577 \h </w:instrText>
-            </w:r>
-            <w:r>
-              <w:rPr>
-                <w:noProof/>
-              </w:rPr>
-            </w:r>
-            <w:r>
-              <w:rPr>
-                <w:noProof/>
-              </w:rPr>
               <w:fldChar w:fldCharType="separate"/>
-            </w:r>
-            <w:r>
-              <w:rPr>
-                <w:noProof/>
-              </w:rPr>
               <w:t>8</w:t>
-            </w:r>
-            <w:r>
-              <w:rPr>
-                <w:noProof/>
-              </w:rPr>
               <w:fldChar w:fldCharType="end"/>
             </w:r>
           </w:hyperlink>
@@ -756,40 +602,10 @@
                 <w:noProof/>
               </w:rPr>
               <w:tab/>
-            </w:r>
-            <w:r>
-              <w:rPr>
-                <w:noProof/>
-              </w:rPr>
               <w:fldChar w:fldCharType="begin"/>
-            </w:r>
-            <w:r>
-              <w:rPr>
-                <w:noProof/>
-              </w:rPr>
               <w:instrText xml:space="preserve"> PAGEREF _Toc240729578 \h </w:instrText>
-            </w:r>
-            <w:r>
-              <w:rPr>
-                <w:noProof/>
-              </w:rPr>
-            </w:r>
-            <w:r>
-              <w:rPr>
-                <w:noProof/>
-              </w:rPr>
               <w:fldChar w:fldCharType="separate"/>
-            </w:r>
-            <w:r>
-              <w:rPr>
-                <w:noProof/>
-              </w:rPr>
               <w:t>8</w:t>
-            </w:r>
-            <w:r>
-              <w:rPr>
-                <w:noProof/>
-              </w:rPr>
               <w:fldChar w:fldCharType="end"/>
             </w:r>
           </w:hyperlink>
@@ -817,40 +633,10 @@
                 <w:noProof/>
               </w:rPr>
               <w:tab/>
-            </w:r>
-            <w:r>
-              <w:rPr>
-                <w:noProof/>
-              </w:rPr>
               <w:fldChar w:fldCharType="begin"/>
-            </w:r>
-            <w:r>
-              <w:rPr>
-                <w:noProof/>
-              </w:rPr>
               <w:instrText xml:space="preserve"> PAGEREF _Toc240729579 \h </w:instrText>
-            </w:r>
-            <w:r>
-              <w:rPr>
-                <w:noProof/>
-              </w:rPr>
-            </w:r>
-            <w:r>
-              <w:rPr>
-                <w:noProof/>
-              </w:rPr>
               <w:fldChar w:fldCharType="separate"/>
-            </w:r>
-            <w:r>
-              <w:rPr>
-                <w:noProof/>
-              </w:rPr>
               <w:t>9</w:t>
-            </w:r>
-            <w:r>
-              <w:rPr>
-                <w:noProof/>
-              </w:rPr>
               <w:fldChar w:fldCharType="end"/>
             </w:r>
           </w:hyperlink>
@@ -878,40 +664,10 @@
                 <w:noProof/>
               </w:rPr>
               <w:tab/>
-            </w:r>
-            <w:r>
-              <w:rPr>
-                <w:noProof/>
-              </w:rPr>
               <w:fldChar w:fldCharType="begin"/>
-            </w:r>
-            <w:r>
-              <w:rPr>
-                <w:noProof/>
-              </w:rPr>
               <w:instrText xml:space="preserve"> PAGEREF _Toc240729580 \h </w:instrText>
-            </w:r>
-            <w:r>
-              <w:rPr>
-                <w:noProof/>
-              </w:rPr>
-            </w:r>
-            <w:r>
-              <w:rPr>
-                <w:noProof/>
-              </w:rPr>
               <w:fldChar w:fldCharType="separate"/>
-            </w:r>
-            <w:r>
-              <w:rPr>
-                <w:noProof/>
-              </w:rPr>
               <w:t>9</w:t>
-            </w:r>
-            <w:r>
-              <w:rPr>
-                <w:noProof/>
-              </w:rPr>
               <w:fldChar w:fldCharType="end"/>
             </w:r>
           </w:hyperlink>
@@ -939,40 +695,10 @@
                 <w:noProof/>
               </w:rPr>
               <w:tab/>
-            </w:r>
-            <w:r>
-              <w:rPr>
-                <w:noProof/>
-              </w:rPr>
               <w:fldChar w:fldCharType="begin"/>
-            </w:r>
-            <w:r>
-              <w:rPr>
-                <w:noProof/>
-              </w:rPr>
               <w:instrText xml:space="preserve"> PAGEREF _Toc240729581 \h </w:instrText>
-            </w:r>
-            <w:r>
-              <w:rPr>
-                <w:noProof/>
-              </w:rPr>
-            </w:r>
-            <w:r>
-              <w:rPr>
-                <w:noProof/>
-              </w:rPr>
               <w:fldChar w:fldCharType="separate"/>
-            </w:r>
-            <w:r>
-              <w:rPr>
-                <w:noProof/>
-              </w:rPr>
               <w:t>9</w:t>
-            </w:r>
-            <w:r>
-              <w:rPr>
-                <w:noProof/>
-              </w:rPr>
               <w:fldChar w:fldCharType="end"/>
             </w:r>
           </w:hyperlink>
@@ -1000,40 +726,10 @@
                 <w:noProof/>
               </w:rPr>
               <w:tab/>
-            </w:r>
-            <w:r>
-              <w:rPr>
-                <w:noProof/>
-              </w:rPr>
               <w:fldChar w:fldCharType="begin"/>
-            </w:r>
-            <w:r>
-              <w:rPr>
-                <w:noProof/>
-              </w:rPr>
               <w:instrText xml:space="preserve"> PAGEREF _Toc240729582 \h </w:instrText>
-            </w:r>
-            <w:r>
-              <w:rPr>
-                <w:noProof/>
-              </w:rPr>
-            </w:r>
-            <w:r>
-              <w:rPr>
-                <w:noProof/>
-              </w:rPr>
               <w:fldChar w:fldCharType="separate"/>
-            </w:r>
-            <w:r>
-              <w:rPr>
-                <w:noProof/>
-              </w:rPr>
               <w:t>10</w:t>
-            </w:r>
-            <w:r>
-              <w:rPr>
-                <w:noProof/>
-              </w:rPr>
               <w:fldChar w:fldCharType="end"/>
             </w:r>
           </w:hyperlink>
@@ -1061,40 +757,10 @@
                 <w:noProof/>
               </w:rPr>
               <w:tab/>
-            </w:r>
-            <w:r>
-              <w:rPr>
-                <w:noProof/>
-              </w:rPr>
               <w:fldChar w:fldCharType="begin"/>
-            </w:r>
-            <w:r>
-              <w:rPr>
-                <w:noProof/>
-              </w:rPr>
               <w:instrText xml:space="preserve"> PAGEREF _Toc240729583 \h </w:instrText>
-            </w:r>
-            <w:r>
-              <w:rPr>
-                <w:noProof/>
-              </w:rPr>
-            </w:r>
-            <w:r>
-              <w:rPr>
-                <w:noProof/>
-              </w:rPr>
               <w:fldChar w:fldCharType="separate"/>
-            </w:r>
-            <w:r>
-              <w:rPr>
-                <w:noProof/>
-              </w:rPr>
               <w:t>11</w:t>
-            </w:r>
-            <w:r>
-              <w:rPr>
-                <w:noProof/>
-              </w:rPr>
               <w:fldChar w:fldCharType="end"/>
             </w:r>
           </w:hyperlink>
@@ -1122,40 +788,10 @@
                 <w:noProof/>
               </w:rPr>
               <w:tab/>
-            </w:r>
-            <w:r>
-              <w:rPr>
-                <w:noProof/>
-              </w:rPr>
               <w:fldChar w:fldCharType="begin"/>
-            </w:r>
-            <w:r>
-              <w:rPr>
-                <w:noProof/>
-              </w:rPr>
               <w:instrText xml:space="preserve"> PAGEREF _Toc240729584 \h </w:instrText>
-            </w:r>
-            <w:r>
-              <w:rPr>
-                <w:noProof/>
-              </w:rPr>
-            </w:r>
-            <w:r>
-              <w:rPr>
-                <w:noProof/>
-              </w:rPr>
               <w:fldChar w:fldCharType="separate"/>
-            </w:r>
-            <w:r>
-              <w:rPr>
-                <w:noProof/>
-              </w:rPr>
               <w:t>14</w:t>
-            </w:r>
-            <w:r>
-              <w:rPr>
-                <w:noProof/>
-              </w:rPr>
               <w:fldChar w:fldCharType="end"/>
             </w:r>
           </w:hyperlink>
@@ -1183,40 +819,10 @@
                 <w:noProof/>
               </w:rPr>
               <w:tab/>
-            </w:r>
-            <w:r>
-              <w:rPr>
-                <w:noProof/>
-              </w:rPr>
               <w:fldChar w:fldCharType="begin"/>
-            </w:r>
-            <w:r>
-              <w:rPr>
-                <w:noProof/>
-              </w:rPr>
               <w:instrText xml:space="preserve"> PAGEREF _Toc240729585 \h </w:instrText>
-            </w:r>
-            <w:r>
-              <w:rPr>
-                <w:noProof/>
-              </w:rPr>
-            </w:r>
-            <w:r>
-              <w:rPr>
-                <w:noProof/>
-              </w:rPr>
               <w:fldChar w:fldCharType="separate"/>
-            </w:r>
-            <w:r>
-              <w:rPr>
-                <w:noProof/>
-              </w:rPr>
               <w:t>14</w:t>
-            </w:r>
-            <w:r>
-              <w:rPr>
-                <w:noProof/>
-              </w:rPr>
               <w:fldChar w:fldCharType="end"/>
             </w:r>
           </w:hyperlink>
@@ -1244,40 +850,10 @@
                 <w:noProof/>
               </w:rPr>
               <w:tab/>
-            </w:r>
-            <w:r>
-              <w:rPr>
-                <w:noProof/>
-              </w:rPr>
               <w:fldChar w:fldCharType="begin"/>
-            </w:r>
-            <w:r>
-              <w:rPr>
-                <w:noProof/>
-              </w:rPr>
               <w:instrText xml:space="preserve"> PAGEREF _Toc240729586 \h </w:instrText>
-            </w:r>
-            <w:r>
-              <w:rPr>
-                <w:noProof/>
-              </w:rPr>
-            </w:r>
-            <w:r>
-              <w:rPr>
-                <w:noProof/>
-              </w:rPr>
               <w:fldChar w:fldCharType="separate"/>
-            </w:r>
-            <w:r>
-              <w:rPr>
-                <w:noProof/>
-              </w:rPr>
               <w:t>14</w:t>
-            </w:r>
-            <w:r>
-              <w:rPr>
-                <w:noProof/>
-              </w:rPr>
               <w:fldChar w:fldCharType="end"/>
             </w:r>
           </w:hyperlink>
@@ -1305,40 +881,10 @@
                 <w:noProof/>
               </w:rPr>
               <w:tab/>
-            </w:r>
-            <w:r>
-              <w:rPr>
-                <w:noProof/>
-              </w:rPr>
               <w:fldChar w:fldCharType="begin"/>
-            </w:r>
-            <w:r>
-              <w:rPr>
-                <w:noProof/>
-              </w:rPr>
               <w:instrText xml:space="preserve"> PAGEREF _Toc240729587 \h </w:instrText>
-            </w:r>
-            <w:r>
-              <w:rPr>
-                <w:noProof/>
-              </w:rPr>
-            </w:r>
-            <w:r>
-              <w:rPr>
-                <w:noProof/>
-              </w:rPr>
               <w:fldChar w:fldCharType="separate"/>
-            </w:r>
-            <w:r>
-              <w:rPr>
-                <w:noProof/>
-              </w:rPr>
               <w:t>15</w:t>
-            </w:r>
-            <w:r>
-              <w:rPr>
-                <w:noProof/>
-              </w:rPr>
               <w:fldChar w:fldCharType="end"/>
             </w:r>
           </w:hyperlink>
@@ -1366,40 +912,10 @@
                 <w:noProof/>
               </w:rPr>
               <w:tab/>
-            </w:r>
-            <w:r>
-              <w:rPr>
-                <w:noProof/>
-              </w:rPr>
               <w:fldChar w:fldCharType="begin"/>
-            </w:r>
-            <w:r>
-              <w:rPr>
-                <w:noProof/>
-              </w:rPr>
               <w:instrText xml:space="preserve"> PAGEREF _Toc240729588 \h </w:instrText>
-            </w:r>
-            <w:r>
-              <w:rPr>
-                <w:noProof/>
-              </w:rPr>
-            </w:r>
-            <w:r>
-              <w:rPr>
-                <w:noProof/>
-              </w:rPr>
               <w:fldChar w:fldCharType="separate"/>
-            </w:r>
-            <w:r>
-              <w:rPr>
-                <w:noProof/>
-              </w:rPr>
               <w:t>16</w:t>
-            </w:r>
-            <w:r>
-              <w:rPr>
-                <w:noProof/>
-              </w:rPr>
               <w:fldChar w:fldCharType="end"/>
             </w:r>
           </w:hyperlink>
@@ -1427,40 +943,10 @@
                 <w:noProof/>
               </w:rPr>
               <w:tab/>
-            </w:r>
-            <w:r>
-              <w:rPr>
-                <w:noProof/>
-              </w:rPr>
               <w:fldChar w:fldCharType="begin"/>
-            </w:r>
-            <w:r>
-              <w:rPr>
-                <w:noProof/>
-              </w:rPr>
               <w:instrText xml:space="preserve"> PAGEREF _Toc240729589 \h </w:instrText>
-            </w:r>
-            <w:r>
-              <w:rPr>
-                <w:noProof/>
-              </w:rPr>
-            </w:r>
-            <w:r>
-              <w:rPr>
-                <w:noProof/>
-              </w:rPr>
               <w:fldChar w:fldCharType="separate"/>
-            </w:r>
-            <w:r>
-              <w:rPr>
-                <w:noProof/>
-              </w:rPr>
               <w:t>16</w:t>
-            </w:r>
-            <w:r>
-              <w:rPr>
-                <w:noProof/>
-              </w:rPr>
               <w:fldChar w:fldCharType="end"/>
             </w:r>
           </w:hyperlink>
@@ -1488,40 +974,10 @@
                 <w:noProof/>
               </w:rPr>
               <w:tab/>
-            </w:r>
-            <w:r>
-              <w:rPr>
-                <w:noProof/>
-              </w:rPr>
               <w:fldChar w:fldCharType="begin"/>
-            </w:r>
-            <w:r>
-              <w:rPr>
-                <w:noProof/>
-              </w:rPr>
               <w:instrText xml:space="preserve"> PAGEREF _Toc240729590 \h </w:instrText>
-            </w:r>
-            <w:r>
-              <w:rPr>
-                <w:noProof/>
-              </w:rPr>
-            </w:r>
-            <w:r>
-              <w:rPr>
-                <w:noProof/>
-              </w:rPr>
               <w:fldChar w:fldCharType="separate"/>
-            </w:r>
-            <w:r>
-              <w:rPr>
-                <w:noProof/>
-              </w:rPr>
               <w:t>16</w:t>
-            </w:r>
-            <w:r>
-              <w:rPr>
-                <w:noProof/>
-              </w:rPr>
               <w:fldChar w:fldCharType="end"/>
             </w:r>
           </w:hyperlink>
@@ -1549,40 +1005,10 @@
                 <w:noProof/>
               </w:rPr>
               <w:tab/>
-            </w:r>
-            <w:r>
-              <w:rPr>
-                <w:noProof/>
-              </w:rPr>
               <w:fldChar w:fldCharType="begin"/>
-            </w:r>
-            <w:r>
-              <w:rPr>
-                <w:noProof/>
-              </w:rPr>
               <w:instrText xml:space="preserve"> PAGEREF _Toc240729591 \h </w:instrText>
-            </w:r>
-            <w:r>
-              <w:rPr>
-                <w:noProof/>
-              </w:rPr>
-            </w:r>
-            <w:r>
-              <w:rPr>
-                <w:noProof/>
-              </w:rPr>
               <w:fldChar w:fldCharType="separate"/>
-            </w:r>
-            <w:r>
-              <w:rPr>
-                <w:noProof/>
-              </w:rPr>
               <w:t>17</w:t>
-            </w:r>
-            <w:r>
-              <w:rPr>
-                <w:noProof/>
-              </w:rPr>
               <w:fldChar w:fldCharType="end"/>
             </w:r>
           </w:hyperlink>
@@ -1610,40 +1036,10 @@
                 <w:noProof/>
               </w:rPr>
               <w:tab/>
-            </w:r>
-            <w:r>
-              <w:rPr>
-                <w:noProof/>
-              </w:rPr>
               <w:fldChar w:fldCharType="begin"/>
-            </w:r>
-            <w:r>
-              <w:rPr>
-                <w:noProof/>
-              </w:rPr>
               <w:instrText xml:space="preserve"> PAGEREF _Toc240729592 \h </w:instrText>
-            </w:r>
-            <w:r>
-              <w:rPr>
-                <w:noProof/>
-              </w:rPr>
-            </w:r>
-            <w:r>
-              <w:rPr>
-                <w:noProof/>
-              </w:rPr>
               <w:fldChar w:fldCharType="separate"/>
-            </w:r>
-            <w:r>
-              <w:rPr>
-                <w:noProof/>
-              </w:rPr>
               <w:t>18</w:t>
-            </w:r>
-            <w:r>
-              <w:rPr>
-                <w:noProof/>
-              </w:rPr>
               <w:fldChar w:fldCharType="end"/>
             </w:r>
           </w:hyperlink>
@@ -1671,40 +1067,10 @@
                 <w:noProof/>
               </w:rPr>
               <w:tab/>
-            </w:r>
-            <w:r>
-              <w:rPr>
-                <w:noProof/>
-              </w:rPr>
               <w:fldChar w:fldCharType="begin"/>
-            </w:r>
-            <w:r>
-              <w:rPr>
-                <w:noProof/>
-              </w:rPr>
               <w:instrText xml:space="preserve"> PAGEREF _Toc240729593 \h </w:instrText>
-            </w:r>
-            <w:r>
-              <w:rPr>
-                <w:noProof/>
-              </w:rPr>
-            </w:r>
-            <w:r>
-              <w:rPr>
-                <w:noProof/>
-              </w:rPr>
               <w:fldChar w:fldCharType="separate"/>
-            </w:r>
-            <w:r>
-              <w:rPr>
-                <w:noProof/>
-              </w:rPr>
               <w:t>19</w:t>
-            </w:r>
-            <w:r>
-              <w:rPr>
-                <w:noProof/>
-              </w:rPr>
               <w:fldChar w:fldCharType="end"/>
             </w:r>
           </w:hyperlink>
@@ -1732,40 +1098,10 @@
                 <w:noProof/>
               </w:rPr>
               <w:tab/>
-            </w:r>
-            <w:r>
-              <w:rPr>
-                <w:noProof/>
-              </w:rPr>
               <w:fldChar w:fldCharType="begin"/>
-            </w:r>
-            <w:r>
-              <w:rPr>
-                <w:noProof/>
-              </w:rPr>
               <w:instrText xml:space="preserve"> PAGEREF _Toc240729594 \h </w:instrText>
-            </w:r>
-            <w:r>
-              <w:rPr>
-                <w:noProof/>
-              </w:rPr>
-            </w:r>
-            <w:r>
-              <w:rPr>
-                <w:noProof/>
-              </w:rPr>
               <w:fldChar w:fldCharType="separate"/>
-            </w:r>
-            <w:r>
-              <w:rPr>
-                <w:noProof/>
-              </w:rPr>
               <w:t>19</w:t>
-            </w:r>
-            <w:r>
-              <w:rPr>
-                <w:noProof/>
-              </w:rPr>
               <w:fldChar w:fldCharType="end"/>
             </w:r>
           </w:hyperlink>
@@ -1793,40 +1129,10 @@
                 <w:noProof/>
               </w:rPr>
               <w:tab/>
-            </w:r>
-            <w:r>
-              <w:rPr>
-                <w:noProof/>
-              </w:rPr>
               <w:fldChar w:fldCharType="begin"/>
-            </w:r>
-            <w:r>
-              <w:rPr>
-                <w:noProof/>
-              </w:rPr>
               <w:instrText xml:space="preserve"> PAGEREF _Toc240729595 \h </w:instrText>
-            </w:r>
-            <w:r>
-              <w:rPr>
-                <w:noProof/>
-              </w:rPr>
-            </w:r>
-            <w:r>
-              <w:rPr>
-                <w:noProof/>
-              </w:rPr>
               <w:fldChar w:fldCharType="separate"/>
-            </w:r>
-            <w:r>
-              <w:rPr>
-                <w:noProof/>
-              </w:rPr>
               <w:t>20</w:t>
-            </w:r>
-            <w:r>
-              <w:rPr>
-                <w:noProof/>
-              </w:rPr>
               <w:fldChar w:fldCharType="end"/>
             </w:r>
           </w:hyperlink>
@@ -1854,40 +1160,10 @@
                 <w:noProof/>
               </w:rPr>
               <w:tab/>
-            </w:r>
-            <w:r>
-              <w:rPr>
-                <w:noProof/>
-              </w:rPr>
               <w:fldChar w:fldCharType="begin"/>
-            </w:r>
-            <w:r>
-              <w:rPr>
-                <w:noProof/>
-              </w:rPr>
               <w:instrText xml:space="preserve"> PAGEREF _Toc240729596 \h </w:instrText>
-            </w:r>
-            <w:r>
-              <w:rPr>
-                <w:noProof/>
-              </w:rPr>
-            </w:r>
-            <w:r>
-              <w:rPr>
-                <w:noProof/>
-              </w:rPr>
               <w:fldChar w:fldCharType="separate"/>
-            </w:r>
-            <w:r>
-              <w:rPr>
-                <w:noProof/>
-              </w:rPr>
               <w:t>20</w:t>
-            </w:r>
-            <w:r>
-              <w:rPr>
-                <w:noProof/>
-              </w:rPr>
               <w:fldChar w:fldCharType="end"/>
             </w:r>
           </w:hyperlink>
@@ -1915,40 +1191,10 @@
                 <w:noProof/>
               </w:rPr>
               <w:tab/>
-            </w:r>
-            <w:r>
-              <w:rPr>
-                <w:noProof/>
-              </w:rPr>
               <w:fldChar w:fldCharType="begin"/>
-            </w:r>
-            <w:r>
-              <w:rPr>
-                <w:noProof/>
-              </w:rPr>
               <w:instrText xml:space="preserve"> PAGEREF _Toc240729597 \h </w:instrText>
-            </w:r>
-            <w:r>
-              <w:rPr>
-                <w:noProof/>
-              </w:rPr>
-            </w:r>
-            <w:r>
-              <w:rPr>
-                <w:noProof/>
-              </w:rPr>
               <w:fldChar w:fldCharType="separate"/>
-            </w:r>
-            <w:r>
-              <w:rPr>
-                <w:noProof/>
-              </w:rPr>
               <w:t>20</w:t>
-            </w:r>
-            <w:r>
-              <w:rPr>
-                <w:noProof/>
-              </w:rPr>
               <w:fldChar w:fldCharType="end"/>
             </w:r>
           </w:hyperlink>
@@ -1976,40 +1222,10 @@
                 <w:noProof/>
               </w:rPr>
               <w:tab/>
-            </w:r>
-            <w:r>
-              <w:rPr>
-                <w:noProof/>
-              </w:rPr>
               <w:fldChar w:fldCharType="begin"/>
-            </w:r>
-            <w:r>
-              <w:rPr>
-                <w:noProof/>
-              </w:rPr>
               <w:instrText xml:space="preserve"> PAGEREF _Toc240729598 \h </w:instrText>
-            </w:r>
-            <w:r>
-              <w:rPr>
-                <w:noProof/>
-              </w:rPr>
-            </w:r>
-            <w:r>
-              <w:rPr>
-                <w:noProof/>
-              </w:rPr>
               <w:fldChar w:fldCharType="separate"/>
-            </w:r>
-            <w:r>
-              <w:rPr>
-                <w:noProof/>
-              </w:rPr>
               <w:t>22</w:t>
-            </w:r>
-            <w:r>
-              <w:rPr>
-                <w:noProof/>
-              </w:rPr>
               <w:fldChar w:fldCharType="end"/>
             </w:r>
           </w:hyperlink>
@@ -2037,40 +1253,10 @@
                 <w:noProof/>
               </w:rPr>
               <w:tab/>
-            </w:r>
-            <w:r>
-              <w:rPr>
-                <w:noProof/>
-              </w:rPr>
               <w:fldChar w:fldCharType="begin"/>
-            </w:r>
-            <w:r>
-              <w:rPr>
-                <w:noProof/>
-              </w:rPr>
               <w:instrText xml:space="preserve"> PAGEREF _Toc240729599 \h </w:instrText>
-            </w:r>
-            <w:r>
-              <w:rPr>
-                <w:noProof/>
-              </w:rPr>
-            </w:r>
-            <w:r>
-              <w:rPr>
-                <w:noProof/>
-              </w:rPr>
               <w:fldChar w:fldCharType="separate"/>
-            </w:r>
-            <w:r>
-              <w:rPr>
-                <w:noProof/>
-              </w:rPr>
               <w:t>22</w:t>
-            </w:r>
-            <w:r>
-              <w:rPr>
-                <w:noProof/>
-              </w:rPr>
               <w:fldChar w:fldCharType="end"/>
             </w:r>
           </w:hyperlink>
@@ -2098,40 +1284,10 @@
                 <w:noProof/>
               </w:rPr>
               <w:tab/>
-            </w:r>
-            <w:r>
-              <w:rPr>
-                <w:noProof/>
-              </w:rPr>
               <w:fldChar w:fldCharType="begin"/>
-            </w:r>
-            <w:r>
-              <w:rPr>
-                <w:noProof/>
-              </w:rPr>
               <w:instrText xml:space="preserve"> PAGEREF _Toc240729600 \h </w:instrText>
-            </w:r>
-            <w:r>
-              <w:rPr>
-                <w:noProof/>
-              </w:rPr>
-            </w:r>
-            <w:r>
-              <w:rPr>
-                <w:noProof/>
-              </w:rPr>
               <w:fldChar w:fldCharType="separate"/>
-            </w:r>
-            <w:r>
-              <w:rPr>
-                <w:noProof/>
-              </w:rPr>
               <w:t>22</w:t>
-            </w:r>
-            <w:r>
-              <w:rPr>
-                <w:noProof/>
-              </w:rPr>
               <w:fldChar w:fldCharType="end"/>
             </w:r>
           </w:hyperlink>
@@ -2159,40 +1315,10 @@
                 <w:noProof/>
               </w:rPr>
               <w:tab/>
-            </w:r>
-            <w:r>
-              <w:rPr>
-                <w:noProof/>
-              </w:rPr>
               <w:fldChar w:fldCharType="begin"/>
-            </w:r>
-            <w:r>
-              <w:rPr>
-                <w:noProof/>
-              </w:rPr>
               <w:instrText xml:space="preserve"> PAGEREF _Toc240729601 \h </w:instrText>
-            </w:r>
-            <w:r>
-              <w:rPr>
-                <w:noProof/>
-              </w:rPr>
-            </w:r>
-            <w:r>
-              <w:rPr>
-                <w:noProof/>
-              </w:rPr>
               <w:fldChar w:fldCharType="separate"/>
-            </w:r>
-            <w:r>
-              <w:rPr>
-                <w:noProof/>
-              </w:rPr>
               <w:t>22</w:t>
-            </w:r>
-            <w:r>
-              <w:rPr>
-                <w:noProof/>
-              </w:rPr>
               <w:fldChar w:fldCharType="end"/>
             </w:r>
           </w:hyperlink>
@@ -2220,40 +1346,10 @@
                 <w:noProof/>
               </w:rPr>
               <w:tab/>
-            </w:r>
-            <w:r>
-              <w:rPr>
-                <w:noProof/>
-              </w:rPr>
               <w:fldChar w:fldCharType="begin"/>
-            </w:r>
-            <w:r>
-              <w:rPr>
-                <w:noProof/>
-              </w:rPr>
               <w:instrText xml:space="preserve"> PAGEREF _Toc240729602 \h </w:instrText>
-            </w:r>
-            <w:r>
-              <w:rPr>
-                <w:noProof/>
-              </w:rPr>
-            </w:r>
-            <w:r>
-              <w:rPr>
-                <w:noProof/>
-              </w:rPr>
               <w:fldChar w:fldCharType="separate"/>
-            </w:r>
-            <w:r>
-              <w:rPr>
-                <w:noProof/>
-              </w:rPr>
               <w:t>23</w:t>
-            </w:r>
-            <w:r>
-              <w:rPr>
-                <w:noProof/>
-              </w:rPr>
               <w:fldChar w:fldCharType="end"/>
             </w:r>
           </w:hyperlink>
@@ -2281,40 +1377,10 @@
                 <w:noProof/>
               </w:rPr>
               <w:tab/>
-            </w:r>
-            <w:r>
-              <w:rPr>
-                <w:noProof/>
-              </w:rPr>
               <w:fldChar w:fldCharType="begin"/>
-            </w:r>
-            <w:r>
-              <w:rPr>
-                <w:noProof/>
-              </w:rPr>
               <w:instrText xml:space="preserve"> PAGEREF _Toc240729603 \h </w:instrText>
-            </w:r>
-            <w:r>
-              <w:rPr>
-                <w:noProof/>
-              </w:rPr>
-            </w:r>
-            <w:r>
-              <w:rPr>
-                <w:noProof/>
-              </w:rPr>
               <w:fldChar w:fldCharType="separate"/>
-            </w:r>
-            <w:r>
-              <w:rPr>
-                <w:noProof/>
-              </w:rPr>
               <w:t>23</w:t>
-            </w:r>
-            <w:r>
-              <w:rPr>
-                <w:noProof/>
-              </w:rPr>
               <w:fldChar w:fldCharType="end"/>
             </w:r>
           </w:hyperlink>
@@ -2342,40 +1408,10 @@
                 <w:noProof/>
               </w:rPr>
               <w:tab/>
-            </w:r>
-            <w:r>
-              <w:rPr>
-                <w:noProof/>
-              </w:rPr>
               <w:fldChar w:fldCharType="begin"/>
-            </w:r>
-            <w:r>
-              <w:rPr>
-                <w:noProof/>
-              </w:rPr>
               <w:instrText xml:space="preserve"> PAGEREF _Toc240729604 \h </w:instrText>
-            </w:r>
-            <w:r>
-              <w:rPr>
-                <w:noProof/>
-              </w:rPr>
-            </w:r>
-            <w:r>
-              <w:rPr>
-                <w:noProof/>
-              </w:rPr>
               <w:fldChar w:fldCharType="separate"/>
-            </w:r>
-            <w:r>
-              <w:rPr>
-                <w:noProof/>
-              </w:rPr>
               <w:t>23</w:t>
-            </w:r>
-            <w:r>
-              <w:rPr>
-                <w:noProof/>
-              </w:rPr>
               <w:fldChar w:fldCharType="end"/>
             </w:r>
           </w:hyperlink>
@@ -2403,40 +1439,10 @@
                 <w:noProof/>
               </w:rPr>
               <w:tab/>
-            </w:r>
-            <w:r>
-              <w:rPr>
-                <w:noProof/>
-              </w:rPr>
               <w:fldChar w:fldCharType="begin"/>
-            </w:r>
-            <w:r>
-              <w:rPr>
-                <w:noProof/>
-              </w:rPr>
               <w:instrText xml:space="preserve"> PAGEREF _Toc240729605 \h </w:instrText>
-            </w:r>
-            <w:r>
-              <w:rPr>
-                <w:noProof/>
-              </w:rPr>
-            </w:r>
-            <w:r>
-              <w:rPr>
-                <w:noProof/>
-              </w:rPr>
               <w:fldChar w:fldCharType="separate"/>
-            </w:r>
-            <w:r>
-              <w:rPr>
-                <w:noProof/>
-              </w:rPr>
               <w:t>25</w:t>
-            </w:r>
-            <w:r>
-              <w:rPr>
-                <w:noProof/>
-              </w:rPr>
               <w:fldChar w:fldCharType="end"/>
             </w:r>
           </w:hyperlink>
@@ -2464,40 +1470,10 @@
                 <w:noProof/>
               </w:rPr>
               <w:tab/>
-            </w:r>
-            <w:r>
-              <w:rPr>
-                <w:noProof/>
-              </w:rPr>
               <w:fldChar w:fldCharType="begin"/>
-            </w:r>
-            <w:r>
-              <w:rPr>
-                <w:noProof/>
-              </w:rPr>
               <w:instrText xml:space="preserve"> PAGEREF _Toc240729606 \h </w:instrText>
-            </w:r>
-            <w:r>
-              <w:rPr>
-                <w:noProof/>
-              </w:rPr>
-            </w:r>
-            <w:r>
-              <w:rPr>
-                <w:noProof/>
-              </w:rPr>
               <w:fldChar w:fldCharType="separate"/>
-            </w:r>
-            <w:r>
-              <w:rPr>
-                <w:noProof/>
-              </w:rPr>
               <w:t>27</w:t>
-            </w:r>
-            <w:r>
-              <w:rPr>
-                <w:noProof/>
-              </w:rPr>
               <w:fldChar w:fldCharType="end"/>
             </w:r>
           </w:hyperlink>
@@ -2525,40 +1501,10 @@
                 <w:noProof/>
               </w:rPr>
               <w:tab/>
-            </w:r>
-            <w:r>
-              <w:rPr>
-                <w:noProof/>
-              </w:rPr>
               <w:fldChar w:fldCharType="begin"/>
-            </w:r>
-            <w:r>
-              <w:rPr>
-                <w:noProof/>
-              </w:rPr>
               <w:instrText xml:space="preserve"> PAGEREF _Toc240729607 \h </w:instrText>
-            </w:r>
-            <w:r>
-              <w:rPr>
-                <w:noProof/>
-              </w:rPr>
-            </w:r>
-            <w:r>
-              <w:rPr>
-                <w:noProof/>
-              </w:rPr>
               <w:fldChar w:fldCharType="separate"/>
-            </w:r>
-            <w:r>
-              <w:rPr>
-                <w:noProof/>
-              </w:rPr>
               <w:t>27</w:t>
-            </w:r>
-            <w:r>
-              <w:rPr>
-                <w:noProof/>
-              </w:rPr>
               <w:fldChar w:fldCharType="end"/>
             </w:r>
           </w:hyperlink>
@@ -2586,40 +1532,10 @@
                 <w:noProof/>
               </w:rPr>
               <w:tab/>
-            </w:r>
-            <w:r>
-              <w:rPr>
-                <w:noProof/>
-              </w:rPr>
               <w:fldChar w:fldCharType="begin"/>
-            </w:r>
-            <w:r>
-              <w:rPr>
-                <w:noProof/>
-              </w:rPr>
               <w:instrText xml:space="preserve"> PAGEREF _Toc240729608 \h </w:instrText>
-            </w:r>
-            <w:r>
-              <w:rPr>
-                <w:noProof/>
-              </w:rPr>
-            </w:r>
-            <w:r>
-              <w:rPr>
-                <w:noProof/>
-              </w:rPr>
               <w:fldChar w:fldCharType="separate"/>
-            </w:r>
-            <w:r>
-              <w:rPr>
-                <w:noProof/>
-              </w:rPr>
               <w:t>29</w:t>
-            </w:r>
-            <w:r>
-              <w:rPr>
-                <w:noProof/>
-              </w:rPr>
               <w:fldChar w:fldCharType="end"/>
             </w:r>
           </w:hyperlink>
@@ -2647,40 +1563,10 @@
                 <w:noProof/>
               </w:rPr>
               <w:tab/>
-            </w:r>
-            <w:r>
-              <w:rPr>
-                <w:noProof/>
-              </w:rPr>
               <w:fldChar w:fldCharType="begin"/>
-            </w:r>
-            <w:r>
-              <w:rPr>
-                <w:noProof/>
-              </w:rPr>
               <w:instrText xml:space="preserve"> PAGEREF _Toc240729609 \h </w:instrText>
-            </w:r>
-            <w:r>
-              <w:rPr>
-                <w:noProof/>
-              </w:rPr>
-            </w:r>
-            <w:r>
-              <w:rPr>
-                <w:noProof/>
-              </w:rPr>
               <w:fldChar w:fldCharType="separate"/>
-            </w:r>
-            <w:r>
-              <w:rPr>
-                <w:noProof/>
-              </w:rPr>
               <w:t>30</w:t>
-            </w:r>
-            <w:r>
-              <w:rPr>
-                <w:noProof/>
-              </w:rPr>
               <w:fldChar w:fldCharType="end"/>
             </w:r>
           </w:hyperlink>
@@ -2708,40 +1594,10 @@
                 <w:noProof/>
               </w:rPr>
               <w:tab/>
-            </w:r>
-            <w:r>
-              <w:rPr>
-                <w:noProof/>
-              </w:rPr>
               <w:fldChar w:fldCharType="begin"/>
-            </w:r>
-            <w:r>
-              <w:rPr>
-                <w:noProof/>
-              </w:rPr>
               <w:instrText xml:space="preserve"> PAGEREF _Toc240729610 \h </w:instrText>
-            </w:r>
-            <w:r>
-              <w:rPr>
-                <w:noProof/>
-              </w:rPr>
-            </w:r>
-            <w:r>
-              <w:rPr>
-                <w:noProof/>
-              </w:rPr>
               <w:fldChar w:fldCharType="separate"/>
-            </w:r>
-            <w:r>
-              <w:rPr>
-                <w:noProof/>
-              </w:rPr>
               <w:t>30</w:t>
-            </w:r>
-            <w:r>
-              <w:rPr>
-                <w:noProof/>
-              </w:rPr>
               <w:fldChar w:fldCharType="end"/>
             </w:r>
           </w:hyperlink>
@@ -2769,40 +1625,10 @@
                 <w:noProof/>
               </w:rPr>
               <w:tab/>
-            </w:r>
-            <w:r>
-              <w:rPr>
-                <w:noProof/>
-              </w:rPr>
               <w:fldChar w:fldCharType="begin"/>
-            </w:r>
-            <w:r>
-              <w:rPr>
-                <w:noProof/>
-              </w:rPr>
               <w:instrText xml:space="preserve"> PAGEREF _Toc240729611 \h </w:instrText>
-            </w:r>
-            <w:r>
-              <w:rPr>
-                <w:noProof/>
-              </w:rPr>
-            </w:r>
-            <w:r>
-              <w:rPr>
-                <w:noProof/>
-              </w:rPr>
               <w:fldChar w:fldCharType="separate"/>
-            </w:r>
-            <w:r>
-              <w:rPr>
-                <w:noProof/>
-              </w:rPr>
               <w:t>30</w:t>
-            </w:r>
-            <w:r>
-              <w:rPr>
-                <w:noProof/>
-              </w:rPr>
               <w:fldChar w:fldCharType="end"/>
             </w:r>
           </w:hyperlink>
@@ -2830,40 +1656,10 @@
                 <w:noProof/>
               </w:rPr>
               <w:tab/>
-            </w:r>
-            <w:r>
-              <w:rPr>
-                <w:noProof/>
-              </w:rPr>
               <w:fldChar w:fldCharType="begin"/>
-            </w:r>
-            <w:r>
-              <w:rPr>
-                <w:noProof/>
-              </w:rPr>
               <w:instrText xml:space="preserve"> PAGEREF _Toc240729612 \h </w:instrText>
-            </w:r>
-            <w:r>
-              <w:rPr>
-                <w:noProof/>
-              </w:rPr>
-            </w:r>
-            <w:r>
-              <w:rPr>
-                <w:noProof/>
-              </w:rPr>
               <w:fldChar w:fldCharType="separate"/>
-            </w:r>
-            <w:r>
-              <w:rPr>
-                <w:noProof/>
-              </w:rPr>
               <w:t>30</w:t>
-            </w:r>
-            <w:r>
-              <w:rPr>
-                <w:noProof/>
-              </w:rPr>
               <w:fldChar w:fldCharType="end"/>
             </w:r>
           </w:hyperlink>
@@ -2891,40 +1687,10 @@
                 <w:noProof/>
               </w:rPr>
               <w:tab/>
-            </w:r>
-            <w:r>
-              <w:rPr>
-                <w:noProof/>
-              </w:rPr>
               <w:fldChar w:fldCharType="begin"/>
-            </w:r>
-            <w:r>
-              <w:rPr>
-                <w:noProof/>
-              </w:rPr>
               <w:instrText xml:space="preserve"> PAGEREF _Toc240729613 \h </w:instrText>
-            </w:r>
-            <w:r>
-              <w:rPr>
-                <w:noProof/>
-              </w:rPr>
-            </w:r>
-            <w:r>
-              <w:rPr>
-                <w:noProof/>
-              </w:rPr>
               <w:fldChar w:fldCharType="separate"/>
-            </w:r>
-            <w:r>
-              <w:rPr>
-                <w:noProof/>
-              </w:rPr>
               <w:t>30</w:t>
-            </w:r>
-            <w:r>
-              <w:rPr>
-                <w:noProof/>
-              </w:rPr>
               <w:fldChar w:fldCharType="end"/>
             </w:r>
           </w:hyperlink>
@@ -2952,40 +1718,10 @@
                 <w:noProof/>
               </w:rPr>
               <w:tab/>
-            </w:r>
-            <w:r>
-              <w:rPr>
-                <w:noProof/>
-              </w:rPr>
               <w:fldChar w:fldCharType="begin"/>
-            </w:r>
-            <w:r>
-              <w:rPr>
-                <w:noProof/>
-              </w:rPr>
               <w:instrText xml:space="preserve"> PAGEREF _Toc240729614 \h </w:instrText>
-            </w:r>
-            <w:r>
-              <w:rPr>
-                <w:noProof/>
-              </w:rPr>
-            </w:r>
-            <w:r>
-              <w:rPr>
-                <w:noProof/>
-              </w:rPr>
               <w:fldChar w:fldCharType="separate"/>
-            </w:r>
-            <w:r>
-              <w:rPr>
-                <w:noProof/>
-              </w:rPr>
               <w:t>31</w:t>
-            </w:r>
-            <w:r>
-              <w:rPr>
-                <w:noProof/>
-              </w:rPr>
               <w:fldChar w:fldCharType="end"/>
             </w:r>
           </w:hyperlink>
@@ -3013,40 +1749,10 @@
                 <w:noProof/>
               </w:rPr>
               <w:tab/>
-            </w:r>
-            <w:r>
-              <w:rPr>
-                <w:noProof/>
-              </w:rPr>
               <w:fldChar w:fldCharType="begin"/>
-            </w:r>
-            <w:r>
-              <w:rPr>
-                <w:noProof/>
-              </w:rPr>
               <w:instrText xml:space="preserve"> PAGEREF _Toc240729615 \h </w:instrText>
-            </w:r>
-            <w:r>
-              <w:rPr>
-                <w:noProof/>
-              </w:rPr>
-            </w:r>
-            <w:r>
-              <w:rPr>
-                <w:noProof/>
-              </w:rPr>
               <w:fldChar w:fldCharType="separate"/>
-            </w:r>
-            <w:r>
-              <w:rPr>
-                <w:noProof/>
-              </w:rPr>
               <w:t>32</w:t>
-            </w:r>
-            <w:r>
-              <w:rPr>
-                <w:noProof/>
-              </w:rPr>
               <w:fldChar w:fldCharType="end"/>
             </w:r>
           </w:hyperlink>
@@ -3074,40 +1780,10 @@
                 <w:noProof/>
               </w:rPr>
               <w:tab/>
-            </w:r>
-            <w:r>
-              <w:rPr>
-                <w:noProof/>
-              </w:rPr>
               <w:fldChar w:fldCharType="begin"/>
-            </w:r>
-            <w:r>
-              <w:rPr>
-                <w:noProof/>
-              </w:rPr>
               <w:instrText xml:space="preserve"> PAGEREF _Toc240729616 \h </w:instrText>
-            </w:r>
-            <w:r>
-              <w:rPr>
-                <w:noProof/>
-              </w:rPr>
-            </w:r>
-            <w:r>
-              <w:rPr>
-                <w:noProof/>
-              </w:rPr>
               <w:fldChar w:fldCharType="separate"/>
-            </w:r>
-            <w:r>
-              <w:rPr>
-                <w:noProof/>
-              </w:rPr>
               <w:t>32</w:t>
-            </w:r>
-            <w:r>
-              <w:rPr>
-                <w:noProof/>
-              </w:rPr>
               <w:fldChar w:fldCharType="end"/>
             </w:r>
           </w:hyperlink>
@@ -3135,40 +1811,10 @@
                 <w:noProof/>
               </w:rPr>
               <w:tab/>
-            </w:r>
-            <w:r>
-              <w:rPr>
-                <w:noProof/>
-              </w:rPr>
               <w:fldChar w:fldCharType="begin"/>
-            </w:r>
-            <w:r>
-              <w:rPr>
-                <w:noProof/>
-              </w:rPr>
               <w:instrText xml:space="preserve"> PAGEREF _Toc240729617 \h </w:instrText>
-            </w:r>
-            <w:r>
-              <w:rPr>
-                <w:noProof/>
-              </w:rPr>
-            </w:r>
-            <w:r>
-              <w:rPr>
-                <w:noProof/>
-              </w:rPr>
               <w:fldChar w:fldCharType="separate"/>
-            </w:r>
-            <w:r>
-              <w:rPr>
-                <w:noProof/>
-              </w:rPr>
               <w:t>32</w:t>
-            </w:r>
-            <w:r>
-              <w:rPr>
-                <w:noProof/>
-              </w:rPr>
               <w:fldChar w:fldCharType="end"/>
             </w:r>
           </w:hyperlink>
@@ -3196,40 +1842,10 @@
                 <w:noProof/>
               </w:rPr>
               <w:tab/>
-            </w:r>
-            <w:r>
-              <w:rPr>
-                <w:noProof/>
-              </w:rPr>
               <w:fldChar w:fldCharType="begin"/>
-            </w:r>
-            <w:r>
-              <w:rPr>
-                <w:noProof/>
-              </w:rPr>
               <w:instrText xml:space="preserve"> PAGEREF _Toc240729618 \h </w:instrText>
-            </w:r>
-            <w:r>
-              <w:rPr>
-                <w:noProof/>
-              </w:rPr>
-            </w:r>
-            <w:r>
-              <w:rPr>
-                <w:noProof/>
-              </w:rPr>
               <w:fldChar w:fldCharType="separate"/>
-            </w:r>
-            <w:r>
-              <w:rPr>
-                <w:noProof/>
-              </w:rPr>
               <w:t>32</w:t>
-            </w:r>
-            <w:r>
-              <w:rPr>
-                <w:noProof/>
-              </w:rPr>
               <w:fldChar w:fldCharType="end"/>
             </w:r>
           </w:hyperlink>
@@ -3257,40 +1873,10 @@
                 <w:noProof/>
               </w:rPr>
               <w:tab/>
-            </w:r>
-            <w:r>
-              <w:rPr>
-                <w:noProof/>
-              </w:rPr>
               <w:fldChar w:fldCharType="begin"/>
-            </w:r>
-            <w:r>
-              <w:rPr>
-                <w:noProof/>
-              </w:rPr>
               <w:instrText xml:space="preserve"> PAGEREF _Toc240729619 \h </w:instrText>
-            </w:r>
-            <w:r>
-              <w:rPr>
-                <w:noProof/>
-              </w:rPr>
-            </w:r>
-            <w:r>
-              <w:rPr>
-                <w:noProof/>
-              </w:rPr>
               <w:fldChar w:fldCharType="separate"/>
-            </w:r>
-            <w:r>
-              <w:rPr>
-                <w:noProof/>
-              </w:rPr>
               <w:t>33</w:t>
-            </w:r>
-            <w:r>
-              <w:rPr>
-                <w:noProof/>
-              </w:rPr>
               <w:fldChar w:fldCharType="end"/>
             </w:r>
           </w:hyperlink>
@@ -3318,40 +1904,10 @@
                 <w:noProof/>
               </w:rPr>
               <w:tab/>
-            </w:r>
-            <w:r>
-              <w:rPr>
-                <w:noProof/>
-              </w:rPr>
               <w:fldChar w:fldCharType="begin"/>
-            </w:r>
-            <w:r>
-              <w:rPr>
-                <w:noProof/>
-              </w:rPr>
               <w:instrText xml:space="preserve"> PAGEREF _Toc240729620 \h </w:instrText>
-            </w:r>
-            <w:r>
-              <w:rPr>
-                <w:noProof/>
-              </w:rPr>
-            </w:r>
-            <w:r>
-              <w:rPr>
-                <w:noProof/>
-              </w:rPr>
               <w:fldChar w:fldCharType="separate"/>
-            </w:r>
-            <w:r>
-              <w:rPr>
-                <w:noProof/>
-              </w:rPr>
               <w:t>33</w:t>
-            </w:r>
-            <w:r>
-              <w:rPr>
-                <w:noProof/>
-              </w:rPr>
               <w:fldChar w:fldCharType="end"/>
             </w:r>
           </w:hyperlink>
@@ -3379,40 +1935,10 @@
                 <w:noProof/>
               </w:rPr>
               <w:tab/>
-            </w:r>
-            <w:r>
-              <w:rPr>
-                <w:noProof/>
-              </w:rPr>
               <w:fldChar w:fldCharType="begin"/>
-            </w:r>
-            <w:r>
-              <w:rPr>
-                <w:noProof/>
-              </w:rPr>
               <w:instrText xml:space="preserve"> PAGEREF _Toc240729621 \h </w:instrText>
-            </w:r>
-            <w:r>
-              <w:rPr>
-                <w:noProof/>
-              </w:rPr>
-            </w:r>
-            <w:r>
-              <w:rPr>
-                <w:noProof/>
-              </w:rPr>
               <w:fldChar w:fldCharType="separate"/>
-            </w:r>
-            <w:r>
-              <w:rPr>
-                <w:noProof/>
-              </w:rPr>
               <w:t>34</w:t>
-            </w:r>
-            <w:r>
-              <w:rPr>
-                <w:noProof/>
-              </w:rPr>
               <w:fldChar w:fldCharType="end"/>
             </w:r>
           </w:hyperlink>
@@ -3440,40 +1966,10 @@
                 <w:noProof/>
               </w:rPr>
               <w:tab/>
-            </w:r>
-            <w:r>
-              <w:rPr>
-                <w:noProof/>
-              </w:rPr>
               <w:fldChar w:fldCharType="begin"/>
-            </w:r>
-            <w:r>
-              <w:rPr>
-                <w:noProof/>
-              </w:rPr>
               <w:instrText xml:space="preserve"> PAGEREF _Toc240729622 \h </w:instrText>
-            </w:r>
-            <w:r>
-              <w:rPr>
-                <w:noProof/>
-              </w:rPr>
-            </w:r>
-            <w:r>
-              <w:rPr>
-                <w:noProof/>
-              </w:rPr>
               <w:fldChar w:fldCharType="separate"/>
-            </w:r>
-            <w:r>
-              <w:rPr>
-                <w:noProof/>
-              </w:rPr>
               <w:t>36</w:t>
-            </w:r>
-            <w:r>
-              <w:rPr>
-                <w:noProof/>
-              </w:rPr>
               <w:fldChar w:fldCharType="end"/>
             </w:r>
           </w:hyperlink>
@@ -6161,7 +4657,20 @@
         <w:spacing w:after="70" w:line="264" w:lineRule="auto"/>
       </w:pPr>
       <w:r>
-        <w:t>Read the poll_checkpoint row for this source (BACKLOG or REALTIME) to obtain last_page and last_received_date.</w:t>
+        <w:t xml:space="preserve">Read the poll_checkpoint row for this source (BACKLOG or REALTIME) to obtain </w:t>
+      </w:r>
+      <w:del w:id="1001" w:author="Claude" w:date="2026-09-23T00:00:00Z">
+        <w:r>
+          <w:delText>last_page</w:delText>
+        </w:r>
+      </w:del>
+      <w:ins w:id="1002" w:author="Claude" w:date="2026-09-23T00:00:00Z">
+        <w:r>
+          <w:t>last_cursor</w:t>
+        </w:r>
+      </w:ins>
+      <w:r>
+        <w:t xml:space="preserve"> and last_received_date.</w:t>
       </w:r>
     </w:p>
     <w:p>
@@ -6188,8 +4697,6 @@
       </w:pPr>
       <w:r>
         <w:t xml:space="preserve">For each entry in the value array, upsert one dmer_document row. The upsert is keyed on document_guid and is the single most important idempotency guarantee in the system: it is what </w:t>
-      </w:r>
-      <w:r>
         <w:lastRenderedPageBreak/>
         <w:t>makes it safe for the poller to see the same document repeatedly, for the webhook to deliver a duplicate, and for a failed run to be repeated.</w:t>
       </w:r>
@@ -6256,7 +4763,20 @@
         <w:spacing w:after="70" w:line="264" w:lineRule="auto"/>
       </w:pPr>
       <w:r>
-        <w:t>Update poll_checkpoint with last_page, last_received_date and last_run_at.</w:t>
+        <w:t xml:space="preserve">Update poll_checkpoint with </w:t>
+      </w:r>
+      <w:del w:id="1003" w:author="Claude" w:date="2026-09-23T00:00:00Z">
+        <w:r>
+          <w:delText>last_page</w:delText>
+        </w:r>
+      </w:del>
+      <w:ins w:id="1004" w:author="Claude" w:date="2026-09-23T00:00:00Z">
+        <w:r>
+          <w:t>last_cursor</w:t>
+        </w:r>
+      </w:ins>
+      <w:r>
+        <w:t xml:space="preserve">, last_received_date and last_run_at.</w:t>
       </w:r>
     </w:p>
     <w:p>
@@ -6470,7 +4990,23 @@
                 <w:sz w:val="19"/>
                 <w:szCs w:val="19"/>
               </w:rPr>
-              <w:t>id (generated), document_guid, document_name, mercury_document_status, document_priority, received_date, dps_date, queue, business_area, mercury_case_id, driver_key (when Mercury supplied a driver), correlation_id (generated once, constant for the life of the document), pipeline_status = RECEIVED, current_stage = INGEST, attempt_count = 0, first_seen_at, updated_at</w:t>
+              <w:t xml:space="preserve">id (generated), document_guid, document_name, mercury_document_status, document_priority, received_date, dps_date, queue, business_area, mercury_case_id, driver_key (when Mercury supplied a driver), </w:t>
+            </w:r>
+            <w:del w:id="1007" w:author="Claude" w:date="2026-09-23T00:00:00Z">
+              <w:r>
+                <w:rPr>
+                  <w:sz w:val="19"/>
+                  <w:szCs w:val="19"/>
+                </w:rPr>
+                <w:delText xml:space="preserve">correlation_id (generated once, constant for the life of the document), </w:delText>
+              </w:r>
+            </w:del>
+            <w:r>
+              <w:rPr>
+                <w:sz w:val="19"/>
+                <w:szCs w:val="19"/>
+              </w:rPr>
+              <w:t xml:space="preserve">pipeline_status = RECEIVED, current_stage = INGEST, attempt_count = 0, first_seen_at, updated_at</w:t>
             </w:r>
           </w:p>
         </w:tc>
@@ -6641,7 +5177,32 @@
                 <w:sz w:val="19"/>
                 <w:szCs w:val="19"/>
               </w:rPr>
-              <w:t>source, last_page, last_received_date, last_run_at</w:t>
+              <w:t xml:space="preserve">source, </w:t>
+            </w:r>
+            <w:del w:id="1005" w:author="Claude" w:date="2026-09-23T00:00:00Z">
+              <w:r>
+                <w:rPr>
+                  <w:sz w:val="19"/>
+                  <w:szCs w:val="19"/>
+                </w:rPr>
+                <w:delText>last_page</w:delText>
+              </w:r>
+            </w:del>
+            <w:ins w:id="1006" w:author="Claude" w:date="2026-09-23T00:00:00Z">
+              <w:r>
+                <w:rPr>
+                  <w:sz w:val="19"/>
+                  <w:szCs w:val="19"/>
+                </w:rPr>
+                <w:t>last_cursor</w:t>
+              </w:r>
+            </w:ins>
+            <w:r>
+              <w:rPr>
+                <w:sz w:val="19"/>
+                <w:szCs w:val="19"/>
+              </w:rPr>
+              <w:t xml:space="preserve">, last_received_date, last_run_at</w:t>
             </w:r>
           </w:p>
         </w:tc>
@@ -8671,8 +7232,6 @@
       </w:r>
       <w:r>
         <w:t xml:space="preserve">HTTP 429 from Document Intelligence or Azure OpenAI is transient and must be retried inside the handler with exponential backoff, never by abandoning the message, because abandoning consumes delivery count and will dead-letter a perfectly good document during a busy period. An unreadable </w:t>
-      </w:r>
-      <w:r>
         <w:lastRenderedPageBreak/>
         <w:t>or malformed PDF is poison: dead-letter it explicitly with a reason rather than retrying five times. Renew the Service Bus lock while extraction runs, or a slow document will be redelivered while it is still being processed.</w:t>
       </w:r>
@@ -9009,8 +7568,6 @@
       </w:pPr>
       <w:r>
         <w:t xml:space="preserve">Because the Azure OpenAI endpoint is reachable with a key, this is a direct SDK call from the activity and no container app is required. If the endpoint later moves to a private endpoint, an Azure Function on Flex </w:t>
-      </w:r>
-      <w:r>
         <w:lastRenderedPageBreak/>
         <w:t>Consumption or Premium with VNet integration reaches private endpoints, so the hosting decision does not change either way.</w:t>
       </w:r>
@@ -10521,8 +9078,6 @@
       </w:r>
       <w:r>
         <w:t xml:space="preserve">Use a Service Bus session with SessionId = driver_key on the driver-decision queue, or a Durable Entity keyed on driver_key. Either gives single-writer semantics for free. A Postgres advisory lock — pg_advisory_xact_lock(hashtext(licence)) — is a valid third option if the </w:t>
-      </w:r>
-      <w:r>
         <w:lastRenderedPageBreak/>
         <w:t>team prefers the coordination to live in the database. Pick one and document it; mixing them gives the illusion of safety without the guarantee.</w:t>
       </w:r>
@@ -16152,15 +14707,20 @@
         <w:shd w:val="clear" w:color="auto" w:fill="F4F5F7"/>
         <w:spacing w:line="232" w:lineRule="auto"/>
         <w:ind w:left="200" w:right="200"/>
+        <w:rPr>
+          <w:del w:id="1008" w:author="Claude" w:date="2026-09-23T00:00:00Z"/>
+        </w:rPr>
       </w:pPr>
-      <w:r>
-        <w:rPr>
-          <w:rFonts w:ascii="Consolas" w:eastAsia="Consolas" w:hAnsi="Consolas" w:cs="Consolas"/>
-          <w:sz w:val="17"/>
-          <w:szCs w:val="17"/>
-        </w:rPr>
-        <w:t xml:space="preserve">  "correlation_id": "5d10...",            // constant for the life of the document</w:t>
-      </w:r>
+      <w:del w:id="1009" w:author="Claude" w:date="2026-09-23T00:00:00Z">
+        <w:r>
+          <w:rPr>
+            <w:rFonts w:ascii="Consolas" w:eastAsia="Consolas" w:hAnsi="Consolas" w:cs="Consolas"/>
+            <w:sz w:val="17"/>
+            <w:szCs w:val="17"/>
+          </w:rPr>
+          <w:delText xml:space="preserve">  "correlation_id": "5d10...",            // constant for the life of the document</w:delText>
+        </w:r>
+      </w:del>
     </w:p>
     <w:p>
       <w:pPr>
@@ -17563,50 +16123,97 @@
         <w:spacing w:before="160" w:after="80"/>
         <w:jc w:val="center"/>
       </w:pPr>
-      <w:r>
-        <w:rPr>
-          <w:noProof/>
-        </w:rPr>
-        <w:lastRenderedPageBreak/>
-        <w:drawing>
-          <wp:inline distT="0" distB="0" distL="0" distR="0" wp14:anchorId="7AC6B2AC" wp14:editId="33C1679F">
-            <wp:extent cx="5029200" cy="8229600"/>
-            <wp:effectExtent l="0" t="0" r="0" b="0"/>
-            <wp:docPr id="467784945" name="Picture 467784945"/>
-            <wp:cNvGraphicFramePr>
-              <a:graphicFrameLocks xmlns:a="http://schemas.openxmlformats.org/drawingml/2006/main" noChangeAspect="1"/>
-            </wp:cNvGraphicFramePr>
-            <a:graphic xmlns:a="http://schemas.openxmlformats.org/drawingml/2006/main">
-              <a:graphicData uri="http://schemas.openxmlformats.org/drawingml/2006/picture">
-                <pic:pic xmlns:pic="http://schemas.openxmlformats.org/drawingml/2006/picture">
-                  <pic:nvPicPr>
-                    <pic:cNvPr id="0" name=""/>
-                    <pic:cNvPicPr>
-                      <a:picLocks noChangeAspect="1" noChangeArrowheads="1"/>
-                    </pic:cNvPicPr>
-                  </pic:nvPicPr>
-                  <pic:blipFill>
-                    <a:blip r:embed="rId8"/>
-                    <a:srcRect/>
-                    <a:stretch>
-                      <a:fillRect/>
-                    </a:stretch>
-                  </pic:blipFill>
-                  <pic:spPr bwMode="auto">
-                    <a:xfrm>
-                      <a:off x="0" y="0"/>
-                      <a:ext cx="5029200" cy="8229600"/>
-                    </a:xfrm>
-                    <a:prstGeom prst="rect">
-                      <a:avLst/>
-                    </a:prstGeom>
-                  </pic:spPr>
-                </pic:pic>
-              </a:graphicData>
-            </a:graphic>
-          </wp:inline>
-        </w:drawing>
-      </w:r>
+      <w:del w:id="1010" w:author="Claude" w:date="2026-09-23T00:00:00Z">
+        <w:r>
+          <w:rPr>
+            <w:noProof/>
+          </w:rPr>
+          <w:lastRenderedPageBreak/>
+          <w:drawing>
+            <wp:inline distT="0" distB="0" distL="0" distR="0" wp14:anchorId="7AC6B2AC" wp14:editId="33C1679F">
+              <wp:extent cx="5029200" cy="8229600"/>
+              <wp:effectExtent l="0" t="0" r="0" b="0"/>
+              <wp:docPr id="467784945" name="Picture 467784945"/>
+              <wp:cNvGraphicFramePr>
+                <a:graphicFrameLocks xmlns:a="http://schemas.openxmlformats.org/drawingml/2006/main" noChangeAspect="1"/>
+              </wp:cNvGraphicFramePr>
+              <a:graphic xmlns:a="http://schemas.openxmlformats.org/drawingml/2006/main">
+                <a:graphicData uri="http://schemas.openxmlformats.org/drawingml/2006/picture">
+                  <pic:pic xmlns:pic="http://schemas.openxmlformats.org/drawingml/2006/picture">
+                    <pic:nvPicPr>
+                      <pic:cNvPr id="0" name=""/>
+                      <pic:cNvPicPr>
+                        <a:picLocks noChangeAspect="1" noChangeArrowheads="1"/>
+                      </pic:cNvPicPr>
+                    </pic:nvPicPr>
+                    <pic:blipFill>
+                      <a:blip r:embed="rId8"/>
+                      <a:srcRect/>
+                      <a:stretch>
+                        <a:fillRect/>
+                      </a:stretch>
+                    </pic:blipFill>
+                    <pic:spPr bwMode="auto">
+                      <a:xfrm>
+                        <a:off x="0" y="0"/>
+                        <a:ext cx="5029200" cy="8229600"/>
+                      </a:xfrm>
+                      <a:prstGeom prst="rect">
+                        <a:avLst/>
+                      </a:prstGeom>
+                    </pic:spPr>
+                  </pic:pic>
+                </a:graphicData>
+              </a:graphic>
+            </wp:inline>
+          </w:drawing>
+        </w:r>
+      </w:del>
+      <w:ins w:id="1011" w:author="Claude" w:date="2026-09-23T00:00:00Z">
+        <w:r>
+          <w:rPr>
+            <w:noProof/>
+          </w:rPr>
+          <w:drawing>
+            <wp:inline distT="0" distB="0" distL="0" distR="0" wp14:anchorId="7AC6B2AD" wp14:editId="33C1679E">
+              <wp:extent cx="5943600" cy="3495800"/>
+              <wp:effectExtent l="0" t="0" r="0" b="0"/>
+              <wp:docPr id="700000001" name="Picture 700000001"/>
+              <wp:cNvGraphicFramePr>
+                <a:graphicFrameLocks xmlns:a="http://schemas.openxmlformats.org/drawingml/2006/main" noChangeAspect="1"/>
+              </wp:cNvGraphicFramePr>
+              <a:graphic xmlns:a="http://schemas.openxmlformats.org/drawingml/2006/main">
+                <a:graphicData uri="http://schemas.openxmlformats.org/drawingml/2006/picture">
+                  <pic:pic xmlns:pic="http://schemas.openxmlformats.org/drawingml/2006/picture">
+                    <pic:nvPicPr>
+                      <pic:cNvPr id="0" name=""/>
+                      <pic:cNvPicPr>
+                        <a:picLocks noChangeAspect="1" noChangeArrowheads="1"/>
+                      </pic:cNvPicPr>
+                    </pic:nvPicPr>
+                    <pic:blipFill>
+                      <a:blip r:embed="rId14"/>
+                      <a:srcRect/>
+                      <a:stretch>
+                        <a:fillRect/>
+                      </a:stretch>
+                    </pic:blipFill>
+                    <pic:spPr bwMode="auto">
+                      <a:xfrm>
+                        <a:off x="0" y="0"/>
+                        <a:ext cx="5943600" cy="3495800"/>
+                      </a:xfrm>
+                      <a:prstGeom prst="rect">
+                        <a:avLst/>
+                      </a:prstGeom>
+                    </pic:spPr>
+                  </pic:pic>
+                </a:graphicData>
+              </a:graphic>
+            </wp:inline>
+          </w:drawing>
+        </w:r>
+      </w:ins>
     </w:p>
     <w:p>
       <w:pPr>
@@ -19345,8 +17952,6 @@
       </w:pPr>
       <w:r>
         <w:t xml:space="preserve">Query Mercury for documents in the DPS queues with an empty dps_date and compare against dmer_decision. Anything present in Mercury with no decision, or with a decision that was never posted, </w:t>
-      </w:r>
-      <w:r>
         <w:lastRenderedPageBreak/>
         <w:t>appears on the report. Run this from the first day in production rather than adding it after the first incident; it is the evidence that the guarantee holds.</w:t>
       </w:r>
@@ -20515,21 +19120,7 @@
                 <w:sz w:val="19"/>
                 <w:szCs w:val="19"/>
               </w:rPr>
-              <w:t xml:space="preserve">Yes, default to IN and add </w:t>
-            </w:r>
-            <w:r>
-              <w:rPr>
-                <w:sz w:val="19"/>
-                <w:szCs w:val="19"/>
-              </w:rPr>
-              <w:t>"AI could not process"</w:t>
-            </w:r>
-            <w:r>
-              <w:rPr>
-                <w:sz w:val="19"/>
-                <w:szCs w:val="19"/>
-              </w:rPr>
-              <w:t xml:space="preserve"> as comment.</w:t>
+              <w:t xml:space="preserve">Yes, default to IN and add "AI could not process" as comment.</w:t>
             </w:r>
           </w:p>
           <w:p>
@@ -20751,21 +19342,7 @@
                 <w:sz w:val="19"/>
                 <w:szCs w:val="19"/>
               </w:rPr>
-              <w:t>T</w:t>
-            </w:r>
-            <w:r>
-              <w:rPr>
-                <w:sz w:val="19"/>
-                <w:szCs w:val="19"/>
-              </w:rPr>
-              <w:t>he rule engine decide PR / PU / PCM / CR entirely from medical content</w:t>
-            </w:r>
-            <w:r>
-              <w:rPr>
-                <w:sz w:val="19"/>
-                <w:szCs w:val="19"/>
-              </w:rPr>
-              <w:t>.</w:t>
+              <w:t>The rule engine decide PR / PU / PCM / CR entirely from medical content.</w:t>
             </w:r>
           </w:p>
         </w:tc>
@@ -21282,21 +19859,7 @@
                 <w:sz w:val="19"/>
                 <w:szCs w:val="19"/>
               </w:rPr>
-              <w:t xml:space="preserve">Yes, it can count toward </w:t>
-            </w:r>
-            <w:r>
-              <w:rPr>
-                <w:sz w:val="19"/>
-                <w:szCs w:val="19"/>
-              </w:rPr>
-              <w:t>"all documents processed"</w:t>
-            </w:r>
-            <w:r>
-              <w:rPr>
-                <w:sz w:val="19"/>
-                <w:szCs w:val="19"/>
-              </w:rPr>
-              <w:t>.</w:t>
+              <w:t xml:space="preserve">Yes, it can count toward "all documents processed".</w:t>
             </w:r>
           </w:p>
         </w:tc>
@@ -21397,35 +19960,7 @@
                 <w:sz w:val="19"/>
                 <w:szCs w:val="19"/>
               </w:rPr>
-              <w:t>Dps_date will get updated after the human review. A</w:t>
-            </w:r>
-            <w:r>
-              <w:rPr>
-                <w:sz w:val="19"/>
-                <w:szCs w:val="19"/>
-              </w:rPr>
-              <w:t xml:space="preserve">n empty dps_date </w:t>
-            </w:r>
-            <w:r>
-              <w:rPr>
-                <w:sz w:val="19"/>
-                <w:szCs w:val="19"/>
-              </w:rPr>
-              <w:t xml:space="preserve">is </w:t>
-            </w:r>
-            <w:r>
-              <w:rPr>
-                <w:sz w:val="19"/>
-                <w:szCs w:val="19"/>
-              </w:rPr>
-              <w:t>a reliable signal of "not yet triaged"</w:t>
-            </w:r>
-            <w:r>
-              <w:rPr>
-                <w:sz w:val="19"/>
-                <w:szCs w:val="19"/>
-              </w:rPr>
-              <w:t>.</w:t>
+              <w:t xml:space="preserve">Dps_date will get updated after the human review. An empty dps_date is a reliable signal of "not yet triaged".</w:t>
             </w:r>
           </w:p>
         </w:tc>
@@ -22617,37 +21152,14 @@
                 <w:sz w:val="19"/>
                 <w:szCs w:val="19"/>
               </w:rPr>
-              <w:t>Cursor-Based Pagination</w:t>
-            </w:r>
-            <w:r>
-              <w:rPr>
-                <w:b/>
-                <w:bCs/>
-                <w:sz w:val="19"/>
-                <w:szCs w:val="19"/>
-              </w:rPr>
-              <w:t xml:space="preserve">. </w:t>
-            </w:r>
-            <w:r>
-              <w:rPr>
-                <w:sz w:val="19"/>
-                <w:szCs w:val="19"/>
-              </w:rPr>
-              <w:t xml:space="preserve">Below </w:t>
-            </w:r>
-            <w:r>
-              <w:rPr>
-                <w:sz w:val="19"/>
-                <w:szCs w:val="19"/>
-              </w:rPr>
-              <w:t>fields</w:t>
-            </w:r>
-            <w:r>
-              <w:rPr>
-                <w:sz w:val="19"/>
-                <w:szCs w:val="19"/>
-              </w:rPr>
-              <w:t xml:space="preserve"> will be part of each response.</w:t>
+              <w:t xml:space="preserve">Cursor-Based Pagination. </w:t>
+            </w:r>
+            <w:r>
+              <w:rPr>
+                <w:sz w:val="19"/>
+                <w:szCs w:val="19"/>
+              </w:rPr>
+              <w:t xml:space="preserve">Below fields will be part of each response.</w:t>
             </w:r>
           </w:p>
           <w:p>
@@ -22986,21 +21498,7 @@
                 <w:sz w:val="19"/>
                 <w:szCs w:val="19"/>
               </w:rPr>
-              <w:t xml:space="preserve">It will </w:t>
-            </w:r>
-            <w:r>
-              <w:rPr>
-                <w:sz w:val="19"/>
-                <w:szCs w:val="19"/>
-              </w:rPr>
-              <w:t xml:space="preserve">return </w:t>
-            </w:r>
-            <w:r>
-              <w:rPr>
-                <w:sz w:val="19"/>
-                <w:szCs w:val="19"/>
-              </w:rPr>
-              <w:t>only DMERs.</w:t>
+              <w:t xml:space="preserve">It will return only DMERs.</w:t>
             </w:r>
           </w:p>
         </w:tc>
@@ -23412,21 +21910,7 @@
                 <w:sz w:val="19"/>
                 <w:szCs w:val="19"/>
               </w:rPr>
-              <w:t xml:space="preserve">No, there won’t be multiple DMERs in one PDF. One pdf per DMER. Also, there won’t be one DMER split across </w:t>
-            </w:r>
-            <w:r>
-              <w:rPr>
-                <w:sz w:val="19"/>
-                <w:szCs w:val="19"/>
-              </w:rPr>
-              <w:t xml:space="preserve">several </w:t>
-            </w:r>
-            <w:r>
-              <w:rPr>
-                <w:sz w:val="19"/>
-                <w:szCs w:val="19"/>
-              </w:rPr>
-              <w:t>files.</w:t>
+              <w:t xml:space="preserve">No, there won’t be multiple DMERs in one PDF. One pdf per DMER. Also, there won’t be one DMER split across several files.</w:t>
             </w:r>
           </w:p>
         </w:tc>

--- a/docs/architecture/DMER_Intake_Automation_Revised_Architecture.docx
+++ b/docs/architecture/DMER_Intake_Automation_Revised_Architecture.docx
@@ -135,7 +135,7 @@
                 <w:sz w:val="19"/>
                 <w:szCs w:val="19"/>
               </w:rPr>
-              <w:t>2.0 — supersedes the initial architecture analysis</w:t>
+              <w:t>2.1 — incorporates the DMER Duplicate &amp; Case Handling business sign-off (Sep 29, 2026); supersedes 2.0</w:t>
             </w:r>
           </w:p>
         </w:tc>
@@ -2099,6 +2099,177 @@
         </w:tc>
       </w:tr>
     </w:tbl>
+    <w:p>
+      <w:pPr>
+        <w:pStyle w:val="Heading2"/>
+        <w:spacing w:before="260" w:after="130"/>
+      </w:pPr>
+      <w:bookmarkStart w:id="4" w:name="_Toc240729577"/>
+      <w:r>
+        <w:t>1.1  Pilot scope agreed with Intake</w:t>
+      </w:r>
+      <w:bookmarkEnd w:id="4"/>
+    </w:p>
+    <w:p>
+      <w:pPr>
+        <w:spacing w:after="130" w:line="276" w:lineRule="auto"/>
+      </w:pPr>
+      <w:r>
+        <w:t>Intake reviewed and signed off how the pipeline handles duplicate DMERs, cut-off DMERs and case creation (DMER Duplicate &amp; Case Handling — Business Review &amp; Sign-off, Sep 29, 2026). The guiding rule is that the automated process follows the logic Intake already applies by hand wherever possible. The rules themselves are specified in section 4.4.3; this section records the scope boundaries they rest on.</w:t>
+      </w:r>
+    </w:p>
+    <w:p>
+      <w:pPr>
+        <w:pStyle w:val="ListParagraph"/>
+        <w:numPr>
+          <w:ilvl w:val="0"/>
+          <w:numId w:val="1"/>
+        </w:numPr>
+        <w:spacing w:after="70" w:line="264" w:lineRule="auto"/>
+      </w:pPr>
+      <w:r>
+        <w:rPr>
+          <w:b/>
+          <w:bCs/>
+        </w:rPr>
+        <w:t xml:space="preserve">One queue for Intake. </w:t>
+      </w:r>
+      <w:r>
+        <w:t>Every DMER the pipeline handles, including those it routes to a person, lands in the new AI Processed Queue, kept separate from DPS General and DPS Unknown DLs. Once the pilot is live, Intake checks only that queue. The pipeline reads the licence number from the page and matches it to the driver's record, replacing the manual DPS Unknown DLs lookup.</w:t>
+      </w:r>
+    </w:p>
+    <w:p>
+      <w:pPr>
+        <w:pStyle w:val="ListParagraph"/>
+        <w:numPr>
+          <w:ilvl w:val="0"/>
+          <w:numId w:val="1"/>
+        </w:numPr>
+        <w:spacing w:after="70" w:line="264" w:lineRule="auto"/>
+      </w:pPr>
+      <w:r>
+        <w:rPr>
+          <w:b/>
+          <w:bCs/>
+        </w:rPr>
+        <w:t xml:space="preserve">Two pages are automated; more are not. </w:t>
+      </w:r>
+      <w:r>
+        <w:t>A DMER of two pages — the form plus the standard instruction page — is processed automatically. A DMER with additional pages (an attached medical report) is not processed automatically in this pilot: it goes straight to Intake for manual review and is never marked as a duplicate.</w:t>
+      </w:r>
+    </w:p>
+    <w:p>
+      <w:pPr>
+        <w:pStyle w:val="ListParagraph"/>
+        <w:numPr>
+          <w:ilvl w:val="0"/>
+          <w:numId w:val="1"/>
+        </w:numPr>
+        <w:spacing w:after="70" w:line="264" w:lineRule="auto"/>
+      </w:pPr>
+      <w:r>
+        <w:rPr>
+          <w:b/>
+          <w:bCs/>
+        </w:rPr>
+        <w:t xml:space="preserve">Only DMERs still waiting to be worked are compared. </w:t>
+      </w:r>
+      <w:r>
+        <w:t>Duplicate detection compares the waiting DMERs for a driver. It does not look back at DMERs already decided and closed out, and it does not use the driver-record status field staff check today, because the pilot has no access to ICBC's driver information.</w:t>
+      </w:r>
+    </w:p>
+    <w:p>
+      <w:pPr>
+        <w:pStyle w:val="ListParagraph"/>
+        <w:numPr>
+          <w:ilvl w:val="0"/>
+          <w:numId w:val="1"/>
+        </w:numPr>
+        <w:spacing w:after="70" w:line="264" w:lineRule="auto"/>
+      </w:pPr>
+      <w:r>
+        <w:rPr>
+          <w:b/>
+          <w:bCs/>
+        </w:rPr>
+        <w:t xml:space="preserve">No fax-number judgement. </w:t>
+      </w:r>
+      <w:r>
+        <w:t>Accepting an incomplete DMER because the sending fax number belongs to a known medical office is out of scope. Such a DMER is sent to a person.</w:t>
+      </w:r>
+    </w:p>
+    <w:p>
+      <w:pPr>
+        <w:pStyle w:val="ListParagraph"/>
+        <w:numPr>
+          <w:ilvl w:val="0"/>
+          <w:numId w:val="1"/>
+        </w:numPr>
+        <w:spacing w:after="70" w:line="264" w:lineRule="auto"/>
+      </w:pPr>
+      <w:r>
+        <w:rPr>
+          <w:b/>
+          <w:bCs/>
+        </w:rPr>
+        <w:t xml:space="preserve">Case status is checked, not inferred. </w:t>
+      </w:r>
+      <w:r>
+        <w:t>Whether the driver has an open case is checked live on every decision, never inferred from how the original notice was issued, so today's inconsistency does not carry over.</w:t>
+      </w:r>
+    </w:p>
+    <w:p>
+      <w:pPr>
+        <w:spacing w:after="130" w:line="276" w:lineRule="auto"/>
+      </w:pPr>
+      <w:r>
+        <w:rPr>
+          <w:b/>
+          <w:bCs/>
+        </w:rPr>
+        <w:t>Known limitations accepted for the pilot</w:t>
+      </w:r>
+    </w:p>
+    <w:p>
+      <w:pPr>
+        <w:pStyle w:val="ListParagraph"/>
+        <w:numPr>
+          <w:ilvl w:val="0"/>
+          <w:numId w:val="1"/>
+        </w:numPr>
+        <w:spacing w:after="70" w:line="264" w:lineRule="auto"/>
+      </w:pPr>
+      <w:r>
+        <w:rPr>
+          <w:b/>
+          <w:bCs/>
+        </w:rPr>
+        <w:t xml:space="preserve">Duplicates of closed-out DMERs are not caught. </w:t>
+      </w:r>
+      <w:r>
+        <w:t>A duplicate that arrives after its matching DMER has been decided and closed out is processed as a new, standalone DMER. This follows from the lack of ICBC driver information access, not from the comparison itself.</w:t>
+      </w:r>
+    </w:p>
+    <w:p>
+      <w:pPr>
+        <w:pStyle w:val="ListParagraph"/>
+        <w:numPr>
+          <w:ilvl w:val="0"/>
+          <w:numId w:val="1"/>
+        </w:numPr>
+        <w:spacing w:after="70" w:line="264" w:lineRule="auto"/>
+      </w:pPr>
+      <w:r>
+        <w:rPr>
+          <w:b/>
+          <w:bCs/>
+        </w:rPr>
+        <w:t xml:space="preserve">Report-attached duplicates are not paired. </w:t>
+      </w:r>
+      <w:r>
+        <w:t>If two DMERs are duplicates but only one has a medical report attached, the one with the report goes to a person without being marked as a duplicate and the other is processed on its own. A person makes the connection manually.</w:t>
+      </w:r>
+    </w:p>
     <w:p>
       <w:pPr>
         <w:pStyle w:val="Heading1"/>
@@ -3208,6 +3379,255 @@
                 <w:szCs w:val="19"/>
               </w:rPr>
               <w:t>Turns "we believe nothing is stuck" into something that can be demonstrated.</w:t>
+            </w:r>
+          </w:p>
+        </w:tc>
+      </w:tr>
+      <w:tr>
+        <w:tblPrEx>
+          <w:tblCellMar>
+            <w:top w:w="0" w:type="dxa"/>
+            <w:bottom w:w="0" w:type="dxa"/>
+          </w:tblCellMar>
+        </w:tblPrEx>
+        <w:trPr>
+          <w:cantSplit/>
+        </w:trPr>
+        <w:tc>
+          <w:tcPr>
+            <w:tcW w:w="2500" w:type="dxa"/>
+            <w:shd w:val="clear" w:color="auto" w:fill="EEF3F9"/>
+            <w:tcMar>
+              <w:top w:w="60" w:type="dxa"/>
+              <w:left w:w="110" w:type="dxa"/>
+              <w:bottom w:w="60" w:type="dxa"/>
+              <w:right w:w="110" w:type="dxa"/>
+            </w:tcMar>
+          </w:tcPr>
+          <w:p>
+            <w:pPr>
+              <w:spacing w:before="40" w:after="40" w:line="250" w:lineRule="auto"/>
+            </w:pPr>
+            <w:r>
+              <w:rPr>
+                <w:sz w:val="19"/>
+                <w:szCs w:val="19"/>
+              </w:rPr>
+              <w:t>Duplicate handling (v2.1)</w:t>
+            </w:r>
+          </w:p>
+        </w:tc>
+        <w:tc>
+          <w:tcPr>
+            <w:tcW w:w="3400" w:type="dxa"/>
+            <w:shd w:val="clear" w:color="auto" w:fill="EEF3F9"/>
+            <w:tcMar>
+              <w:top w:w="60" w:type="dxa"/>
+              <w:left w:w="110" w:type="dxa"/>
+              <w:bottom w:w="60" w:type="dxa"/>
+              <w:right w:w="110" w:type="dxa"/>
+            </w:tcMar>
+          </w:tcPr>
+          <w:p>
+            <w:pPr>
+              <w:spacing w:before="40" w:after="40" w:line="250" w:lineRule="auto"/>
+            </w:pPr>
+            <w:r>
+              <w:rPr>
+                <w:sz w:val="19"/>
+                <w:szCs w:val="19"/>
+              </w:rPr>
+              <w:t>The newest matching DMER is kept. Older copies are rejected and detached from the case only when the outcome is a clean pass; for any outcome sent for further review all copies are forwarded together.</w:t>
+            </w:r>
+          </w:p>
+        </w:tc>
+        <w:tc>
+          <w:tcPr>
+            <w:tcW w:w="3460" w:type="dxa"/>
+            <w:shd w:val="clear" w:color="auto" w:fill="EEF3F9"/>
+            <w:tcMar>
+              <w:top w:w="60" w:type="dxa"/>
+              <w:left w:w="110" w:type="dxa"/>
+              <w:bottom w:w="60" w:type="dxa"/>
+              <w:right w:w="110" w:type="dxa"/>
+            </w:tcMar>
+          </w:tcPr>
+          <w:p>
+            <w:pPr>
+              <w:spacing w:before="40" w:after="40" w:line="250" w:lineRule="auto"/>
+            </w:pPr>
+            <w:r>
+              <w:rPr>
+                <w:sz w:val="19"/>
+                <w:szCs w:val="19"/>
+              </w:rPr>
+              <w:t>Intake business sign-off, Sep 29, 2026. Matches what Intake does by hand today.</w:t>
+            </w:r>
+          </w:p>
+        </w:tc>
+      </w:tr>
+      <w:tr>
+        <w:tblPrEx>
+          <w:tblCellMar>
+            <w:top w:w="0" w:type="dxa"/>
+            <w:bottom w:w="0" w:type="dxa"/>
+          </w:tblCellMar>
+        </w:tblPrEx>
+        <w:trPr>
+          <w:cantSplit/>
+        </w:trPr>
+        <w:tc>
+          <w:tcPr>
+            <w:tcW w:w="2500" w:type="dxa"/>
+            <w:shd w:val="clear" w:color="auto" w:fill="EEF3F9"/>
+            <w:tcMar>
+              <w:top w:w="60" w:type="dxa"/>
+              <w:left w:w="110" w:type="dxa"/>
+              <w:bottom w:w="60" w:type="dxa"/>
+              <w:right w:w="110" w:type="dxa"/>
+            </w:tcMar>
+          </w:tcPr>
+          <w:p>
+            <w:pPr>
+              <w:spacing w:before="40" w:after="40" w:line="250" w:lineRule="auto"/>
+            </w:pPr>
+            <w:r>
+              <w:rPr>
+                <w:sz w:val="19"/>
+                <w:szCs w:val="19"/>
+              </w:rPr>
+              <w:t>Cut-off handling (v2.1)</w:t>
+            </w:r>
+          </w:p>
+        </w:tc>
+        <w:tc>
+          <w:tcPr>
+            <w:tcW w:w="3400" w:type="dxa"/>
+            <w:shd w:val="clear" w:color="auto" w:fill="EEF3F9"/>
+            <w:tcMar>
+              <w:top w:w="60" w:type="dxa"/>
+              <w:left w:w="110" w:type="dxa"/>
+              <w:bottom w:w="60" w:type="dxa"/>
+              <w:right w:w="110" w:type="dxa"/>
+            </w:tcMar>
+          </w:tcPr>
+          <w:p>
+            <w:pPr>
+              <w:spacing w:before="40" w:after="40" w:line="250" w:lineRule="auto"/>
+            </w:pPr>
+            <w:r>
+              <w:rPr>
+                <w:sz w:val="19"/>
+                <w:szCs w:val="19"/>
+              </w:rPr>
+              <w:t>A cut-off copy is treated as a duplicate of the clear copy. When every copy is cut off, the DMER goes to a person with the reason noted.</w:t>
+            </w:r>
+          </w:p>
+        </w:tc>
+        <w:tc>
+          <w:tcPr>
+            <w:tcW w:w="3460" w:type="dxa"/>
+            <w:shd w:val="clear" w:color="auto" w:fill="EEF3F9"/>
+            <w:tcMar>
+              <w:top w:w="60" w:type="dxa"/>
+              <w:left w:w="110" w:type="dxa"/>
+              <w:bottom w:w="60" w:type="dxa"/>
+              <w:right w:w="110" w:type="dxa"/>
+            </w:tcMar>
+          </w:tcPr>
+          <w:p>
+            <w:pPr>
+              <w:spacing w:before="40" w:after="40" w:line="250" w:lineRule="auto"/>
+            </w:pPr>
+            <w:r>
+              <w:rPr>
+                <w:sz w:val="19"/>
+                <w:szCs w:val="19"/>
+              </w:rPr>
+              <w:t>Intake business sign-off, Sep 29, 2026. Completeness always outranks recency.</w:t>
+            </w:r>
+          </w:p>
+        </w:tc>
+      </w:tr>
+      <w:tr>
+        <w:tblPrEx>
+          <w:tblCellMar>
+            <w:top w:w="0" w:type="dxa"/>
+            <w:bottom w:w="0" w:type="dxa"/>
+          </w:tblCellMar>
+        </w:tblPrEx>
+        <w:trPr>
+          <w:cantSplit/>
+        </w:trPr>
+        <w:tc>
+          <w:tcPr>
+            <w:tcW w:w="2500" w:type="dxa"/>
+            <w:shd w:val="clear" w:color="auto" w:fill="EEF3F9"/>
+            <w:tcMar>
+              <w:top w:w="60" w:type="dxa"/>
+              <w:left w:w="110" w:type="dxa"/>
+              <w:bottom w:w="60" w:type="dxa"/>
+              <w:right w:w="110" w:type="dxa"/>
+            </w:tcMar>
+          </w:tcPr>
+          <w:p>
+            <w:pPr>
+              <w:spacing w:before="40" w:after="40" w:line="250" w:lineRule="auto"/>
+            </w:pPr>
+            <w:r>
+              <w:rPr>
+                <w:sz w:val="19"/>
+                <w:szCs w:val="19"/>
+              </w:rPr>
+              <w:t>Attached reports (v2.1)</w:t>
+            </w:r>
+          </w:p>
+        </w:tc>
+        <w:tc>
+          <w:tcPr>
+            <w:tcW w:w="3400" w:type="dxa"/>
+            <w:shd w:val="clear" w:color="auto" w:fill="EEF3F9"/>
+            <w:tcMar>
+              <w:top w:w="60" w:type="dxa"/>
+              <w:left w:w="110" w:type="dxa"/>
+              <w:bottom w:w="60" w:type="dxa"/>
+              <w:right w:w="110" w:type="dxa"/>
+            </w:tcMar>
+          </w:tcPr>
+          <w:p>
+            <w:pPr>
+              <w:spacing w:before="40" w:after="40" w:line="250" w:lineRule="auto"/>
+            </w:pPr>
+            <w:r>
+              <w:rPr>
+                <w:sz w:val="19"/>
+                <w:szCs w:val="19"/>
+              </w:rPr>
+              <w:t>DMERs with more than two pages are not processed automatically; they go straight to Intake as IN and are excluded from duplicate and cut-off comparison.</w:t>
+            </w:r>
+          </w:p>
+        </w:tc>
+        <w:tc>
+          <w:tcPr>
+            <w:tcW w:w="3460" w:type="dxa"/>
+            <w:shd w:val="clear" w:color="auto" w:fill="EEF3F9"/>
+            <w:tcMar>
+              <w:top w:w="60" w:type="dxa"/>
+              <w:left w:w="110" w:type="dxa"/>
+              <w:bottom w:w="60" w:type="dxa"/>
+              <w:right w:w="110" w:type="dxa"/>
+            </w:tcMar>
+          </w:tcPr>
+          <w:p>
+            <w:pPr>
+              <w:spacing w:before="40" w:after="40" w:line="250" w:lineRule="auto"/>
+            </w:pPr>
+            <w:r>
+              <w:rPr>
+                <w:sz w:val="19"/>
+                <w:szCs w:val="19"/>
+              </w:rPr>
+              <w:t>Intake business sign-off, Sep 29, 2026. Medical reports are out of scope for the pilot.</w:t>
             </w:r>
           </w:p>
         </w:tc>
@@ -6483,6 +6903,26 @@
           <w:b/>
           <w:bCs/>
         </w:rPr>
+        <w:t xml:space="preserve">1a. Page count. </w:t>
+      </w:r>
+      <w:r>
+        <w:t>Record page_count on dmer_extraction. A DMER with more than two pages (an attached medical report) is not extracted in this pilot: skip steps 2 to 6 and publish it flagged for manual review, so the decision gateway gives it outcome IN (section 4.4.3). Whether the licence is still read for these DMERs, so they can be attached to the right driver and case, is question I-18.</w:t>
+      </w:r>
+    </w:p>
+    <w:p>
+      <w:pPr>
+        <w:pStyle w:val="ListParagraph"/>
+        <w:numPr>
+          <w:ilvl w:val="0"/>
+          <w:numId w:val="1"/>
+        </w:numPr>
+        <w:spacing w:after="70" w:line="264" w:lineRule="auto"/>
+      </w:pPr>
+      <w:r>
+        <w:rPr>
+          <w:b/>
+          <w:bCs/>
+        </w:rPr>
         <w:t xml:space="preserve">2. Custom Document Intelligence model. </w:t>
       </w:r>
       <w:r>
@@ -9419,6 +9859,21 @@
           <w:b/>
           <w:bCs/>
         </w:rPr>
+        <w:t xml:space="preserve">Step 1a — attached reports. </w:t>
+      </w:r>
+      <w:r>
+        <w:t>A DMER with more than two pages counts towards completeness but is excluded from steps 2 to 4. It receives outcome IN with the reason "medical report attached — not processed automatically" and is never marked as a duplicate, even when it repeats another DMER for the driver.</w:t>
+      </w:r>
+    </w:p>
+    <w:p>
+      <w:pPr>
+        <w:spacing w:after="130" w:line="276" w:lineRule="auto"/>
+      </w:pPr>
+      <w:r>
+        <w:rPr>
+          <w:b/>
+          <w:bCs/>
+        </w:rPr>
         <w:t>Step 2 — cut-off precedence.</w:t>
       </w:r>
     </w:p>
@@ -9561,7 +10016,7 @@
                 <w:sz w:val="19"/>
                 <w:szCs w:val="19"/>
               </w:rPr>
-              <w:t>IN — send to Intake for review, with the cut-off reason surfaced so Intake can request a re-fax rather than re-reading an illegible page</w:t>
+              <w:t>IN — send to a person for review, noting that the DMER was incomplete so the reviewer can consider asking for a clearer copy rather than re-reading an illegible page</w:t>
             </w:r>
           </w:p>
         </w:tc>
@@ -9620,7 +10075,7 @@
                 <w:sz w:val="19"/>
                 <w:szCs w:val="19"/>
               </w:rPr>
-              <w:t>Evaluate using the clear scan only; the cut-off documents are excluded from the outcome decision and marked superseded_by_cutoff_rule</w:t>
+              <w:t>Use the clear copy. Each cut-off copy is treated as a duplicate of the clear copy and handled under step 3: rejected and detached from the case on a clean pass, forwarded with the others otherwise. Completeness always outranks recency — a newer cut-off copy never replaces an older complete one. (See question I-21 for a cut-off copy whose content differs.)</w:t>
             </w:r>
           </w:p>
         </w:tc>
@@ -9695,7 +10150,7 @@
         <w:t xml:space="preserve">Step 3 — duplicate detection. </w:t>
       </w:r>
       <w:r>
-        <w:t>Compare the canonical comparison hashes. Identical hash means duplicate. The oldest document by uploaded_date, tie-broken by received_date and then document_guid, keeps the rule engine outcome; the others are marked is_duplicate with duplicate_of_document_id pointing at the retained one.</w:t>
+        <w:t>Compare the waiting DMERs for the driver on the agreed comparison fields — exam date, physician details and checkbox answers — canonicalized and hashed as described below. DMERs whose hashes match are duplicates of each other. What happens next depends on the outcome. On a clean pass (CP, question I-19), the newest matching DMER by uploaded_date, tie-broken by received_date and then document_guid, keeps the outcome; the older ones are marked is_duplicate with duplicate_of_document_id pointing at the retained one, and in Mercury are set to Rejected and detached from the case while staying visible on the driver's file. On any outcome sent for further review, no copy is rejected: all matching DMERs are forwarded together with that outcome, and the duplicate relationship is recorded only in decision_reason so the reviewer can see it.</w:t>
       </w:r>
     </w:p>
     <w:p>
@@ -9828,6 +10283,18 @@
                 <w:szCs w:val="20"/>
               </w:rPr>
               <w:t>The failure direction is safe. A false negative treats two identical documents as differing, which routes them to a human. That is the correct way for this check to fail.</w:t>
+            </w:r>
+          </w:p>
+          <w:p>
+            <w:pPr>
+              <w:spacing w:after="50" w:line="264" w:lineRule="auto"/>
+            </w:pPr>
+            <w:r>
+              <w:rPr>
+                <w:sz w:val="20"/>
+                <w:szCs w:val="20"/>
+              </w:rPr>
+              <w:t>The sign-off describes duplicates as DMERs that "match closely enough". In this design that is achieved by canonicalizing an agreed field set, not by a similarity threshold. Whether Intake wants any tolerance beyond canonicalization is question I-20.</w:t>
             </w:r>
           </w:p>
         </w:tc>
@@ -10656,7 +11123,7 @@
                 <w:sz w:val="19"/>
                 <w:szCs w:val="19"/>
               </w:rPr>
-              <w:t>Write the outcome code (CP, IN, PR, PU, PCM or CR) and reason back to the DMER record</w:t>
+              <w:t>Write the outcome code (CP, IN, PR, PU, PCM or CR) back to the DMER record, with the reasoning written as a note on the driver's file so anyone reviewing later can see why</w:t>
             </w:r>
           </w:p>
         </w:tc>
@@ -10715,7 +11182,7 @@
                 <w:sz w:val="19"/>
                 <w:szCs w:val="19"/>
               </w:rPr>
-              <w:t>Flag a document as a duplicate of another, in whatever form Mercury supports (question I-7)</w:t>
+              <w:t>Set a duplicate (or a set-aside cut-off copy) to Rejected in Mercury (question I-7) and detach it from the case; it stays visible on the driver's file. Emitted only when the outcome is a clean pass</w:t>
             </w:r>
           </w:p>
         </w:tc>
@@ -10831,7 +11298,7 @@
                 <w:sz w:val="19"/>
                 <w:szCs w:val="19"/>
               </w:rPr>
-              <w:t>Create a case where none exists, subject to the conditions in question I-13</w:t>
+              <w:t>Check live, on every decision, whether the driver has an open case. Create one only when there is none; otherwise attach the DMER to the existing case and apply the duplicate and cut-off handling (question I-13)</w:t>
             </w:r>
           </w:p>
         </w:tc>
@@ -20786,6 +21253,512 @@
                 <w:szCs w:val="19"/>
               </w:rPr>
               <w:t>Keep it for 30-90 days for now.</w:t>
+            </w:r>
+          </w:p>
+        </w:tc>
+      </w:tr>
+      <w:tr>
+        <w:tblPrEx>
+          <w:tblCellMar>
+            <w:top w:w="0" w:type="dxa"/>
+            <w:bottom w:w="0" w:type="dxa"/>
+          </w:tblCellMar>
+        </w:tblPrEx>
+        <w:trPr>
+          <w:cantSplit/>
+        </w:trPr>
+        <w:tc>
+          <w:tcPr>
+            <w:tcW w:w="484" w:type="dxa"/>
+            <w:tcMar>
+              <w:top w:w="60" w:type="dxa"/>
+              <w:left w:w="110" w:type="dxa"/>
+              <w:bottom w:w="60" w:type="dxa"/>
+              <w:right w:w="110" w:type="dxa"/>
+            </w:tcMar>
+          </w:tcPr>
+          <w:p>
+            <w:pPr>
+              <w:spacing w:before="40" w:after="40" w:line="250" w:lineRule="auto"/>
+            </w:pPr>
+            <w:r>
+              <w:rPr>
+                <w:sz w:val="19"/>
+                <w:szCs w:val="19"/>
+              </w:rPr>
+              <w:t>I-18</w:t>
+            </w:r>
+          </w:p>
+        </w:tc>
+        <w:tc>
+          <w:tcPr>
+            <w:tcW w:w="4190" w:type="dxa"/>
+            <w:tcMar>
+              <w:top w:w="60" w:type="dxa"/>
+              <w:left w:w="110" w:type="dxa"/>
+              <w:bottom w:w="60" w:type="dxa"/>
+              <w:right w:w="110" w:type="dxa"/>
+            </w:tcMar>
+          </w:tcPr>
+          <w:p>
+            <w:pPr>
+              <w:spacing w:before="40" w:after="40" w:line="250" w:lineRule="auto"/>
+            </w:pPr>
+            <w:r>
+              <w:rPr>
+                <w:sz w:val="19"/>
+                <w:szCs w:val="19"/>
+              </w:rPr>
+              <w:t>For a DMER with more than two pages, should the licence still be read so the DMER is attached to the right driver and case before it goes to Intake? Is a page count enough, or must page 2 be confirmed as the standard instruction page?</w:t>
+            </w:r>
+          </w:p>
+        </w:tc>
+        <w:tc>
+          <w:tcPr>
+            <w:tcW w:w="2268" w:type="dxa"/>
+            <w:tcMar>
+              <w:top w:w="60" w:type="dxa"/>
+              <w:left w:w="110" w:type="dxa"/>
+              <w:bottom w:w="60" w:type="dxa"/>
+              <w:right w:w="110" w:type="dxa"/>
+            </w:tcMar>
+          </w:tcPr>
+          <w:p>
+            <w:pPr>
+              <w:spacing w:before="40" w:after="40" w:line="250" w:lineRule="auto"/>
+            </w:pPr>
+            <w:r>
+              <w:rPr>
+                <w:sz w:val="19"/>
+                <w:szCs w:val="19"/>
+              </w:rPr>
+              <w:t>Determines what extraction does with these DMERs and how they reach the AI Processed Queue</w:t>
+            </w:r>
+          </w:p>
+        </w:tc>
+        <w:tc>
+          <w:tcPr>
+            <w:tcW w:w="3686" w:type="dxa"/>
+          </w:tcPr>
+          <w:p>
+            <w:pPr>
+              <w:spacing w:before="40" w:after="40" w:line="250" w:lineRule="auto"/>
+              <w:rPr>
+                <w:sz w:val="19"/>
+                <w:szCs w:val="19"/>
+              </w:rPr>
+            </w:pPr>
+            <w:r>
+              <w:rPr>
+                <w:sz w:val="19"/>
+                <w:szCs w:val="19"/>
+              </w:rPr>
+            </w:r>
+          </w:p>
+        </w:tc>
+      </w:tr>
+      <w:tr>
+        <w:tblPrEx>
+          <w:tblCellMar>
+            <w:top w:w="0" w:type="dxa"/>
+            <w:bottom w:w="0" w:type="dxa"/>
+          </w:tblCellMar>
+        </w:tblPrEx>
+        <w:trPr>
+          <w:cantSplit/>
+        </w:trPr>
+        <w:tc>
+          <w:tcPr>
+            <w:tcW w:w="484" w:type="dxa"/>
+            <w:tcMar>
+              <w:top w:w="60" w:type="dxa"/>
+              <w:left w:w="110" w:type="dxa"/>
+              <w:bottom w:w="60" w:type="dxa"/>
+              <w:right w:w="110" w:type="dxa"/>
+            </w:tcMar>
+          </w:tcPr>
+          <w:p>
+            <w:pPr>
+              <w:spacing w:before="40" w:after="40" w:line="250" w:lineRule="auto"/>
+            </w:pPr>
+            <w:r>
+              <w:rPr>
+                <w:sz w:val="19"/>
+                <w:szCs w:val="19"/>
+              </w:rPr>
+              <w:t>I-19</w:t>
+            </w:r>
+          </w:p>
+        </w:tc>
+        <w:tc>
+          <w:tcPr>
+            <w:tcW w:w="4190" w:type="dxa"/>
+            <w:tcMar>
+              <w:top w:w="60" w:type="dxa"/>
+              <w:left w:w="110" w:type="dxa"/>
+              <w:bottom w:w="60" w:type="dxa"/>
+              <w:right w:w="110" w:type="dxa"/>
+            </w:tcMar>
+          </w:tcPr>
+          <w:p>
+            <w:pPr>
+              <w:spacing w:before="40" w:after="40" w:line="250" w:lineRule="auto"/>
+            </w:pPr>
+            <w:r>
+              <w:rPr>
+                <w:sz w:val="19"/>
+                <w:szCs w:val="19"/>
+              </w:rPr>
+              <w:t>Is "clean pass" in the sign-off exactly outcome CP, so that every other outcome (IN, PR, PU, PCM, CR) forwards all matching copies?</w:t>
+            </w:r>
+          </w:p>
+        </w:tc>
+        <w:tc>
+          <w:tcPr>
+            <w:tcW w:w="2268" w:type="dxa"/>
+            <w:tcMar>
+              <w:top w:w="60" w:type="dxa"/>
+              <w:left w:w="110" w:type="dxa"/>
+              <w:bottom w:w="60" w:type="dxa"/>
+              <w:right w:w="110" w:type="dxa"/>
+            </w:tcMar>
+          </w:tcPr>
+          <w:p>
+            <w:pPr>
+              <w:spacing w:before="40" w:after="40" w:line="250" w:lineRule="auto"/>
+            </w:pPr>
+            <w:r>
+              <w:rPr>
+                <w:sz w:val="19"/>
+                <w:szCs w:val="19"/>
+              </w:rPr>
+              <w:t>Determines when MARK_DUPLICATE is emitted</w:t>
+            </w:r>
+          </w:p>
+        </w:tc>
+        <w:tc>
+          <w:tcPr>
+            <w:tcW w:w="3686" w:type="dxa"/>
+          </w:tcPr>
+          <w:p>
+            <w:pPr>
+              <w:spacing w:before="40" w:after="40" w:line="250" w:lineRule="auto"/>
+              <w:rPr>
+                <w:sz w:val="19"/>
+                <w:szCs w:val="19"/>
+              </w:rPr>
+            </w:pPr>
+            <w:r>
+              <w:rPr>
+                <w:sz w:val="19"/>
+                <w:szCs w:val="19"/>
+              </w:rPr>
+            </w:r>
+          </w:p>
+        </w:tc>
+      </w:tr>
+      <w:tr>
+        <w:tblPrEx>
+          <w:tblCellMar>
+            <w:top w:w="0" w:type="dxa"/>
+            <w:bottom w:w="0" w:type="dxa"/>
+          </w:tblCellMar>
+        </w:tblPrEx>
+        <w:trPr>
+          <w:cantSplit/>
+        </w:trPr>
+        <w:tc>
+          <w:tcPr>
+            <w:tcW w:w="484" w:type="dxa"/>
+            <w:tcMar>
+              <w:top w:w="60" w:type="dxa"/>
+              <w:left w:w="110" w:type="dxa"/>
+              <w:bottom w:w="60" w:type="dxa"/>
+              <w:right w:w="110" w:type="dxa"/>
+            </w:tcMar>
+          </w:tcPr>
+          <w:p>
+            <w:pPr>
+              <w:spacing w:before="40" w:after="40" w:line="250" w:lineRule="auto"/>
+            </w:pPr>
+            <w:r>
+              <w:rPr>
+                <w:sz w:val="19"/>
+                <w:szCs w:val="19"/>
+              </w:rPr>
+              <w:t>I-20</w:t>
+            </w:r>
+          </w:p>
+        </w:tc>
+        <w:tc>
+          <w:tcPr>
+            <w:tcW w:w="4190" w:type="dxa"/>
+            <w:tcMar>
+              <w:top w:w="60" w:type="dxa"/>
+              <w:left w:w="110" w:type="dxa"/>
+              <w:bottom w:w="60" w:type="dxa"/>
+              <w:right w:w="110" w:type="dxa"/>
+            </w:tcMar>
+          </w:tcPr>
+          <w:p>
+            <w:pPr>
+              <w:spacing w:before="40" w:after="40" w:line="250" w:lineRule="auto"/>
+            </w:pPr>
+            <w:r>
+              <w:rPr>
+                <w:sz w:val="19"/>
+                <w:szCs w:val="19"/>
+              </w:rPr>
+              <w:t>The sign-off treats DMERs that "match closely enough" as duplicates. Is a match on the canonicalized comparison fields (exam date, physician details, checkbox answers) acceptable, or is some tolerance wanted?</w:t>
+            </w:r>
+          </w:p>
+        </w:tc>
+        <w:tc>
+          <w:tcPr>
+            <w:tcW w:w="2268" w:type="dxa"/>
+            <w:tcMar>
+              <w:top w:w="60" w:type="dxa"/>
+              <w:left w:w="110" w:type="dxa"/>
+              <w:bottom w:w="60" w:type="dxa"/>
+              <w:right w:w="110" w:type="dxa"/>
+            </w:tcMar>
+          </w:tcPr>
+          <w:p>
+            <w:pPr>
+              <w:spacing w:before="40" w:after="40" w:line="250" w:lineRule="auto"/>
+            </w:pPr>
+            <w:r>
+              <w:rPr>
+                <w:sz w:val="19"/>
+                <w:szCs w:val="19"/>
+              </w:rPr>
+              <w:t>Defines duplicate detection, section 4.4.3 step 3</w:t>
+            </w:r>
+          </w:p>
+        </w:tc>
+        <w:tc>
+          <w:tcPr>
+            <w:tcW w:w="3686" w:type="dxa"/>
+          </w:tcPr>
+          <w:p>
+            <w:pPr>
+              <w:spacing w:before="40" w:after="40" w:line="250" w:lineRule="auto"/>
+              <w:rPr>
+                <w:sz w:val="19"/>
+                <w:szCs w:val="19"/>
+              </w:rPr>
+            </w:pPr>
+            <w:r>
+              <w:rPr>
+                <w:sz w:val="19"/>
+                <w:szCs w:val="19"/>
+              </w:rPr>
+            </w:r>
+          </w:p>
+        </w:tc>
+      </w:tr>
+      <w:tr>
+        <w:tblPrEx>
+          <w:tblCellMar>
+            <w:top w:w="0" w:type="dxa"/>
+            <w:bottom w:w="0" w:type="dxa"/>
+          </w:tblCellMar>
+        </w:tblPrEx>
+        <w:trPr>
+          <w:cantSplit/>
+        </w:trPr>
+        <w:tc>
+          <w:tcPr>
+            <w:tcW w:w="484" w:type="dxa"/>
+            <w:tcMar>
+              <w:top w:w="60" w:type="dxa"/>
+              <w:left w:w="110" w:type="dxa"/>
+              <w:bottom w:w="60" w:type="dxa"/>
+              <w:right w:w="110" w:type="dxa"/>
+            </w:tcMar>
+          </w:tcPr>
+          <w:p>
+            <w:pPr>
+              <w:spacing w:before="40" w:after="40" w:line="250" w:lineRule="auto"/>
+            </w:pPr>
+            <w:r>
+              <w:rPr>
+                <w:sz w:val="19"/>
+                <w:szCs w:val="19"/>
+              </w:rPr>
+              <w:t>I-21</w:t>
+            </w:r>
+          </w:p>
+        </w:tc>
+        <w:tc>
+          <w:tcPr>
+            <w:tcW w:w="4190" w:type="dxa"/>
+            <w:tcMar>
+              <w:top w:w="60" w:type="dxa"/>
+              <w:left w:w="110" w:type="dxa"/>
+              <w:bottom w:w="60" w:type="dxa"/>
+              <w:right w:w="110" w:type="dxa"/>
+            </w:tcMar>
+          </w:tcPr>
+          <w:p>
+            <w:pPr>
+              <w:spacing w:before="40" w:after="40" w:line="250" w:lineRule="auto"/>
+            </w:pPr>
+            <w:r>
+              <w:rPr>
+                <w:sz w:val="19"/>
+                <w:szCs w:val="19"/>
+              </w:rPr>
+              <w:t>When a cut-off copy's content differs from the clear copy, is it still set aside as a duplicate (the sign-off), or does the batch go to IN (the answer to I-4)?</w:t>
+            </w:r>
+          </w:p>
+        </w:tc>
+        <w:tc>
+          <w:tcPr>
+            <w:tcW w:w="2268" w:type="dxa"/>
+            <w:tcMar>
+              <w:top w:w="60" w:type="dxa"/>
+              <w:left w:w="110" w:type="dxa"/>
+              <w:bottom w:w="60" w:type="dxa"/>
+              <w:right w:w="110" w:type="dxa"/>
+            </w:tcMar>
+          </w:tcPr>
+          <w:p>
+            <w:pPr>
+              <w:spacing w:before="40" w:after="40" w:line="250" w:lineRule="auto"/>
+            </w:pPr>
+            <w:r>
+              <w:rPr>
+                <w:sz w:val="19"/>
+                <w:szCs w:val="19"/>
+              </w:rPr>
+              <w:t>The two answers disagree; determines cut-off precedence, section 4.4.3 step 2</w:t>
+            </w:r>
+          </w:p>
+        </w:tc>
+        <w:tc>
+          <w:tcPr>
+            <w:tcW w:w="3686" w:type="dxa"/>
+          </w:tcPr>
+          <w:p>
+            <w:pPr>
+              <w:spacing w:before="40" w:after="40" w:line="250" w:lineRule="auto"/>
+              <w:rPr>
+                <w:sz w:val="19"/>
+                <w:szCs w:val="19"/>
+              </w:rPr>
+            </w:pPr>
+            <w:r>
+              <w:rPr>
+                <w:sz w:val="19"/>
+                <w:szCs w:val="19"/>
+              </w:rPr>
+            </w:r>
+          </w:p>
+        </w:tc>
+      </w:tr>
+      <w:tr>
+        <w:tblPrEx>
+          <w:tblCellMar>
+            <w:top w:w="0" w:type="dxa"/>
+            <w:bottom w:w="0" w:type="dxa"/>
+          </w:tblCellMar>
+        </w:tblPrEx>
+        <w:trPr>
+          <w:cantSplit/>
+        </w:trPr>
+        <w:tc>
+          <w:tcPr>
+            <w:tcW w:w="484" w:type="dxa"/>
+            <w:tcMar>
+              <w:top w:w="60" w:type="dxa"/>
+              <w:left w:w="110" w:type="dxa"/>
+              <w:bottom w:w="60" w:type="dxa"/>
+              <w:right w:w="110" w:type="dxa"/>
+            </w:tcMar>
+          </w:tcPr>
+          <w:p>
+            <w:pPr>
+              <w:spacing w:before="40" w:after="40" w:line="250" w:lineRule="auto"/>
+            </w:pPr>
+            <w:r>
+              <w:rPr>
+                <w:sz w:val="19"/>
+                <w:szCs w:val="19"/>
+              </w:rPr>
+              <w:t>I-22</w:t>
+            </w:r>
+          </w:p>
+        </w:tc>
+        <w:tc>
+          <w:tcPr>
+            <w:tcW w:w="4190" w:type="dxa"/>
+            <w:tcMar>
+              <w:top w:w="60" w:type="dxa"/>
+              <w:left w:w="110" w:type="dxa"/>
+              <w:bottom w:w="60" w:type="dxa"/>
+              <w:right w:w="110" w:type="dxa"/>
+            </w:tcMar>
+          </w:tcPr>
+          <w:p>
+            <w:pPr>
+              <w:spacing w:before="40" w:after="40" w:line="250" w:lineRule="auto"/>
+            </w:pPr>
+            <w:r>
+              <w:rPr>
+                <w:sz w:val="19"/>
+                <w:szCs w:val="19"/>
+              </w:rPr>
+              <w:t>When the driver cannot be identified from a DMER, does it go to the AI Processed Queue as IN (the answer to I-12) or to the separate holding queue staff use today?</w:t>
+            </w:r>
+          </w:p>
+        </w:tc>
+        <w:tc>
+          <w:tcPr>
+            <w:tcW w:w="2268" w:type="dxa"/>
+            <w:tcMar>
+              <w:top w:w="60" w:type="dxa"/>
+              <w:left w:w="110" w:type="dxa"/>
+              <w:bottom w:w="60" w:type="dxa"/>
+              <w:right w:w="110" w:type="dxa"/>
+            </w:tcMar>
+          </w:tcPr>
+          <w:p>
+            <w:pPr>
+              <w:spacing w:before="40" w:after="40" w:line="250" w:lineRule="auto"/>
+            </w:pPr>
+            <w:r>
+              <w:rPr>
+                <w:sz w:val="19"/>
+                <w:szCs w:val="19"/>
+              </w:rPr>
+              <w:t>Determines the routing of unidentifiable DMERs</w:t>
+            </w:r>
+          </w:p>
+        </w:tc>
+        <w:tc>
+          <w:tcPr>
+            <w:tcW w:w="3686" w:type="dxa"/>
+          </w:tcPr>
+          <w:p>
+            <w:pPr>
+              <w:spacing w:before="40" w:after="40" w:line="250" w:lineRule="auto"/>
+              <w:rPr>
+                <w:sz w:val="19"/>
+                <w:szCs w:val="19"/>
+              </w:rPr>
+            </w:pPr>
+            <w:r>
+              <w:rPr>
+                <w:sz w:val="19"/>
+                <w:szCs w:val="19"/>
+              </w:rPr>
+            </w:r>
+            <w:r>
+              <w:rPr>
+                <w:sz w:val="19"/>
+              </w:rPr>
+              <w:t>Confirmed by email: for the pilot, if the Driver's file cannot be found or mapped in Mercury, the AI adds a comment indicating that the Driver's file could not be found/mapped. The record lands in the AI Processed Queue only (no separate holding queue), and no driver file is created. The DMER is sent to Intake for human review (outcome IN).</w:t>
             </w:r>
           </w:p>
         </w:tc>

--- a/docs/architecture/DMER_Intake_Automation_Revised_Architecture.docx
+++ b/docs/architecture/DMER_Intake_Automation_Revised_Architecture.docx
@@ -82,12 +82,6 @@
         <w:gridCol w:w="6960"/>
       </w:tblGrid>
       <w:tr>
-        <w:tblPrEx>
-          <w:tblCellMar>
-            <w:top w:w="0" w:type="dxa"/>
-            <w:bottom w:w="0" w:type="dxa"/>
-          </w:tblCellMar>
-        </w:tblPrEx>
         <w:trPr>
           <w:cantSplit/>
         </w:trPr>
@@ -141,12 +135,6 @@
         </w:tc>
       </w:tr>
       <w:tr>
-        <w:tblPrEx>
-          <w:tblCellMar>
-            <w:top w:w="0" w:type="dxa"/>
-            <w:bottom w:w="0" w:type="dxa"/>
-          </w:tblCellMar>
-        </w:tblPrEx>
         <w:trPr>
           <w:cantSplit/>
         </w:trPr>
@@ -202,12 +190,6 @@
         </w:tc>
       </w:tr>
       <w:tr>
-        <w:tblPrEx>
-          <w:tblCellMar>
-            <w:top w:w="0" w:type="dxa"/>
-            <w:bottom w:w="0" w:type="dxa"/>
-          </w:tblCellMar>
-        </w:tblPrEx>
         <w:trPr>
           <w:cantSplit/>
         </w:trPr>
@@ -261,12 +243,6 @@
         </w:tc>
       </w:tr>
       <w:tr>
-        <w:tblPrEx>
-          <w:tblCellMar>
-            <w:top w:w="0" w:type="dxa"/>
-            <w:bottom w:w="0" w:type="dxa"/>
-          </w:tblCellMar>
-        </w:tblPrEx>
         <w:trPr>
           <w:cantSplit/>
         </w:trPr>
@@ -322,12 +298,6 @@
         </w:tc>
       </w:tr>
       <w:tr>
-        <w:tblPrEx>
-          <w:tblCellMar>
-            <w:top w:w="0" w:type="dxa"/>
-            <w:bottom w:w="0" w:type="dxa"/>
-          </w:tblCellMar>
-        </w:tblPrEx>
         <w:trPr>
           <w:cantSplit/>
         </w:trPr>
@@ -391,7 +361,7 @@
         <w:pStyle w:val="Heading1"/>
         <w:spacing w:after="130"/>
       </w:pPr>
-      <w:bookmarkStart w:id="0" w:name="_Toc240729573"/>
+      <w:bookmarkStart w:id="0" w:name="_Toc242358188"/>
       <w:r>
         <w:lastRenderedPageBreak/>
         <w:t>Contents</w:t>
@@ -426,15 +396,25 @@
               <w:tab w:val="right" w:leader="dot" w:pos="9350"/>
             </w:tabs>
             <w:rPr>
+              <w:rFonts w:asciiTheme="minorHAnsi" w:eastAsiaTheme="minorEastAsia" w:hAnsiTheme="minorHAnsi" w:cstheme="minorBidi"/>
               <w:noProof/>
+              <w:color w:val="auto"/>
+              <w:kern w:val="2"/>
+              <w:sz w:val="24"/>
+              <w:szCs w:val="24"/>
+              <w14:ligatures w14:val="standardContextual"/>
             </w:rPr>
           </w:pPr>
           <w:r>
             <w:fldChar w:fldCharType="begin"/>
+          </w:r>
+          <w:r>
             <w:instrText>TOC \h \o "1-3"</w:instrText>
+          </w:r>
+          <w:r>
             <w:fldChar w:fldCharType="separate"/>
           </w:r>
-          <w:hyperlink w:anchor="_Toc240729573" w:history="1">
+          <w:hyperlink w:anchor="_Toc242358188" w:history="1">
             <w:r>
               <w:rPr>
                 <w:rStyle w:val="Hyperlink"/>
@@ -447,10 +427,40 @@
                 <w:noProof/>
               </w:rPr>
               <w:tab/>
+            </w:r>
+            <w:r>
+              <w:rPr>
+                <w:noProof/>
+              </w:rPr>
               <w:fldChar w:fldCharType="begin"/>
-              <w:instrText xml:space="preserve"> PAGEREF _Toc240729573 \h </w:instrText>
+            </w:r>
+            <w:r>
+              <w:rPr>
+                <w:noProof/>
+              </w:rPr>
+              <w:instrText xml:space="preserve"> PAGEREF _Toc242358188 \h </w:instrText>
+            </w:r>
+            <w:r>
+              <w:rPr>
+                <w:noProof/>
+              </w:rPr>
+            </w:r>
+            <w:r>
+              <w:rPr>
+                <w:noProof/>
+              </w:rPr>
               <w:fldChar w:fldCharType="separate"/>
+            </w:r>
+            <w:r>
+              <w:rPr>
+                <w:noProof/>
+              </w:rPr>
               <w:t>2</w:t>
+            </w:r>
+            <w:r>
+              <w:rPr>
+                <w:noProof/>
+              </w:rPr>
               <w:fldChar w:fldCharType="end"/>
             </w:r>
           </w:hyperlink>
@@ -462,10 +472,16 @@
               <w:tab w:val="right" w:leader="dot" w:pos="9350"/>
             </w:tabs>
             <w:rPr>
+              <w:rFonts w:asciiTheme="minorHAnsi" w:eastAsiaTheme="minorEastAsia" w:hAnsiTheme="minorHAnsi" w:cstheme="minorBidi"/>
               <w:noProof/>
+              <w:color w:val="auto"/>
+              <w:kern w:val="2"/>
+              <w:sz w:val="24"/>
+              <w:szCs w:val="24"/>
+              <w14:ligatures w14:val="standardContextual"/>
             </w:rPr>
           </w:pPr>
-          <w:hyperlink w:anchor="_Toc240729574" w:history="1">
+          <w:hyperlink w:anchor="_Toc242358189" w:history="1">
             <w:r>
               <w:rPr>
                 <w:rStyle w:val="Hyperlink"/>
@@ -478,10 +494,107 @@
                 <w:noProof/>
               </w:rPr>
               <w:tab/>
+            </w:r>
+            <w:r>
+              <w:rPr>
+                <w:noProof/>
+              </w:rPr>
               <w:fldChar w:fldCharType="begin"/>
-              <w:instrText xml:space="preserve"> PAGEREF _Toc240729574 \h </w:instrText>
+            </w:r>
+            <w:r>
+              <w:rPr>
+                <w:noProof/>
+              </w:rPr>
+              <w:instrText xml:space="preserve"> PAGEREF _Toc242358189 \h </w:instrText>
+            </w:r>
+            <w:r>
+              <w:rPr>
+                <w:noProof/>
+              </w:rPr>
+            </w:r>
+            <w:r>
+              <w:rPr>
+                <w:noProof/>
+              </w:rPr>
               <w:fldChar w:fldCharType="separate"/>
+            </w:r>
+            <w:r>
+              <w:rPr>
+                <w:noProof/>
+              </w:rPr>
               <w:t>4</w:t>
+            </w:r>
+            <w:r>
+              <w:rPr>
+                <w:noProof/>
+              </w:rPr>
+              <w:fldChar w:fldCharType="end"/>
+            </w:r>
+          </w:hyperlink>
+        </w:p>
+        <w:p>
+          <w:pPr>
+            <w:pStyle w:val="TOC2"/>
+            <w:tabs>
+              <w:tab w:val="right" w:leader="dot" w:pos="9350"/>
+            </w:tabs>
+            <w:rPr>
+              <w:rFonts w:asciiTheme="minorHAnsi" w:eastAsiaTheme="minorEastAsia" w:hAnsiTheme="minorHAnsi" w:cstheme="minorBidi"/>
+              <w:noProof/>
+              <w:color w:val="auto"/>
+              <w:kern w:val="2"/>
+              <w:sz w:val="24"/>
+              <w:szCs w:val="24"/>
+              <w14:ligatures w14:val="standardContextual"/>
+            </w:rPr>
+          </w:pPr>
+          <w:hyperlink w:anchor="_Toc242358190" w:history="1">
+            <w:r>
+              <w:rPr>
+                <w:rStyle w:val="Hyperlink"/>
+                <w:noProof/>
+              </w:rPr>
+              <w:t>1.1  Pilot scope agreed with Intake</w:t>
+            </w:r>
+            <w:r>
+              <w:rPr>
+                <w:noProof/>
+              </w:rPr>
+              <w:tab/>
+            </w:r>
+            <w:r>
+              <w:rPr>
+                <w:noProof/>
+              </w:rPr>
+              <w:fldChar w:fldCharType="begin"/>
+            </w:r>
+            <w:r>
+              <w:rPr>
+                <w:noProof/>
+              </w:rPr>
+              <w:instrText xml:space="preserve"> PAGEREF _Toc242358190 \h </w:instrText>
+            </w:r>
+            <w:r>
+              <w:rPr>
+                <w:noProof/>
+              </w:rPr>
+            </w:r>
+            <w:r>
+              <w:rPr>
+                <w:noProof/>
+              </w:rPr>
+              <w:fldChar w:fldCharType="separate"/>
+            </w:r>
+            <w:r>
+              <w:rPr>
+                <w:noProof/>
+              </w:rPr>
+              <w:t>4</w:t>
+            </w:r>
+            <w:r>
+              <w:rPr>
+                <w:noProof/>
+              </w:rPr>
               <w:fldChar w:fldCharType="end"/>
             </w:r>
           </w:hyperlink>
@@ -493,10 +606,16 @@
               <w:tab w:val="right" w:leader="dot" w:pos="9350"/>
             </w:tabs>
             <w:rPr>
+              <w:rFonts w:asciiTheme="minorHAnsi" w:eastAsiaTheme="minorEastAsia" w:hAnsiTheme="minorHAnsi" w:cstheme="minorBidi"/>
               <w:noProof/>
+              <w:color w:val="auto"/>
+              <w:kern w:val="2"/>
+              <w:sz w:val="24"/>
+              <w:szCs w:val="24"/>
+              <w14:ligatures w14:val="standardContextual"/>
             </w:rPr>
           </w:pPr>
-          <w:hyperlink w:anchor="_Toc240729575" w:history="1">
+          <w:hyperlink w:anchor="_Toc242358191" w:history="1">
             <w:r>
               <w:rPr>
                 <w:rStyle w:val="Hyperlink"/>
@@ -509,10 +628,40 @@
                 <w:noProof/>
               </w:rPr>
               <w:tab/>
+            </w:r>
+            <w:r>
+              <w:rPr>
+                <w:noProof/>
+              </w:rPr>
               <w:fldChar w:fldCharType="begin"/>
-              <w:instrText xml:space="preserve"> PAGEREF _Toc240729575 \h </w:instrText>
+            </w:r>
+            <w:r>
+              <w:rPr>
+                <w:noProof/>
+              </w:rPr>
+              <w:instrText xml:space="preserve"> PAGEREF _Toc242358191 \h </w:instrText>
+            </w:r>
+            <w:r>
+              <w:rPr>
+                <w:noProof/>
+              </w:rPr>
+            </w:r>
+            <w:r>
+              <w:rPr>
+                <w:noProof/>
+              </w:rPr>
               <w:fldChar w:fldCharType="separate"/>
-              <w:t>4</w:t>
+            </w:r>
+            <w:r>
+              <w:rPr>
+                <w:noProof/>
+              </w:rPr>
+              <w:t>5</w:t>
+            </w:r>
+            <w:r>
+              <w:rPr>
+                <w:noProof/>
+              </w:rPr>
               <w:fldChar w:fldCharType="end"/>
             </w:r>
           </w:hyperlink>
@@ -524,10 +673,16 @@
               <w:tab w:val="right" w:leader="dot" w:pos="9350"/>
             </w:tabs>
             <w:rPr>
+              <w:rFonts w:asciiTheme="minorHAnsi" w:eastAsiaTheme="minorEastAsia" w:hAnsiTheme="minorHAnsi" w:cstheme="minorBidi"/>
               <w:noProof/>
+              <w:color w:val="auto"/>
+              <w:kern w:val="2"/>
+              <w:sz w:val="24"/>
+              <w:szCs w:val="24"/>
+              <w14:ligatures w14:val="standardContextual"/>
             </w:rPr>
           </w:pPr>
-          <w:hyperlink w:anchor="_Toc240729576" w:history="1">
+          <w:hyperlink w:anchor="_Toc242358192" w:history="1">
             <w:r>
               <w:rPr>
                 <w:rStyle w:val="Hyperlink"/>
@@ -540,10 +695,40 @@
                 <w:noProof/>
               </w:rPr>
               <w:tab/>
+            </w:r>
+            <w:r>
+              <w:rPr>
+                <w:noProof/>
+              </w:rPr>
               <w:fldChar w:fldCharType="begin"/>
-              <w:instrText xml:space="preserve"> PAGEREF _Toc240729576 \h </w:instrText>
+            </w:r>
+            <w:r>
+              <w:rPr>
+                <w:noProof/>
+              </w:rPr>
+              <w:instrText xml:space="preserve"> PAGEREF _Toc242358192 \h </w:instrText>
+            </w:r>
+            <w:r>
+              <w:rPr>
+                <w:noProof/>
+              </w:rPr>
+            </w:r>
+            <w:r>
+              <w:rPr>
+                <w:noProof/>
+              </w:rPr>
               <w:fldChar w:fldCharType="separate"/>
-              <w:t>6</w:t>
+            </w:r>
+            <w:r>
+              <w:rPr>
+                <w:noProof/>
+              </w:rPr>
+              <w:t>7</w:t>
+            </w:r>
+            <w:r>
+              <w:rPr>
+                <w:noProof/>
+              </w:rPr>
               <w:fldChar w:fldCharType="end"/>
             </w:r>
           </w:hyperlink>
@@ -555,10 +740,16 @@
               <w:tab w:val="right" w:leader="dot" w:pos="9350"/>
             </w:tabs>
             <w:rPr>
+              <w:rFonts w:asciiTheme="minorHAnsi" w:eastAsiaTheme="minorEastAsia" w:hAnsiTheme="minorHAnsi" w:cstheme="minorBidi"/>
               <w:noProof/>
+              <w:color w:val="auto"/>
+              <w:kern w:val="2"/>
+              <w:sz w:val="24"/>
+              <w:szCs w:val="24"/>
+              <w14:ligatures w14:val="standardContextual"/>
             </w:rPr>
           </w:pPr>
-          <w:hyperlink w:anchor="_Toc240729577" w:history="1">
+          <w:hyperlink w:anchor="_Toc242358193" w:history="1">
             <w:r>
               <w:rPr>
                 <w:rStyle w:val="Hyperlink"/>
@@ -571,10 +762,40 @@
                 <w:noProof/>
               </w:rPr>
               <w:tab/>
+            </w:r>
+            <w:r>
+              <w:rPr>
+                <w:noProof/>
+              </w:rPr>
               <w:fldChar w:fldCharType="begin"/>
-              <w:instrText xml:space="preserve"> PAGEREF _Toc240729577 \h </w:instrText>
+            </w:r>
+            <w:r>
+              <w:rPr>
+                <w:noProof/>
+              </w:rPr>
+              <w:instrText xml:space="preserve"> PAGEREF _Toc242358193 \h </w:instrText>
+            </w:r>
+            <w:r>
+              <w:rPr>
+                <w:noProof/>
+              </w:rPr>
+            </w:r>
+            <w:r>
+              <w:rPr>
+                <w:noProof/>
+              </w:rPr>
               <w:fldChar w:fldCharType="separate"/>
-              <w:t>8</w:t>
+            </w:r>
+            <w:r>
+              <w:rPr>
+                <w:noProof/>
+              </w:rPr>
+              <w:t>9</w:t>
+            </w:r>
+            <w:r>
+              <w:rPr>
+                <w:noProof/>
+              </w:rPr>
               <w:fldChar w:fldCharType="end"/>
             </w:r>
           </w:hyperlink>
@@ -586,10 +807,16 @@
               <w:tab w:val="right" w:leader="dot" w:pos="9350"/>
             </w:tabs>
             <w:rPr>
+              <w:rFonts w:asciiTheme="minorHAnsi" w:eastAsiaTheme="minorEastAsia" w:hAnsiTheme="minorHAnsi" w:cstheme="minorBidi"/>
               <w:noProof/>
+              <w:color w:val="auto"/>
+              <w:kern w:val="2"/>
+              <w:sz w:val="24"/>
+              <w:szCs w:val="24"/>
+              <w14:ligatures w14:val="standardContextual"/>
             </w:rPr>
           </w:pPr>
-          <w:hyperlink w:anchor="_Toc240729578" w:history="1">
+          <w:hyperlink w:anchor="_Toc242358194" w:history="1">
             <w:r>
               <w:rPr>
                 <w:rStyle w:val="Hyperlink"/>
@@ -602,10 +829,40 @@
                 <w:noProof/>
               </w:rPr>
               <w:tab/>
+            </w:r>
+            <w:r>
+              <w:rPr>
+                <w:noProof/>
+              </w:rPr>
               <w:fldChar w:fldCharType="begin"/>
-              <w:instrText xml:space="preserve"> PAGEREF _Toc240729578 \h </w:instrText>
+            </w:r>
+            <w:r>
+              <w:rPr>
+                <w:noProof/>
+              </w:rPr>
+              <w:instrText xml:space="preserve"> PAGEREF _Toc242358194 \h </w:instrText>
+            </w:r>
+            <w:r>
+              <w:rPr>
+                <w:noProof/>
+              </w:rPr>
+            </w:r>
+            <w:r>
+              <w:rPr>
+                <w:noProof/>
+              </w:rPr>
               <w:fldChar w:fldCharType="separate"/>
-              <w:t>8</w:t>
+            </w:r>
+            <w:r>
+              <w:rPr>
+                <w:noProof/>
+              </w:rPr>
+              <w:t>9</w:t>
+            </w:r>
+            <w:r>
+              <w:rPr>
+                <w:noProof/>
+              </w:rPr>
               <w:fldChar w:fldCharType="end"/>
             </w:r>
           </w:hyperlink>
@@ -617,10 +874,16 @@
               <w:tab w:val="right" w:leader="dot" w:pos="9350"/>
             </w:tabs>
             <w:rPr>
+              <w:rFonts w:asciiTheme="minorHAnsi" w:eastAsiaTheme="minorEastAsia" w:hAnsiTheme="minorHAnsi" w:cstheme="minorBidi"/>
               <w:noProof/>
+              <w:color w:val="auto"/>
+              <w:kern w:val="2"/>
+              <w:sz w:val="24"/>
+              <w:szCs w:val="24"/>
+              <w14:ligatures w14:val="standardContextual"/>
             </w:rPr>
           </w:pPr>
-          <w:hyperlink w:anchor="_Toc240729579" w:history="1">
+          <w:hyperlink w:anchor="_Toc242358195" w:history="1">
             <w:r>
               <w:rPr>
                 <w:rStyle w:val="Hyperlink"/>
@@ -633,10 +896,40 @@
                 <w:noProof/>
               </w:rPr>
               <w:tab/>
+            </w:r>
+            <w:r>
+              <w:rPr>
+                <w:noProof/>
+              </w:rPr>
               <w:fldChar w:fldCharType="begin"/>
-              <w:instrText xml:space="preserve"> PAGEREF _Toc240729579 \h </w:instrText>
+            </w:r>
+            <w:r>
+              <w:rPr>
+                <w:noProof/>
+              </w:rPr>
+              <w:instrText xml:space="preserve"> PAGEREF _Toc242358195 \h </w:instrText>
+            </w:r>
+            <w:r>
+              <w:rPr>
+                <w:noProof/>
+              </w:rPr>
+            </w:r>
+            <w:r>
+              <w:rPr>
+                <w:noProof/>
+              </w:rPr>
               <w:fldChar w:fldCharType="separate"/>
-              <w:t>9</w:t>
+            </w:r>
+            <w:r>
+              <w:rPr>
+                <w:noProof/>
+              </w:rPr>
+              <w:t>10</w:t>
+            </w:r>
+            <w:r>
+              <w:rPr>
+                <w:noProof/>
+              </w:rPr>
               <w:fldChar w:fldCharType="end"/>
             </w:r>
           </w:hyperlink>
@@ -648,10 +941,16 @@
               <w:tab w:val="right" w:leader="dot" w:pos="9350"/>
             </w:tabs>
             <w:rPr>
+              <w:rFonts w:asciiTheme="minorHAnsi" w:eastAsiaTheme="minorEastAsia" w:hAnsiTheme="minorHAnsi" w:cstheme="minorBidi"/>
               <w:noProof/>
+              <w:color w:val="auto"/>
+              <w:kern w:val="2"/>
+              <w:sz w:val="24"/>
+              <w:szCs w:val="24"/>
+              <w14:ligatures w14:val="standardContextual"/>
             </w:rPr>
           </w:pPr>
-          <w:hyperlink w:anchor="_Toc240729580" w:history="1">
+          <w:hyperlink w:anchor="_Toc242358196" w:history="1">
             <w:r>
               <w:rPr>
                 <w:rStyle w:val="Hyperlink"/>
@@ -664,10 +963,40 @@
                 <w:noProof/>
               </w:rPr>
               <w:tab/>
+            </w:r>
+            <w:r>
+              <w:rPr>
+                <w:noProof/>
+              </w:rPr>
               <w:fldChar w:fldCharType="begin"/>
-              <w:instrText xml:space="preserve"> PAGEREF _Toc240729580 \h </w:instrText>
+            </w:r>
+            <w:r>
+              <w:rPr>
+                <w:noProof/>
+              </w:rPr>
+              <w:instrText xml:space="preserve"> PAGEREF _Toc242358196 \h </w:instrText>
+            </w:r>
+            <w:r>
+              <w:rPr>
+                <w:noProof/>
+              </w:rPr>
+            </w:r>
+            <w:r>
+              <w:rPr>
+                <w:noProof/>
+              </w:rPr>
               <w:fldChar w:fldCharType="separate"/>
-              <w:t>9</w:t>
+            </w:r>
+            <w:r>
+              <w:rPr>
+                <w:noProof/>
+              </w:rPr>
+              <w:t>10</w:t>
+            </w:r>
+            <w:r>
+              <w:rPr>
+                <w:noProof/>
+              </w:rPr>
               <w:fldChar w:fldCharType="end"/>
             </w:r>
           </w:hyperlink>
@@ -679,10 +1008,16 @@
               <w:tab w:val="right" w:leader="dot" w:pos="9350"/>
             </w:tabs>
             <w:rPr>
+              <w:rFonts w:asciiTheme="minorHAnsi" w:eastAsiaTheme="minorEastAsia" w:hAnsiTheme="minorHAnsi" w:cstheme="minorBidi"/>
               <w:noProof/>
+              <w:color w:val="auto"/>
+              <w:kern w:val="2"/>
+              <w:sz w:val="24"/>
+              <w:szCs w:val="24"/>
+              <w14:ligatures w14:val="standardContextual"/>
             </w:rPr>
           </w:pPr>
-          <w:hyperlink w:anchor="_Toc240729581" w:history="1">
+          <w:hyperlink w:anchor="_Toc242358197" w:history="1">
             <w:r>
               <w:rPr>
                 <w:rStyle w:val="Hyperlink"/>
@@ -695,10 +1030,40 @@
                 <w:noProof/>
               </w:rPr>
               <w:tab/>
+            </w:r>
+            <w:r>
+              <w:rPr>
+                <w:noProof/>
+              </w:rPr>
               <w:fldChar w:fldCharType="begin"/>
-              <w:instrText xml:space="preserve"> PAGEREF _Toc240729581 \h </w:instrText>
+            </w:r>
+            <w:r>
+              <w:rPr>
+                <w:noProof/>
+              </w:rPr>
+              <w:instrText xml:space="preserve"> PAGEREF _Toc242358197 \h </w:instrText>
+            </w:r>
+            <w:r>
+              <w:rPr>
+                <w:noProof/>
+              </w:rPr>
+            </w:r>
+            <w:r>
+              <w:rPr>
+                <w:noProof/>
+              </w:rPr>
               <w:fldChar w:fldCharType="separate"/>
-              <w:t>9</w:t>
+            </w:r>
+            <w:r>
+              <w:rPr>
+                <w:noProof/>
+              </w:rPr>
+              <w:t>10</w:t>
+            </w:r>
+            <w:r>
+              <w:rPr>
+                <w:noProof/>
+              </w:rPr>
               <w:fldChar w:fldCharType="end"/>
             </w:r>
           </w:hyperlink>
@@ -710,10 +1075,16 @@
               <w:tab w:val="right" w:leader="dot" w:pos="9350"/>
             </w:tabs>
             <w:rPr>
+              <w:rFonts w:asciiTheme="minorHAnsi" w:eastAsiaTheme="minorEastAsia" w:hAnsiTheme="minorHAnsi" w:cstheme="minorBidi"/>
               <w:noProof/>
+              <w:color w:val="auto"/>
+              <w:kern w:val="2"/>
+              <w:sz w:val="24"/>
+              <w:szCs w:val="24"/>
+              <w14:ligatures w14:val="standardContextual"/>
             </w:rPr>
           </w:pPr>
-          <w:hyperlink w:anchor="_Toc240729582" w:history="1">
+          <w:hyperlink w:anchor="_Toc242358198" w:history="1">
             <w:r>
               <w:rPr>
                 <w:rStyle w:val="Hyperlink"/>
@@ -726,10 +1097,40 @@
                 <w:noProof/>
               </w:rPr>
               <w:tab/>
+            </w:r>
+            <w:r>
+              <w:rPr>
+                <w:noProof/>
+              </w:rPr>
               <w:fldChar w:fldCharType="begin"/>
-              <w:instrText xml:space="preserve"> PAGEREF _Toc240729582 \h </w:instrText>
+            </w:r>
+            <w:r>
+              <w:rPr>
+                <w:noProof/>
+              </w:rPr>
+              <w:instrText xml:space="preserve"> PAGEREF _Toc242358198 \h </w:instrText>
+            </w:r>
+            <w:r>
+              <w:rPr>
+                <w:noProof/>
+              </w:rPr>
+            </w:r>
+            <w:r>
+              <w:rPr>
+                <w:noProof/>
+              </w:rPr>
               <w:fldChar w:fldCharType="separate"/>
-              <w:t>10</w:t>
+            </w:r>
+            <w:r>
+              <w:rPr>
+                <w:noProof/>
+              </w:rPr>
+              <w:t>11</w:t>
+            </w:r>
+            <w:r>
+              <w:rPr>
+                <w:noProof/>
+              </w:rPr>
               <w:fldChar w:fldCharType="end"/>
             </w:r>
           </w:hyperlink>
@@ -741,10 +1142,16 @@
               <w:tab w:val="right" w:leader="dot" w:pos="9350"/>
             </w:tabs>
             <w:rPr>
+              <w:rFonts w:asciiTheme="minorHAnsi" w:eastAsiaTheme="minorEastAsia" w:hAnsiTheme="minorHAnsi" w:cstheme="minorBidi"/>
               <w:noProof/>
+              <w:color w:val="auto"/>
+              <w:kern w:val="2"/>
+              <w:sz w:val="24"/>
+              <w:szCs w:val="24"/>
+              <w14:ligatures w14:val="standardContextual"/>
             </w:rPr>
           </w:pPr>
-          <w:hyperlink w:anchor="_Toc240729583" w:history="1">
+          <w:hyperlink w:anchor="_Toc242358199" w:history="1">
             <w:r>
               <w:rPr>
                 <w:rStyle w:val="Hyperlink"/>
@@ -757,10 +1164,40 @@
                 <w:noProof/>
               </w:rPr>
               <w:tab/>
+            </w:r>
+            <w:r>
+              <w:rPr>
+                <w:noProof/>
+              </w:rPr>
               <w:fldChar w:fldCharType="begin"/>
-              <w:instrText xml:space="preserve"> PAGEREF _Toc240729583 \h </w:instrText>
+            </w:r>
+            <w:r>
+              <w:rPr>
+                <w:noProof/>
+              </w:rPr>
+              <w:instrText xml:space="preserve"> PAGEREF _Toc242358199 \h </w:instrText>
+            </w:r>
+            <w:r>
+              <w:rPr>
+                <w:noProof/>
+              </w:rPr>
+            </w:r>
+            <w:r>
+              <w:rPr>
+                <w:noProof/>
+              </w:rPr>
               <w:fldChar w:fldCharType="separate"/>
-              <w:t>11</w:t>
+            </w:r>
+            <w:r>
+              <w:rPr>
+                <w:noProof/>
+              </w:rPr>
+              <w:t>12</w:t>
+            </w:r>
+            <w:r>
+              <w:rPr>
+                <w:noProof/>
+              </w:rPr>
               <w:fldChar w:fldCharType="end"/>
             </w:r>
           </w:hyperlink>
@@ -772,10 +1209,16 @@
               <w:tab w:val="right" w:leader="dot" w:pos="9350"/>
             </w:tabs>
             <w:rPr>
+              <w:rFonts w:asciiTheme="minorHAnsi" w:eastAsiaTheme="minorEastAsia" w:hAnsiTheme="minorHAnsi" w:cstheme="minorBidi"/>
               <w:noProof/>
+              <w:color w:val="auto"/>
+              <w:kern w:val="2"/>
+              <w:sz w:val="24"/>
+              <w:szCs w:val="24"/>
+              <w14:ligatures w14:val="standardContextual"/>
             </w:rPr>
           </w:pPr>
-          <w:hyperlink w:anchor="_Toc240729584" w:history="1">
+          <w:hyperlink w:anchor="_Toc242358200" w:history="1">
             <w:r>
               <w:rPr>
                 <w:rStyle w:val="Hyperlink"/>
@@ -788,10 +1231,40 @@
                 <w:noProof/>
               </w:rPr>
               <w:tab/>
+            </w:r>
+            <w:r>
+              <w:rPr>
+                <w:noProof/>
+              </w:rPr>
               <w:fldChar w:fldCharType="begin"/>
-              <w:instrText xml:space="preserve"> PAGEREF _Toc240729584 \h </w:instrText>
+            </w:r>
+            <w:r>
+              <w:rPr>
+                <w:noProof/>
+              </w:rPr>
+              <w:instrText xml:space="preserve"> PAGEREF _Toc242358200 \h </w:instrText>
+            </w:r>
+            <w:r>
+              <w:rPr>
+                <w:noProof/>
+              </w:rPr>
+            </w:r>
+            <w:r>
+              <w:rPr>
+                <w:noProof/>
+              </w:rPr>
               <w:fldChar w:fldCharType="separate"/>
-              <w:t>14</w:t>
+            </w:r>
+            <w:r>
+              <w:rPr>
+                <w:noProof/>
+              </w:rPr>
+              <w:t>15</w:t>
+            </w:r>
+            <w:r>
+              <w:rPr>
+                <w:noProof/>
+              </w:rPr>
               <w:fldChar w:fldCharType="end"/>
             </w:r>
           </w:hyperlink>
@@ -803,10 +1276,16 @@
               <w:tab w:val="right" w:leader="dot" w:pos="9350"/>
             </w:tabs>
             <w:rPr>
+              <w:rFonts w:asciiTheme="minorHAnsi" w:eastAsiaTheme="minorEastAsia" w:hAnsiTheme="minorHAnsi" w:cstheme="minorBidi"/>
               <w:noProof/>
+              <w:color w:val="auto"/>
+              <w:kern w:val="2"/>
+              <w:sz w:val="24"/>
+              <w:szCs w:val="24"/>
+              <w14:ligatures w14:val="standardContextual"/>
             </w:rPr>
           </w:pPr>
-          <w:hyperlink w:anchor="_Toc240729585" w:history="1">
+          <w:hyperlink w:anchor="_Toc242358201" w:history="1">
             <w:r>
               <w:rPr>
                 <w:rStyle w:val="Hyperlink"/>
@@ -819,10 +1298,40 @@
                 <w:noProof/>
               </w:rPr>
               <w:tab/>
+            </w:r>
+            <w:r>
+              <w:rPr>
+                <w:noProof/>
+              </w:rPr>
               <w:fldChar w:fldCharType="begin"/>
-              <w:instrText xml:space="preserve"> PAGEREF _Toc240729585 \h </w:instrText>
+            </w:r>
+            <w:r>
+              <w:rPr>
+                <w:noProof/>
+              </w:rPr>
+              <w:instrText xml:space="preserve"> PAGEREF _Toc242358201 \h </w:instrText>
+            </w:r>
+            <w:r>
+              <w:rPr>
+                <w:noProof/>
+              </w:rPr>
+            </w:r>
+            <w:r>
+              <w:rPr>
+                <w:noProof/>
+              </w:rPr>
               <w:fldChar w:fldCharType="separate"/>
-              <w:t>14</w:t>
+            </w:r>
+            <w:r>
+              <w:rPr>
+                <w:noProof/>
+              </w:rPr>
+              <w:t>15</w:t>
+            </w:r>
+            <w:r>
+              <w:rPr>
+                <w:noProof/>
+              </w:rPr>
               <w:fldChar w:fldCharType="end"/>
             </w:r>
           </w:hyperlink>
@@ -834,10 +1343,16 @@
               <w:tab w:val="right" w:leader="dot" w:pos="9350"/>
             </w:tabs>
             <w:rPr>
+              <w:rFonts w:asciiTheme="minorHAnsi" w:eastAsiaTheme="minorEastAsia" w:hAnsiTheme="minorHAnsi" w:cstheme="minorBidi"/>
               <w:noProof/>
+              <w:color w:val="auto"/>
+              <w:kern w:val="2"/>
+              <w:sz w:val="24"/>
+              <w:szCs w:val="24"/>
+              <w14:ligatures w14:val="standardContextual"/>
             </w:rPr>
           </w:pPr>
-          <w:hyperlink w:anchor="_Toc240729586" w:history="1">
+          <w:hyperlink w:anchor="_Toc242358202" w:history="1">
             <w:r>
               <w:rPr>
                 <w:rStyle w:val="Hyperlink"/>
@@ -850,10 +1365,40 @@
                 <w:noProof/>
               </w:rPr>
               <w:tab/>
+            </w:r>
+            <w:r>
+              <w:rPr>
+                <w:noProof/>
+              </w:rPr>
               <w:fldChar w:fldCharType="begin"/>
-              <w:instrText xml:space="preserve"> PAGEREF _Toc240729586 \h </w:instrText>
+            </w:r>
+            <w:r>
+              <w:rPr>
+                <w:noProof/>
+              </w:rPr>
+              <w:instrText xml:space="preserve"> PAGEREF _Toc242358202 \h </w:instrText>
+            </w:r>
+            <w:r>
+              <w:rPr>
+                <w:noProof/>
+              </w:rPr>
+            </w:r>
+            <w:r>
+              <w:rPr>
+                <w:noProof/>
+              </w:rPr>
               <w:fldChar w:fldCharType="separate"/>
-              <w:t>14</w:t>
+            </w:r>
+            <w:r>
+              <w:rPr>
+                <w:noProof/>
+              </w:rPr>
+              <w:t>15</w:t>
+            </w:r>
+            <w:r>
+              <w:rPr>
+                <w:noProof/>
+              </w:rPr>
               <w:fldChar w:fldCharType="end"/>
             </w:r>
           </w:hyperlink>
@@ -865,10 +1410,16 @@
               <w:tab w:val="right" w:leader="dot" w:pos="9350"/>
             </w:tabs>
             <w:rPr>
+              <w:rFonts w:asciiTheme="minorHAnsi" w:eastAsiaTheme="minorEastAsia" w:hAnsiTheme="minorHAnsi" w:cstheme="minorBidi"/>
               <w:noProof/>
+              <w:color w:val="auto"/>
+              <w:kern w:val="2"/>
+              <w:sz w:val="24"/>
+              <w:szCs w:val="24"/>
+              <w14:ligatures w14:val="standardContextual"/>
             </w:rPr>
           </w:pPr>
-          <w:hyperlink w:anchor="_Toc240729587" w:history="1">
+          <w:hyperlink w:anchor="_Toc242358203" w:history="1">
             <w:r>
               <w:rPr>
                 <w:rStyle w:val="Hyperlink"/>
@@ -881,10 +1432,40 @@
                 <w:noProof/>
               </w:rPr>
               <w:tab/>
+            </w:r>
+            <w:r>
+              <w:rPr>
+                <w:noProof/>
+              </w:rPr>
               <w:fldChar w:fldCharType="begin"/>
-              <w:instrText xml:space="preserve"> PAGEREF _Toc240729587 \h </w:instrText>
+            </w:r>
+            <w:r>
+              <w:rPr>
+                <w:noProof/>
+              </w:rPr>
+              <w:instrText xml:space="preserve"> PAGEREF _Toc242358203 \h </w:instrText>
+            </w:r>
+            <w:r>
+              <w:rPr>
+                <w:noProof/>
+              </w:rPr>
+            </w:r>
+            <w:r>
+              <w:rPr>
+                <w:noProof/>
+              </w:rPr>
               <w:fldChar w:fldCharType="separate"/>
-              <w:t>15</w:t>
+            </w:r>
+            <w:r>
+              <w:rPr>
+                <w:noProof/>
+              </w:rPr>
+              <w:t>16</w:t>
+            </w:r>
+            <w:r>
+              <w:rPr>
+                <w:noProof/>
+              </w:rPr>
               <w:fldChar w:fldCharType="end"/>
             </w:r>
           </w:hyperlink>
@@ -896,10 +1477,16 @@
               <w:tab w:val="right" w:leader="dot" w:pos="9350"/>
             </w:tabs>
             <w:rPr>
+              <w:rFonts w:asciiTheme="minorHAnsi" w:eastAsiaTheme="minorEastAsia" w:hAnsiTheme="minorHAnsi" w:cstheme="minorBidi"/>
               <w:noProof/>
+              <w:color w:val="auto"/>
+              <w:kern w:val="2"/>
+              <w:sz w:val="24"/>
+              <w:szCs w:val="24"/>
+              <w14:ligatures w14:val="standardContextual"/>
             </w:rPr>
           </w:pPr>
-          <w:hyperlink w:anchor="_Toc240729588" w:history="1">
+          <w:hyperlink w:anchor="_Toc242358204" w:history="1">
             <w:r>
               <w:rPr>
                 <w:rStyle w:val="Hyperlink"/>
@@ -912,10 +1499,40 @@
                 <w:noProof/>
               </w:rPr>
               <w:tab/>
+            </w:r>
+            <w:r>
+              <w:rPr>
+                <w:noProof/>
+              </w:rPr>
               <w:fldChar w:fldCharType="begin"/>
-              <w:instrText xml:space="preserve"> PAGEREF _Toc240729588 \h </w:instrText>
+            </w:r>
+            <w:r>
+              <w:rPr>
+                <w:noProof/>
+              </w:rPr>
+              <w:instrText xml:space="preserve"> PAGEREF _Toc242358204 \h </w:instrText>
+            </w:r>
+            <w:r>
+              <w:rPr>
+                <w:noProof/>
+              </w:rPr>
+            </w:r>
+            <w:r>
+              <w:rPr>
+                <w:noProof/>
+              </w:rPr>
               <w:fldChar w:fldCharType="separate"/>
-              <w:t>16</w:t>
+            </w:r>
+            <w:r>
+              <w:rPr>
+                <w:noProof/>
+              </w:rPr>
+              <w:t>17</w:t>
+            </w:r>
+            <w:r>
+              <w:rPr>
+                <w:noProof/>
+              </w:rPr>
               <w:fldChar w:fldCharType="end"/>
             </w:r>
           </w:hyperlink>
@@ -927,10 +1544,16 @@
               <w:tab w:val="right" w:leader="dot" w:pos="9350"/>
             </w:tabs>
             <w:rPr>
+              <w:rFonts w:asciiTheme="minorHAnsi" w:eastAsiaTheme="minorEastAsia" w:hAnsiTheme="minorHAnsi" w:cstheme="minorBidi"/>
               <w:noProof/>
+              <w:color w:val="auto"/>
+              <w:kern w:val="2"/>
+              <w:sz w:val="24"/>
+              <w:szCs w:val="24"/>
+              <w14:ligatures w14:val="standardContextual"/>
             </w:rPr>
           </w:pPr>
-          <w:hyperlink w:anchor="_Toc240729589" w:history="1">
+          <w:hyperlink w:anchor="_Toc242358205" w:history="1">
             <w:r>
               <w:rPr>
                 <w:rStyle w:val="Hyperlink"/>
@@ -943,10 +1566,40 @@
                 <w:noProof/>
               </w:rPr>
               <w:tab/>
+            </w:r>
+            <w:r>
+              <w:rPr>
+                <w:noProof/>
+              </w:rPr>
               <w:fldChar w:fldCharType="begin"/>
-              <w:instrText xml:space="preserve"> PAGEREF _Toc240729589 \h </w:instrText>
+            </w:r>
+            <w:r>
+              <w:rPr>
+                <w:noProof/>
+              </w:rPr>
+              <w:instrText xml:space="preserve"> PAGEREF _Toc242358205 \h </w:instrText>
+            </w:r>
+            <w:r>
+              <w:rPr>
+                <w:noProof/>
+              </w:rPr>
+            </w:r>
+            <w:r>
+              <w:rPr>
+                <w:noProof/>
+              </w:rPr>
               <w:fldChar w:fldCharType="separate"/>
-              <w:t>16</w:t>
+            </w:r>
+            <w:r>
+              <w:rPr>
+                <w:noProof/>
+              </w:rPr>
+              <w:t>17</w:t>
+            </w:r>
+            <w:r>
+              <w:rPr>
+                <w:noProof/>
+              </w:rPr>
               <w:fldChar w:fldCharType="end"/>
             </w:r>
           </w:hyperlink>
@@ -958,10 +1611,16 @@
               <w:tab w:val="right" w:leader="dot" w:pos="9350"/>
             </w:tabs>
             <w:rPr>
+              <w:rFonts w:asciiTheme="minorHAnsi" w:eastAsiaTheme="minorEastAsia" w:hAnsiTheme="minorHAnsi" w:cstheme="minorBidi"/>
               <w:noProof/>
+              <w:color w:val="auto"/>
+              <w:kern w:val="2"/>
+              <w:sz w:val="24"/>
+              <w:szCs w:val="24"/>
+              <w14:ligatures w14:val="standardContextual"/>
             </w:rPr>
           </w:pPr>
-          <w:hyperlink w:anchor="_Toc240729590" w:history="1">
+          <w:hyperlink w:anchor="_Toc242358206" w:history="1">
             <w:r>
               <w:rPr>
                 <w:rStyle w:val="Hyperlink"/>
@@ -974,10 +1633,40 @@
                 <w:noProof/>
               </w:rPr>
               <w:tab/>
+            </w:r>
+            <w:r>
+              <w:rPr>
+                <w:noProof/>
+              </w:rPr>
               <w:fldChar w:fldCharType="begin"/>
-              <w:instrText xml:space="preserve"> PAGEREF _Toc240729590 \h </w:instrText>
+            </w:r>
+            <w:r>
+              <w:rPr>
+                <w:noProof/>
+              </w:rPr>
+              <w:instrText xml:space="preserve"> PAGEREF _Toc242358206 \h </w:instrText>
+            </w:r>
+            <w:r>
+              <w:rPr>
+                <w:noProof/>
+              </w:rPr>
+            </w:r>
+            <w:r>
+              <w:rPr>
+                <w:noProof/>
+              </w:rPr>
               <w:fldChar w:fldCharType="separate"/>
-              <w:t>16</w:t>
+            </w:r>
+            <w:r>
+              <w:rPr>
+                <w:noProof/>
+              </w:rPr>
+              <w:t>17</w:t>
+            </w:r>
+            <w:r>
+              <w:rPr>
+                <w:noProof/>
+              </w:rPr>
               <w:fldChar w:fldCharType="end"/>
             </w:r>
           </w:hyperlink>
@@ -989,10 +1678,16 @@
               <w:tab w:val="right" w:leader="dot" w:pos="9350"/>
             </w:tabs>
             <w:rPr>
+              <w:rFonts w:asciiTheme="minorHAnsi" w:eastAsiaTheme="minorEastAsia" w:hAnsiTheme="minorHAnsi" w:cstheme="minorBidi"/>
               <w:noProof/>
+              <w:color w:val="auto"/>
+              <w:kern w:val="2"/>
+              <w:sz w:val="24"/>
+              <w:szCs w:val="24"/>
+              <w14:ligatures w14:val="standardContextual"/>
             </w:rPr>
           </w:pPr>
-          <w:hyperlink w:anchor="_Toc240729591" w:history="1">
+          <w:hyperlink w:anchor="_Toc242358207" w:history="1">
             <w:r>
               <w:rPr>
                 <w:rStyle w:val="Hyperlink"/>
@@ -1005,10 +1700,40 @@
                 <w:noProof/>
               </w:rPr>
               <w:tab/>
+            </w:r>
+            <w:r>
+              <w:rPr>
+                <w:noProof/>
+              </w:rPr>
               <w:fldChar w:fldCharType="begin"/>
-              <w:instrText xml:space="preserve"> PAGEREF _Toc240729591 \h </w:instrText>
+            </w:r>
+            <w:r>
+              <w:rPr>
+                <w:noProof/>
+              </w:rPr>
+              <w:instrText xml:space="preserve"> PAGEREF _Toc242358207 \h </w:instrText>
+            </w:r>
+            <w:r>
+              <w:rPr>
+                <w:noProof/>
+              </w:rPr>
+            </w:r>
+            <w:r>
+              <w:rPr>
+                <w:noProof/>
+              </w:rPr>
               <w:fldChar w:fldCharType="separate"/>
-              <w:t>17</w:t>
+            </w:r>
+            <w:r>
+              <w:rPr>
+                <w:noProof/>
+              </w:rPr>
+              <w:t>18</w:t>
+            </w:r>
+            <w:r>
+              <w:rPr>
+                <w:noProof/>
+              </w:rPr>
               <w:fldChar w:fldCharType="end"/>
             </w:r>
           </w:hyperlink>
@@ -1020,10 +1745,16 @@
               <w:tab w:val="right" w:leader="dot" w:pos="9350"/>
             </w:tabs>
             <w:rPr>
+              <w:rFonts w:asciiTheme="minorHAnsi" w:eastAsiaTheme="minorEastAsia" w:hAnsiTheme="minorHAnsi" w:cstheme="minorBidi"/>
               <w:noProof/>
+              <w:color w:val="auto"/>
+              <w:kern w:val="2"/>
+              <w:sz w:val="24"/>
+              <w:szCs w:val="24"/>
+              <w14:ligatures w14:val="standardContextual"/>
             </w:rPr>
           </w:pPr>
-          <w:hyperlink w:anchor="_Toc240729592" w:history="1">
+          <w:hyperlink w:anchor="_Toc242358208" w:history="1">
             <w:r>
               <w:rPr>
                 <w:rStyle w:val="Hyperlink"/>
@@ -1036,10 +1767,40 @@
                 <w:noProof/>
               </w:rPr>
               <w:tab/>
+            </w:r>
+            <w:r>
+              <w:rPr>
+                <w:noProof/>
+              </w:rPr>
               <w:fldChar w:fldCharType="begin"/>
-              <w:instrText xml:space="preserve"> PAGEREF _Toc240729592 \h </w:instrText>
+            </w:r>
+            <w:r>
+              <w:rPr>
+                <w:noProof/>
+              </w:rPr>
+              <w:instrText xml:space="preserve"> PAGEREF _Toc242358208 \h </w:instrText>
+            </w:r>
+            <w:r>
+              <w:rPr>
+                <w:noProof/>
+              </w:rPr>
+            </w:r>
+            <w:r>
+              <w:rPr>
+                <w:noProof/>
+              </w:rPr>
               <w:fldChar w:fldCharType="separate"/>
-              <w:t>18</w:t>
+            </w:r>
+            <w:r>
+              <w:rPr>
+                <w:noProof/>
+              </w:rPr>
+              <w:t>20</w:t>
+            </w:r>
+            <w:r>
+              <w:rPr>
+                <w:noProof/>
+              </w:rPr>
               <w:fldChar w:fldCharType="end"/>
             </w:r>
           </w:hyperlink>
@@ -1051,10 +1812,16 @@
               <w:tab w:val="right" w:leader="dot" w:pos="9350"/>
             </w:tabs>
             <w:rPr>
+              <w:rFonts w:asciiTheme="minorHAnsi" w:eastAsiaTheme="minorEastAsia" w:hAnsiTheme="minorHAnsi" w:cstheme="minorBidi"/>
               <w:noProof/>
+              <w:color w:val="auto"/>
+              <w:kern w:val="2"/>
+              <w:sz w:val="24"/>
+              <w:szCs w:val="24"/>
+              <w14:ligatures w14:val="standardContextual"/>
             </w:rPr>
           </w:pPr>
-          <w:hyperlink w:anchor="_Toc240729593" w:history="1">
+          <w:hyperlink w:anchor="_Toc242358209" w:history="1">
             <w:r>
               <w:rPr>
                 <w:rStyle w:val="Hyperlink"/>
@@ -1067,10 +1834,40 @@
                 <w:noProof/>
               </w:rPr>
               <w:tab/>
+            </w:r>
+            <w:r>
+              <w:rPr>
+                <w:noProof/>
+              </w:rPr>
               <w:fldChar w:fldCharType="begin"/>
-              <w:instrText xml:space="preserve"> PAGEREF _Toc240729593 \h </w:instrText>
+            </w:r>
+            <w:r>
+              <w:rPr>
+                <w:noProof/>
+              </w:rPr>
+              <w:instrText xml:space="preserve"> PAGEREF _Toc242358209 \h </w:instrText>
+            </w:r>
+            <w:r>
+              <w:rPr>
+                <w:noProof/>
+              </w:rPr>
+            </w:r>
+            <w:r>
+              <w:rPr>
+                <w:noProof/>
+              </w:rPr>
               <w:fldChar w:fldCharType="separate"/>
-              <w:t>19</w:t>
+            </w:r>
+            <w:r>
+              <w:rPr>
+                <w:noProof/>
+              </w:rPr>
+              <w:t>21</w:t>
+            </w:r>
+            <w:r>
+              <w:rPr>
+                <w:noProof/>
+              </w:rPr>
               <w:fldChar w:fldCharType="end"/>
             </w:r>
           </w:hyperlink>
@@ -1082,10 +1879,16 @@
               <w:tab w:val="right" w:leader="dot" w:pos="9350"/>
             </w:tabs>
             <w:rPr>
+              <w:rFonts w:asciiTheme="minorHAnsi" w:eastAsiaTheme="minorEastAsia" w:hAnsiTheme="minorHAnsi" w:cstheme="minorBidi"/>
               <w:noProof/>
+              <w:color w:val="auto"/>
+              <w:kern w:val="2"/>
+              <w:sz w:val="24"/>
+              <w:szCs w:val="24"/>
+              <w14:ligatures w14:val="standardContextual"/>
             </w:rPr>
           </w:pPr>
-          <w:hyperlink w:anchor="_Toc240729594" w:history="1">
+          <w:hyperlink w:anchor="_Toc242358210" w:history="1">
             <w:r>
               <w:rPr>
                 <w:rStyle w:val="Hyperlink"/>
@@ -1098,10 +1901,40 @@
                 <w:noProof/>
               </w:rPr>
               <w:tab/>
+            </w:r>
+            <w:r>
+              <w:rPr>
+                <w:noProof/>
+              </w:rPr>
               <w:fldChar w:fldCharType="begin"/>
-              <w:instrText xml:space="preserve"> PAGEREF _Toc240729594 \h </w:instrText>
+            </w:r>
+            <w:r>
+              <w:rPr>
+                <w:noProof/>
+              </w:rPr>
+              <w:instrText xml:space="preserve"> PAGEREF _Toc242358210 \h </w:instrText>
+            </w:r>
+            <w:r>
+              <w:rPr>
+                <w:noProof/>
+              </w:rPr>
+            </w:r>
+            <w:r>
+              <w:rPr>
+                <w:noProof/>
+              </w:rPr>
               <w:fldChar w:fldCharType="separate"/>
-              <w:t>19</w:t>
+            </w:r>
+            <w:r>
+              <w:rPr>
+                <w:noProof/>
+              </w:rPr>
+              <w:t>21</w:t>
+            </w:r>
+            <w:r>
+              <w:rPr>
+                <w:noProof/>
+              </w:rPr>
               <w:fldChar w:fldCharType="end"/>
             </w:r>
           </w:hyperlink>
@@ -1113,10 +1946,16 @@
               <w:tab w:val="right" w:leader="dot" w:pos="9350"/>
             </w:tabs>
             <w:rPr>
+              <w:rFonts w:asciiTheme="minorHAnsi" w:eastAsiaTheme="minorEastAsia" w:hAnsiTheme="minorHAnsi" w:cstheme="minorBidi"/>
               <w:noProof/>
+              <w:color w:val="auto"/>
+              <w:kern w:val="2"/>
+              <w:sz w:val="24"/>
+              <w:szCs w:val="24"/>
+              <w14:ligatures w14:val="standardContextual"/>
             </w:rPr>
           </w:pPr>
-          <w:hyperlink w:anchor="_Toc240729595" w:history="1">
+          <w:hyperlink w:anchor="_Toc242358211" w:history="1">
             <w:r>
               <w:rPr>
                 <w:rStyle w:val="Hyperlink"/>
@@ -1129,10 +1968,40 @@
                 <w:noProof/>
               </w:rPr>
               <w:tab/>
+            </w:r>
+            <w:r>
+              <w:rPr>
+                <w:noProof/>
+              </w:rPr>
               <w:fldChar w:fldCharType="begin"/>
-              <w:instrText xml:space="preserve"> PAGEREF _Toc240729595 \h </w:instrText>
+            </w:r>
+            <w:r>
+              <w:rPr>
+                <w:noProof/>
+              </w:rPr>
+              <w:instrText xml:space="preserve"> PAGEREF _Toc242358211 \h </w:instrText>
+            </w:r>
+            <w:r>
+              <w:rPr>
+                <w:noProof/>
+              </w:rPr>
+            </w:r>
+            <w:r>
+              <w:rPr>
+                <w:noProof/>
+              </w:rPr>
               <w:fldChar w:fldCharType="separate"/>
-              <w:t>20</w:t>
+            </w:r>
+            <w:r>
+              <w:rPr>
+                <w:noProof/>
+              </w:rPr>
+              <w:t>21</w:t>
+            </w:r>
+            <w:r>
+              <w:rPr>
+                <w:noProof/>
+              </w:rPr>
               <w:fldChar w:fldCharType="end"/>
             </w:r>
           </w:hyperlink>
@@ -1144,10 +2013,16 @@
               <w:tab w:val="right" w:leader="dot" w:pos="9350"/>
             </w:tabs>
             <w:rPr>
+              <w:rFonts w:asciiTheme="minorHAnsi" w:eastAsiaTheme="minorEastAsia" w:hAnsiTheme="minorHAnsi" w:cstheme="minorBidi"/>
               <w:noProof/>
+              <w:color w:val="auto"/>
+              <w:kern w:val="2"/>
+              <w:sz w:val="24"/>
+              <w:szCs w:val="24"/>
+              <w14:ligatures w14:val="standardContextual"/>
             </w:rPr>
           </w:pPr>
-          <w:hyperlink w:anchor="_Toc240729596" w:history="1">
+          <w:hyperlink w:anchor="_Toc242358212" w:history="1">
             <w:r>
               <w:rPr>
                 <w:rStyle w:val="Hyperlink"/>
@@ -1160,10 +2035,40 @@
                 <w:noProof/>
               </w:rPr>
               <w:tab/>
+            </w:r>
+            <w:r>
+              <w:rPr>
+                <w:noProof/>
+              </w:rPr>
               <w:fldChar w:fldCharType="begin"/>
-              <w:instrText xml:space="preserve"> PAGEREF _Toc240729596 \h </w:instrText>
+            </w:r>
+            <w:r>
+              <w:rPr>
+                <w:noProof/>
+              </w:rPr>
+              <w:instrText xml:space="preserve"> PAGEREF _Toc242358212 \h </w:instrText>
+            </w:r>
+            <w:r>
+              <w:rPr>
+                <w:noProof/>
+              </w:rPr>
+            </w:r>
+            <w:r>
+              <w:rPr>
+                <w:noProof/>
+              </w:rPr>
               <w:fldChar w:fldCharType="separate"/>
-              <w:t>20</w:t>
+            </w:r>
+            <w:r>
+              <w:rPr>
+                <w:noProof/>
+              </w:rPr>
+              <w:t>22</w:t>
+            </w:r>
+            <w:r>
+              <w:rPr>
+                <w:noProof/>
+              </w:rPr>
               <w:fldChar w:fldCharType="end"/>
             </w:r>
           </w:hyperlink>
@@ -1175,10 +2080,16 @@
               <w:tab w:val="right" w:leader="dot" w:pos="9350"/>
             </w:tabs>
             <w:rPr>
+              <w:rFonts w:asciiTheme="minorHAnsi" w:eastAsiaTheme="minorEastAsia" w:hAnsiTheme="minorHAnsi" w:cstheme="minorBidi"/>
               <w:noProof/>
+              <w:color w:val="auto"/>
+              <w:kern w:val="2"/>
+              <w:sz w:val="24"/>
+              <w:szCs w:val="24"/>
+              <w14:ligatures w14:val="standardContextual"/>
             </w:rPr>
           </w:pPr>
-          <w:hyperlink w:anchor="_Toc240729597" w:history="1">
+          <w:hyperlink w:anchor="_Toc242358213" w:history="1">
             <w:r>
               <w:rPr>
                 <w:rStyle w:val="Hyperlink"/>
@@ -1191,10 +2102,40 @@
                 <w:noProof/>
               </w:rPr>
               <w:tab/>
+            </w:r>
+            <w:r>
+              <w:rPr>
+                <w:noProof/>
+              </w:rPr>
               <w:fldChar w:fldCharType="begin"/>
-              <w:instrText xml:space="preserve"> PAGEREF _Toc240729597 \h </w:instrText>
+            </w:r>
+            <w:r>
+              <w:rPr>
+                <w:noProof/>
+              </w:rPr>
+              <w:instrText xml:space="preserve"> PAGEREF _Toc242358213 \h </w:instrText>
+            </w:r>
+            <w:r>
+              <w:rPr>
+                <w:noProof/>
+              </w:rPr>
+            </w:r>
+            <w:r>
+              <w:rPr>
+                <w:noProof/>
+              </w:rPr>
               <w:fldChar w:fldCharType="separate"/>
-              <w:t>20</w:t>
+            </w:r>
+            <w:r>
+              <w:rPr>
+                <w:noProof/>
+              </w:rPr>
+              <w:t>22</w:t>
+            </w:r>
+            <w:r>
+              <w:rPr>
+                <w:noProof/>
+              </w:rPr>
               <w:fldChar w:fldCharType="end"/>
             </w:r>
           </w:hyperlink>
@@ -1206,10 +2147,16 @@
               <w:tab w:val="right" w:leader="dot" w:pos="9350"/>
             </w:tabs>
             <w:rPr>
+              <w:rFonts w:asciiTheme="minorHAnsi" w:eastAsiaTheme="minorEastAsia" w:hAnsiTheme="minorHAnsi" w:cstheme="minorBidi"/>
               <w:noProof/>
+              <w:color w:val="auto"/>
+              <w:kern w:val="2"/>
+              <w:sz w:val="24"/>
+              <w:szCs w:val="24"/>
+              <w14:ligatures w14:val="standardContextual"/>
             </w:rPr>
           </w:pPr>
-          <w:hyperlink w:anchor="_Toc240729598" w:history="1">
+          <w:hyperlink w:anchor="_Toc242358214" w:history="1">
             <w:r>
               <w:rPr>
                 <w:rStyle w:val="Hyperlink"/>
@@ -1222,10 +2169,40 @@
                 <w:noProof/>
               </w:rPr>
               <w:tab/>
+            </w:r>
+            <w:r>
+              <w:rPr>
+                <w:noProof/>
+              </w:rPr>
               <w:fldChar w:fldCharType="begin"/>
-              <w:instrText xml:space="preserve"> PAGEREF _Toc240729598 \h </w:instrText>
+            </w:r>
+            <w:r>
+              <w:rPr>
+                <w:noProof/>
+              </w:rPr>
+              <w:instrText xml:space="preserve"> PAGEREF _Toc242358214 \h </w:instrText>
+            </w:r>
+            <w:r>
+              <w:rPr>
+                <w:noProof/>
+              </w:rPr>
+            </w:r>
+            <w:r>
+              <w:rPr>
+                <w:noProof/>
+              </w:rPr>
               <w:fldChar w:fldCharType="separate"/>
-              <w:t>22</w:t>
+            </w:r>
+            <w:r>
+              <w:rPr>
+                <w:noProof/>
+              </w:rPr>
+              <w:t>24</w:t>
+            </w:r>
+            <w:r>
+              <w:rPr>
+                <w:noProof/>
+              </w:rPr>
               <w:fldChar w:fldCharType="end"/>
             </w:r>
           </w:hyperlink>
@@ -1237,10 +2214,16 @@
               <w:tab w:val="right" w:leader="dot" w:pos="9350"/>
             </w:tabs>
             <w:rPr>
+              <w:rFonts w:asciiTheme="minorHAnsi" w:eastAsiaTheme="minorEastAsia" w:hAnsiTheme="minorHAnsi" w:cstheme="minorBidi"/>
               <w:noProof/>
+              <w:color w:val="auto"/>
+              <w:kern w:val="2"/>
+              <w:sz w:val="24"/>
+              <w:szCs w:val="24"/>
+              <w14:ligatures w14:val="standardContextual"/>
             </w:rPr>
           </w:pPr>
-          <w:hyperlink w:anchor="_Toc240729599" w:history="1">
+          <w:hyperlink w:anchor="_Toc242358215" w:history="1">
             <w:r>
               <w:rPr>
                 <w:rStyle w:val="Hyperlink"/>
@@ -1253,10 +2236,40 @@
                 <w:noProof/>
               </w:rPr>
               <w:tab/>
+            </w:r>
+            <w:r>
+              <w:rPr>
+                <w:noProof/>
+              </w:rPr>
               <w:fldChar w:fldCharType="begin"/>
-              <w:instrText xml:space="preserve"> PAGEREF _Toc240729599 \h </w:instrText>
+            </w:r>
+            <w:r>
+              <w:rPr>
+                <w:noProof/>
+              </w:rPr>
+              <w:instrText xml:space="preserve"> PAGEREF _Toc242358215 \h </w:instrText>
+            </w:r>
+            <w:r>
+              <w:rPr>
+                <w:noProof/>
+              </w:rPr>
+            </w:r>
+            <w:r>
+              <w:rPr>
+                <w:noProof/>
+              </w:rPr>
               <w:fldChar w:fldCharType="separate"/>
-              <w:t>22</w:t>
+            </w:r>
+            <w:r>
+              <w:rPr>
+                <w:noProof/>
+              </w:rPr>
+              <w:t>24</w:t>
+            </w:r>
+            <w:r>
+              <w:rPr>
+                <w:noProof/>
+              </w:rPr>
               <w:fldChar w:fldCharType="end"/>
             </w:r>
           </w:hyperlink>
@@ -1268,10 +2281,16 @@
               <w:tab w:val="right" w:leader="dot" w:pos="9350"/>
             </w:tabs>
             <w:rPr>
+              <w:rFonts w:asciiTheme="minorHAnsi" w:eastAsiaTheme="minorEastAsia" w:hAnsiTheme="minorHAnsi" w:cstheme="minorBidi"/>
               <w:noProof/>
+              <w:color w:val="auto"/>
+              <w:kern w:val="2"/>
+              <w:sz w:val="24"/>
+              <w:szCs w:val="24"/>
+              <w14:ligatures w14:val="standardContextual"/>
             </w:rPr>
           </w:pPr>
-          <w:hyperlink w:anchor="_Toc240729600" w:history="1">
+          <w:hyperlink w:anchor="_Toc242358216" w:history="1">
             <w:r>
               <w:rPr>
                 <w:rStyle w:val="Hyperlink"/>
@@ -1284,10 +2303,40 @@
                 <w:noProof/>
               </w:rPr>
               <w:tab/>
+            </w:r>
+            <w:r>
+              <w:rPr>
+                <w:noProof/>
+              </w:rPr>
               <w:fldChar w:fldCharType="begin"/>
-              <w:instrText xml:space="preserve"> PAGEREF _Toc240729600 \h </w:instrText>
+            </w:r>
+            <w:r>
+              <w:rPr>
+                <w:noProof/>
+              </w:rPr>
+              <w:instrText xml:space="preserve"> PAGEREF _Toc242358216 \h </w:instrText>
+            </w:r>
+            <w:r>
+              <w:rPr>
+                <w:noProof/>
+              </w:rPr>
+            </w:r>
+            <w:r>
+              <w:rPr>
+                <w:noProof/>
+              </w:rPr>
               <w:fldChar w:fldCharType="separate"/>
-              <w:t>22</w:t>
+            </w:r>
+            <w:r>
+              <w:rPr>
+                <w:noProof/>
+              </w:rPr>
+              <w:t>24</w:t>
+            </w:r>
+            <w:r>
+              <w:rPr>
+                <w:noProof/>
+              </w:rPr>
               <w:fldChar w:fldCharType="end"/>
             </w:r>
           </w:hyperlink>
@@ -1299,10 +2348,16 @@
               <w:tab w:val="right" w:leader="dot" w:pos="9350"/>
             </w:tabs>
             <w:rPr>
+              <w:rFonts w:asciiTheme="minorHAnsi" w:eastAsiaTheme="minorEastAsia" w:hAnsiTheme="minorHAnsi" w:cstheme="minorBidi"/>
               <w:noProof/>
+              <w:color w:val="auto"/>
+              <w:kern w:val="2"/>
+              <w:sz w:val="24"/>
+              <w:szCs w:val="24"/>
+              <w14:ligatures w14:val="standardContextual"/>
             </w:rPr>
           </w:pPr>
-          <w:hyperlink w:anchor="_Toc240729601" w:history="1">
+          <w:hyperlink w:anchor="_Toc242358217" w:history="1">
             <w:r>
               <w:rPr>
                 <w:rStyle w:val="Hyperlink"/>
@@ -1315,10 +2370,40 @@
                 <w:noProof/>
               </w:rPr>
               <w:tab/>
+            </w:r>
+            <w:r>
+              <w:rPr>
+                <w:noProof/>
+              </w:rPr>
               <w:fldChar w:fldCharType="begin"/>
-              <w:instrText xml:space="preserve"> PAGEREF _Toc240729601 \h </w:instrText>
+            </w:r>
+            <w:r>
+              <w:rPr>
+                <w:noProof/>
+              </w:rPr>
+              <w:instrText xml:space="preserve"> PAGEREF _Toc242358217 \h </w:instrText>
+            </w:r>
+            <w:r>
+              <w:rPr>
+                <w:noProof/>
+              </w:rPr>
+            </w:r>
+            <w:r>
+              <w:rPr>
+                <w:noProof/>
+              </w:rPr>
               <w:fldChar w:fldCharType="separate"/>
-              <w:t>22</w:t>
+            </w:r>
+            <w:r>
+              <w:rPr>
+                <w:noProof/>
+              </w:rPr>
+              <w:t>24</w:t>
+            </w:r>
+            <w:r>
+              <w:rPr>
+                <w:noProof/>
+              </w:rPr>
               <w:fldChar w:fldCharType="end"/>
             </w:r>
           </w:hyperlink>
@@ -1330,10 +2415,16 @@
               <w:tab w:val="right" w:leader="dot" w:pos="9350"/>
             </w:tabs>
             <w:rPr>
+              <w:rFonts w:asciiTheme="minorHAnsi" w:eastAsiaTheme="minorEastAsia" w:hAnsiTheme="minorHAnsi" w:cstheme="minorBidi"/>
               <w:noProof/>
+              <w:color w:val="auto"/>
+              <w:kern w:val="2"/>
+              <w:sz w:val="24"/>
+              <w:szCs w:val="24"/>
+              <w14:ligatures w14:val="standardContextual"/>
             </w:rPr>
           </w:pPr>
-          <w:hyperlink w:anchor="_Toc240729602" w:history="1">
+          <w:hyperlink w:anchor="_Toc242358218" w:history="1">
             <w:r>
               <w:rPr>
                 <w:rStyle w:val="Hyperlink"/>
@@ -1346,10 +2437,40 @@
                 <w:noProof/>
               </w:rPr>
               <w:tab/>
+            </w:r>
+            <w:r>
+              <w:rPr>
+                <w:noProof/>
+              </w:rPr>
               <w:fldChar w:fldCharType="begin"/>
-              <w:instrText xml:space="preserve"> PAGEREF _Toc240729602 \h </w:instrText>
+            </w:r>
+            <w:r>
+              <w:rPr>
+                <w:noProof/>
+              </w:rPr>
+              <w:instrText xml:space="preserve"> PAGEREF _Toc242358218 \h </w:instrText>
+            </w:r>
+            <w:r>
+              <w:rPr>
+                <w:noProof/>
+              </w:rPr>
+            </w:r>
+            <w:r>
+              <w:rPr>
+                <w:noProof/>
+              </w:rPr>
               <w:fldChar w:fldCharType="separate"/>
-              <w:t>23</w:t>
+            </w:r>
+            <w:r>
+              <w:rPr>
+                <w:noProof/>
+              </w:rPr>
+              <w:t>25</w:t>
+            </w:r>
+            <w:r>
+              <w:rPr>
+                <w:noProof/>
+              </w:rPr>
               <w:fldChar w:fldCharType="end"/>
             </w:r>
           </w:hyperlink>
@@ -1361,10 +2482,16 @@
               <w:tab w:val="right" w:leader="dot" w:pos="9350"/>
             </w:tabs>
             <w:rPr>
+              <w:rFonts w:asciiTheme="minorHAnsi" w:eastAsiaTheme="minorEastAsia" w:hAnsiTheme="minorHAnsi" w:cstheme="minorBidi"/>
               <w:noProof/>
+              <w:color w:val="auto"/>
+              <w:kern w:val="2"/>
+              <w:sz w:val="24"/>
+              <w:szCs w:val="24"/>
+              <w14:ligatures w14:val="standardContextual"/>
             </w:rPr>
           </w:pPr>
-          <w:hyperlink w:anchor="_Toc240729603" w:history="1">
+          <w:hyperlink w:anchor="_Toc242358219" w:history="1">
             <w:r>
               <w:rPr>
                 <w:rStyle w:val="Hyperlink"/>
@@ -1377,10 +2504,40 @@
                 <w:noProof/>
               </w:rPr>
               <w:tab/>
+            </w:r>
+            <w:r>
+              <w:rPr>
+                <w:noProof/>
+              </w:rPr>
               <w:fldChar w:fldCharType="begin"/>
-              <w:instrText xml:space="preserve"> PAGEREF _Toc240729603 \h </w:instrText>
+            </w:r>
+            <w:r>
+              <w:rPr>
+                <w:noProof/>
+              </w:rPr>
+              <w:instrText xml:space="preserve"> PAGEREF _Toc242358219 \h </w:instrText>
+            </w:r>
+            <w:r>
+              <w:rPr>
+                <w:noProof/>
+              </w:rPr>
+            </w:r>
+            <w:r>
+              <w:rPr>
+                <w:noProof/>
+              </w:rPr>
               <w:fldChar w:fldCharType="separate"/>
-              <w:t>23</w:t>
+            </w:r>
+            <w:r>
+              <w:rPr>
+                <w:noProof/>
+              </w:rPr>
+              <w:t>25</w:t>
+            </w:r>
+            <w:r>
+              <w:rPr>
+                <w:noProof/>
+              </w:rPr>
               <w:fldChar w:fldCharType="end"/>
             </w:r>
           </w:hyperlink>
@@ -1392,10 +2549,16 @@
               <w:tab w:val="right" w:leader="dot" w:pos="9350"/>
             </w:tabs>
             <w:rPr>
+              <w:rFonts w:asciiTheme="minorHAnsi" w:eastAsiaTheme="minorEastAsia" w:hAnsiTheme="minorHAnsi" w:cstheme="minorBidi"/>
               <w:noProof/>
+              <w:color w:val="auto"/>
+              <w:kern w:val="2"/>
+              <w:sz w:val="24"/>
+              <w:szCs w:val="24"/>
+              <w14:ligatures w14:val="standardContextual"/>
             </w:rPr>
           </w:pPr>
-          <w:hyperlink w:anchor="_Toc240729604" w:history="1">
+          <w:hyperlink w:anchor="_Toc242358220" w:history="1">
             <w:r>
               <w:rPr>
                 <w:rStyle w:val="Hyperlink"/>
@@ -1408,10 +2571,40 @@
                 <w:noProof/>
               </w:rPr>
               <w:tab/>
+            </w:r>
+            <w:r>
+              <w:rPr>
+                <w:noProof/>
+              </w:rPr>
               <w:fldChar w:fldCharType="begin"/>
-              <w:instrText xml:space="preserve"> PAGEREF _Toc240729604 \h </w:instrText>
+            </w:r>
+            <w:r>
+              <w:rPr>
+                <w:noProof/>
+              </w:rPr>
+              <w:instrText xml:space="preserve"> PAGEREF _Toc242358220 \h </w:instrText>
+            </w:r>
+            <w:r>
+              <w:rPr>
+                <w:noProof/>
+              </w:rPr>
+            </w:r>
+            <w:r>
+              <w:rPr>
+                <w:noProof/>
+              </w:rPr>
               <w:fldChar w:fldCharType="separate"/>
-              <w:t>23</w:t>
+            </w:r>
+            <w:r>
+              <w:rPr>
+                <w:noProof/>
+              </w:rPr>
+              <w:t>25</w:t>
+            </w:r>
+            <w:r>
+              <w:rPr>
+                <w:noProof/>
+              </w:rPr>
               <w:fldChar w:fldCharType="end"/>
             </w:r>
           </w:hyperlink>
@@ -1423,10 +2616,16 @@
               <w:tab w:val="right" w:leader="dot" w:pos="9350"/>
             </w:tabs>
             <w:rPr>
+              <w:rFonts w:asciiTheme="minorHAnsi" w:eastAsiaTheme="minorEastAsia" w:hAnsiTheme="minorHAnsi" w:cstheme="minorBidi"/>
               <w:noProof/>
+              <w:color w:val="auto"/>
+              <w:kern w:val="2"/>
+              <w:sz w:val="24"/>
+              <w:szCs w:val="24"/>
+              <w14:ligatures w14:val="standardContextual"/>
             </w:rPr>
           </w:pPr>
-          <w:hyperlink w:anchor="_Toc240729605" w:history="1">
+          <w:hyperlink w:anchor="_Toc242358221" w:history="1">
             <w:r>
               <w:rPr>
                 <w:rStyle w:val="Hyperlink"/>
@@ -1439,10 +2638,40 @@
                 <w:noProof/>
               </w:rPr>
               <w:tab/>
+            </w:r>
+            <w:r>
+              <w:rPr>
+                <w:noProof/>
+              </w:rPr>
               <w:fldChar w:fldCharType="begin"/>
-              <w:instrText xml:space="preserve"> PAGEREF _Toc240729605 \h </w:instrText>
+            </w:r>
+            <w:r>
+              <w:rPr>
+                <w:noProof/>
+              </w:rPr>
+              <w:instrText xml:space="preserve"> PAGEREF _Toc242358221 \h </w:instrText>
+            </w:r>
+            <w:r>
+              <w:rPr>
+                <w:noProof/>
+              </w:rPr>
+            </w:r>
+            <w:r>
+              <w:rPr>
+                <w:noProof/>
+              </w:rPr>
               <w:fldChar w:fldCharType="separate"/>
-              <w:t>25</w:t>
+            </w:r>
+            <w:r>
+              <w:rPr>
+                <w:noProof/>
+              </w:rPr>
+              <w:t>27</w:t>
+            </w:r>
+            <w:r>
+              <w:rPr>
+                <w:noProof/>
+              </w:rPr>
               <w:fldChar w:fldCharType="end"/>
             </w:r>
           </w:hyperlink>
@@ -1454,10 +2683,16 @@
               <w:tab w:val="right" w:leader="dot" w:pos="9350"/>
             </w:tabs>
             <w:rPr>
+              <w:rFonts w:asciiTheme="minorHAnsi" w:eastAsiaTheme="minorEastAsia" w:hAnsiTheme="minorHAnsi" w:cstheme="minorBidi"/>
               <w:noProof/>
+              <w:color w:val="auto"/>
+              <w:kern w:val="2"/>
+              <w:sz w:val="24"/>
+              <w:szCs w:val="24"/>
+              <w14:ligatures w14:val="standardContextual"/>
             </w:rPr>
           </w:pPr>
-          <w:hyperlink w:anchor="_Toc240729606" w:history="1">
+          <w:hyperlink w:anchor="_Toc242358222" w:history="1">
             <w:r>
               <w:rPr>
                 <w:rStyle w:val="Hyperlink"/>
@@ -1470,10 +2705,40 @@
                 <w:noProof/>
               </w:rPr>
               <w:tab/>
+            </w:r>
+            <w:r>
+              <w:rPr>
+                <w:noProof/>
+              </w:rPr>
               <w:fldChar w:fldCharType="begin"/>
-              <w:instrText xml:space="preserve"> PAGEREF _Toc240729606 \h </w:instrText>
+            </w:r>
+            <w:r>
+              <w:rPr>
+                <w:noProof/>
+              </w:rPr>
+              <w:instrText xml:space="preserve"> PAGEREF _Toc242358222 \h </w:instrText>
+            </w:r>
+            <w:r>
+              <w:rPr>
+                <w:noProof/>
+              </w:rPr>
+            </w:r>
+            <w:r>
+              <w:rPr>
+                <w:noProof/>
+              </w:rPr>
               <w:fldChar w:fldCharType="separate"/>
-              <w:t>27</w:t>
+            </w:r>
+            <w:r>
+              <w:rPr>
+                <w:noProof/>
+              </w:rPr>
+              <w:t>29</w:t>
+            </w:r>
+            <w:r>
+              <w:rPr>
+                <w:noProof/>
+              </w:rPr>
               <w:fldChar w:fldCharType="end"/>
             </w:r>
           </w:hyperlink>
@@ -1485,10 +2750,16 @@
               <w:tab w:val="right" w:leader="dot" w:pos="9350"/>
             </w:tabs>
             <w:rPr>
+              <w:rFonts w:asciiTheme="minorHAnsi" w:eastAsiaTheme="minorEastAsia" w:hAnsiTheme="minorHAnsi" w:cstheme="minorBidi"/>
               <w:noProof/>
+              <w:color w:val="auto"/>
+              <w:kern w:val="2"/>
+              <w:sz w:val="24"/>
+              <w:szCs w:val="24"/>
+              <w14:ligatures w14:val="standardContextual"/>
             </w:rPr>
           </w:pPr>
-          <w:hyperlink w:anchor="_Toc240729607" w:history="1">
+          <w:hyperlink w:anchor="_Toc242358223" w:history="1">
             <w:r>
               <w:rPr>
                 <w:rStyle w:val="Hyperlink"/>
@@ -1501,10 +2772,40 @@
                 <w:noProof/>
               </w:rPr>
               <w:tab/>
+            </w:r>
+            <w:r>
+              <w:rPr>
+                <w:noProof/>
+              </w:rPr>
               <w:fldChar w:fldCharType="begin"/>
-              <w:instrText xml:space="preserve"> PAGEREF _Toc240729607 \h </w:instrText>
+            </w:r>
+            <w:r>
+              <w:rPr>
+                <w:noProof/>
+              </w:rPr>
+              <w:instrText xml:space="preserve"> PAGEREF _Toc242358223 \h </w:instrText>
+            </w:r>
+            <w:r>
+              <w:rPr>
+                <w:noProof/>
+              </w:rPr>
+            </w:r>
+            <w:r>
+              <w:rPr>
+                <w:noProof/>
+              </w:rPr>
               <w:fldChar w:fldCharType="separate"/>
-              <w:t>27</w:t>
+            </w:r>
+            <w:r>
+              <w:rPr>
+                <w:noProof/>
+              </w:rPr>
+              <w:t>30</w:t>
+            </w:r>
+            <w:r>
+              <w:rPr>
+                <w:noProof/>
+              </w:rPr>
               <w:fldChar w:fldCharType="end"/>
             </w:r>
           </w:hyperlink>
@@ -1516,10 +2817,16 @@
               <w:tab w:val="right" w:leader="dot" w:pos="9350"/>
             </w:tabs>
             <w:rPr>
+              <w:rFonts w:asciiTheme="minorHAnsi" w:eastAsiaTheme="minorEastAsia" w:hAnsiTheme="minorHAnsi" w:cstheme="minorBidi"/>
               <w:noProof/>
+              <w:color w:val="auto"/>
+              <w:kern w:val="2"/>
+              <w:sz w:val="24"/>
+              <w:szCs w:val="24"/>
+              <w14:ligatures w14:val="standardContextual"/>
             </w:rPr>
           </w:pPr>
-          <w:hyperlink w:anchor="_Toc240729608" w:history="1">
+          <w:hyperlink w:anchor="_Toc242358224" w:history="1">
             <w:r>
               <w:rPr>
                 <w:rStyle w:val="Hyperlink"/>
@@ -1532,10 +2839,40 @@
                 <w:noProof/>
               </w:rPr>
               <w:tab/>
+            </w:r>
+            <w:r>
+              <w:rPr>
+                <w:noProof/>
+              </w:rPr>
               <w:fldChar w:fldCharType="begin"/>
-              <w:instrText xml:space="preserve"> PAGEREF _Toc240729608 \h </w:instrText>
+            </w:r>
+            <w:r>
+              <w:rPr>
+                <w:noProof/>
+              </w:rPr>
+              <w:instrText xml:space="preserve"> PAGEREF _Toc242358224 \h </w:instrText>
+            </w:r>
+            <w:r>
+              <w:rPr>
+                <w:noProof/>
+              </w:rPr>
+            </w:r>
+            <w:r>
+              <w:rPr>
+                <w:noProof/>
+              </w:rPr>
               <w:fldChar w:fldCharType="separate"/>
-              <w:t>29</w:t>
+            </w:r>
+            <w:r>
+              <w:rPr>
+                <w:noProof/>
+              </w:rPr>
+              <w:t>32</w:t>
+            </w:r>
+            <w:r>
+              <w:rPr>
+                <w:noProof/>
+              </w:rPr>
               <w:fldChar w:fldCharType="end"/>
             </w:r>
           </w:hyperlink>
@@ -1547,10 +2884,16 @@
               <w:tab w:val="right" w:leader="dot" w:pos="9350"/>
             </w:tabs>
             <w:rPr>
+              <w:rFonts w:asciiTheme="minorHAnsi" w:eastAsiaTheme="minorEastAsia" w:hAnsiTheme="minorHAnsi" w:cstheme="minorBidi"/>
               <w:noProof/>
+              <w:color w:val="auto"/>
+              <w:kern w:val="2"/>
+              <w:sz w:val="24"/>
+              <w:szCs w:val="24"/>
+              <w14:ligatures w14:val="standardContextual"/>
             </w:rPr>
           </w:pPr>
-          <w:hyperlink w:anchor="_Toc240729609" w:history="1">
+          <w:hyperlink w:anchor="_Toc242358225" w:history="1">
             <w:r>
               <w:rPr>
                 <w:rStyle w:val="Hyperlink"/>
@@ -1563,10 +2906,40 @@
                 <w:noProof/>
               </w:rPr>
               <w:tab/>
+            </w:r>
+            <w:r>
+              <w:rPr>
+                <w:noProof/>
+              </w:rPr>
               <w:fldChar w:fldCharType="begin"/>
-              <w:instrText xml:space="preserve"> PAGEREF _Toc240729609 \h </w:instrText>
+            </w:r>
+            <w:r>
+              <w:rPr>
+                <w:noProof/>
+              </w:rPr>
+              <w:instrText xml:space="preserve"> PAGEREF _Toc242358225 \h </w:instrText>
+            </w:r>
+            <w:r>
+              <w:rPr>
+                <w:noProof/>
+              </w:rPr>
+            </w:r>
+            <w:r>
+              <w:rPr>
+                <w:noProof/>
+              </w:rPr>
               <w:fldChar w:fldCharType="separate"/>
-              <w:t>30</w:t>
+            </w:r>
+            <w:r>
+              <w:rPr>
+                <w:noProof/>
+              </w:rPr>
+              <w:t>33</w:t>
+            </w:r>
+            <w:r>
+              <w:rPr>
+                <w:noProof/>
+              </w:rPr>
               <w:fldChar w:fldCharType="end"/>
             </w:r>
           </w:hyperlink>
@@ -1578,10 +2951,16 @@
               <w:tab w:val="right" w:leader="dot" w:pos="9350"/>
             </w:tabs>
             <w:rPr>
+              <w:rFonts w:asciiTheme="minorHAnsi" w:eastAsiaTheme="minorEastAsia" w:hAnsiTheme="minorHAnsi" w:cstheme="minorBidi"/>
               <w:noProof/>
+              <w:color w:val="auto"/>
+              <w:kern w:val="2"/>
+              <w:sz w:val="24"/>
+              <w:szCs w:val="24"/>
+              <w14:ligatures w14:val="standardContextual"/>
             </w:rPr>
           </w:pPr>
-          <w:hyperlink w:anchor="_Toc240729610" w:history="1">
+          <w:hyperlink w:anchor="_Toc242358226" w:history="1">
             <w:r>
               <w:rPr>
                 <w:rStyle w:val="Hyperlink"/>
@@ -1594,10 +2973,40 @@
                 <w:noProof/>
               </w:rPr>
               <w:tab/>
+            </w:r>
+            <w:r>
+              <w:rPr>
+                <w:noProof/>
+              </w:rPr>
               <w:fldChar w:fldCharType="begin"/>
-              <w:instrText xml:space="preserve"> PAGEREF _Toc240729610 \h </w:instrText>
+            </w:r>
+            <w:r>
+              <w:rPr>
+                <w:noProof/>
+              </w:rPr>
+              <w:instrText xml:space="preserve"> PAGEREF _Toc242358226 \h </w:instrText>
+            </w:r>
+            <w:r>
+              <w:rPr>
+                <w:noProof/>
+              </w:rPr>
+            </w:r>
+            <w:r>
+              <w:rPr>
+                <w:noProof/>
+              </w:rPr>
               <w:fldChar w:fldCharType="separate"/>
-              <w:t>30</w:t>
+            </w:r>
+            <w:r>
+              <w:rPr>
+                <w:noProof/>
+              </w:rPr>
+              <w:t>33</w:t>
+            </w:r>
+            <w:r>
+              <w:rPr>
+                <w:noProof/>
+              </w:rPr>
               <w:fldChar w:fldCharType="end"/>
             </w:r>
           </w:hyperlink>
@@ -1609,10 +3018,16 @@
               <w:tab w:val="right" w:leader="dot" w:pos="9350"/>
             </w:tabs>
             <w:rPr>
+              <w:rFonts w:asciiTheme="minorHAnsi" w:eastAsiaTheme="minorEastAsia" w:hAnsiTheme="minorHAnsi" w:cstheme="minorBidi"/>
               <w:noProof/>
+              <w:color w:val="auto"/>
+              <w:kern w:val="2"/>
+              <w:sz w:val="24"/>
+              <w:szCs w:val="24"/>
+              <w14:ligatures w14:val="standardContextual"/>
             </w:rPr>
           </w:pPr>
-          <w:hyperlink w:anchor="_Toc240729611" w:history="1">
+          <w:hyperlink w:anchor="_Toc242358227" w:history="1">
             <w:r>
               <w:rPr>
                 <w:rStyle w:val="Hyperlink"/>
@@ -1625,10 +3040,40 @@
                 <w:noProof/>
               </w:rPr>
               <w:tab/>
+            </w:r>
+            <w:r>
+              <w:rPr>
+                <w:noProof/>
+              </w:rPr>
               <w:fldChar w:fldCharType="begin"/>
-              <w:instrText xml:space="preserve"> PAGEREF _Toc240729611 \h </w:instrText>
+            </w:r>
+            <w:r>
+              <w:rPr>
+                <w:noProof/>
+              </w:rPr>
+              <w:instrText xml:space="preserve"> PAGEREF _Toc242358227 \h </w:instrText>
+            </w:r>
+            <w:r>
+              <w:rPr>
+                <w:noProof/>
+              </w:rPr>
+            </w:r>
+            <w:r>
+              <w:rPr>
+                <w:noProof/>
+              </w:rPr>
               <w:fldChar w:fldCharType="separate"/>
-              <w:t>30</w:t>
+            </w:r>
+            <w:r>
+              <w:rPr>
+                <w:noProof/>
+              </w:rPr>
+              <w:t>33</w:t>
+            </w:r>
+            <w:r>
+              <w:rPr>
+                <w:noProof/>
+              </w:rPr>
               <w:fldChar w:fldCharType="end"/>
             </w:r>
           </w:hyperlink>
@@ -1640,10 +3085,16 @@
               <w:tab w:val="right" w:leader="dot" w:pos="9350"/>
             </w:tabs>
             <w:rPr>
+              <w:rFonts w:asciiTheme="minorHAnsi" w:eastAsiaTheme="minorEastAsia" w:hAnsiTheme="minorHAnsi" w:cstheme="minorBidi"/>
               <w:noProof/>
+              <w:color w:val="auto"/>
+              <w:kern w:val="2"/>
+              <w:sz w:val="24"/>
+              <w:szCs w:val="24"/>
+              <w14:ligatures w14:val="standardContextual"/>
             </w:rPr>
           </w:pPr>
-          <w:hyperlink w:anchor="_Toc240729612" w:history="1">
+          <w:hyperlink w:anchor="_Toc242358228" w:history="1">
             <w:r>
               <w:rPr>
                 <w:rStyle w:val="Hyperlink"/>
@@ -1656,10 +3107,40 @@
                 <w:noProof/>
               </w:rPr>
               <w:tab/>
+            </w:r>
+            <w:r>
+              <w:rPr>
+                <w:noProof/>
+              </w:rPr>
               <w:fldChar w:fldCharType="begin"/>
-              <w:instrText xml:space="preserve"> PAGEREF _Toc240729612 \h </w:instrText>
+            </w:r>
+            <w:r>
+              <w:rPr>
+                <w:noProof/>
+              </w:rPr>
+              <w:instrText xml:space="preserve"> PAGEREF _Toc242358228 \h </w:instrText>
+            </w:r>
+            <w:r>
+              <w:rPr>
+                <w:noProof/>
+              </w:rPr>
+            </w:r>
+            <w:r>
+              <w:rPr>
+                <w:noProof/>
+              </w:rPr>
               <w:fldChar w:fldCharType="separate"/>
-              <w:t>30</w:t>
+            </w:r>
+            <w:r>
+              <w:rPr>
+                <w:noProof/>
+              </w:rPr>
+              <w:t>33</w:t>
+            </w:r>
+            <w:r>
+              <w:rPr>
+                <w:noProof/>
+              </w:rPr>
               <w:fldChar w:fldCharType="end"/>
             </w:r>
           </w:hyperlink>
@@ -1671,10 +3152,16 @@
               <w:tab w:val="right" w:leader="dot" w:pos="9350"/>
             </w:tabs>
             <w:rPr>
+              <w:rFonts w:asciiTheme="minorHAnsi" w:eastAsiaTheme="minorEastAsia" w:hAnsiTheme="minorHAnsi" w:cstheme="minorBidi"/>
               <w:noProof/>
+              <w:color w:val="auto"/>
+              <w:kern w:val="2"/>
+              <w:sz w:val="24"/>
+              <w:szCs w:val="24"/>
+              <w14:ligatures w14:val="standardContextual"/>
             </w:rPr>
           </w:pPr>
-          <w:hyperlink w:anchor="_Toc240729613" w:history="1">
+          <w:hyperlink w:anchor="_Toc242358229" w:history="1">
             <w:r>
               <w:rPr>
                 <w:rStyle w:val="Hyperlink"/>
@@ -1687,10 +3174,40 @@
                 <w:noProof/>
               </w:rPr>
               <w:tab/>
+            </w:r>
+            <w:r>
+              <w:rPr>
+                <w:noProof/>
+              </w:rPr>
               <w:fldChar w:fldCharType="begin"/>
-              <w:instrText xml:space="preserve"> PAGEREF _Toc240729613 \h </w:instrText>
+            </w:r>
+            <w:r>
+              <w:rPr>
+                <w:noProof/>
+              </w:rPr>
+              <w:instrText xml:space="preserve"> PAGEREF _Toc242358229 \h </w:instrText>
+            </w:r>
+            <w:r>
+              <w:rPr>
+                <w:noProof/>
+              </w:rPr>
+            </w:r>
+            <w:r>
+              <w:rPr>
+                <w:noProof/>
+              </w:rPr>
               <w:fldChar w:fldCharType="separate"/>
-              <w:t>30</w:t>
+            </w:r>
+            <w:r>
+              <w:rPr>
+                <w:noProof/>
+              </w:rPr>
+              <w:t>33</w:t>
+            </w:r>
+            <w:r>
+              <w:rPr>
+                <w:noProof/>
+              </w:rPr>
               <w:fldChar w:fldCharType="end"/>
             </w:r>
           </w:hyperlink>
@@ -1702,10 +3219,16 @@
               <w:tab w:val="right" w:leader="dot" w:pos="9350"/>
             </w:tabs>
             <w:rPr>
+              <w:rFonts w:asciiTheme="minorHAnsi" w:eastAsiaTheme="minorEastAsia" w:hAnsiTheme="minorHAnsi" w:cstheme="minorBidi"/>
               <w:noProof/>
+              <w:color w:val="auto"/>
+              <w:kern w:val="2"/>
+              <w:sz w:val="24"/>
+              <w:szCs w:val="24"/>
+              <w14:ligatures w14:val="standardContextual"/>
             </w:rPr>
           </w:pPr>
-          <w:hyperlink w:anchor="_Toc240729614" w:history="1">
+          <w:hyperlink w:anchor="_Toc242358230" w:history="1">
             <w:r>
               <w:rPr>
                 <w:rStyle w:val="Hyperlink"/>
@@ -1718,10 +3241,40 @@
                 <w:noProof/>
               </w:rPr>
               <w:tab/>
+            </w:r>
+            <w:r>
+              <w:rPr>
+                <w:noProof/>
+              </w:rPr>
               <w:fldChar w:fldCharType="begin"/>
-              <w:instrText xml:space="preserve"> PAGEREF _Toc240729614 \h </w:instrText>
+            </w:r>
+            <w:r>
+              <w:rPr>
+                <w:noProof/>
+              </w:rPr>
+              <w:instrText xml:space="preserve"> PAGEREF _Toc242358230 \h </w:instrText>
+            </w:r>
+            <w:r>
+              <w:rPr>
+                <w:noProof/>
+              </w:rPr>
+            </w:r>
+            <w:r>
+              <w:rPr>
+                <w:noProof/>
+              </w:rPr>
               <w:fldChar w:fldCharType="separate"/>
-              <w:t>31</w:t>
+            </w:r>
+            <w:r>
+              <w:rPr>
+                <w:noProof/>
+              </w:rPr>
+              <w:t>34</w:t>
+            </w:r>
+            <w:r>
+              <w:rPr>
+                <w:noProof/>
+              </w:rPr>
               <w:fldChar w:fldCharType="end"/>
             </w:r>
           </w:hyperlink>
@@ -1733,10 +3286,16 @@
               <w:tab w:val="right" w:leader="dot" w:pos="9350"/>
             </w:tabs>
             <w:rPr>
+              <w:rFonts w:asciiTheme="minorHAnsi" w:eastAsiaTheme="minorEastAsia" w:hAnsiTheme="minorHAnsi" w:cstheme="minorBidi"/>
               <w:noProof/>
+              <w:color w:val="auto"/>
+              <w:kern w:val="2"/>
+              <w:sz w:val="24"/>
+              <w:szCs w:val="24"/>
+              <w14:ligatures w14:val="standardContextual"/>
             </w:rPr>
           </w:pPr>
-          <w:hyperlink w:anchor="_Toc240729615" w:history="1">
+          <w:hyperlink w:anchor="_Toc242358231" w:history="1">
             <w:r>
               <w:rPr>
                 <w:rStyle w:val="Hyperlink"/>
@@ -1749,10 +3308,40 @@
                 <w:noProof/>
               </w:rPr>
               <w:tab/>
+            </w:r>
+            <w:r>
+              <w:rPr>
+                <w:noProof/>
+              </w:rPr>
               <w:fldChar w:fldCharType="begin"/>
-              <w:instrText xml:space="preserve"> PAGEREF _Toc240729615 \h </w:instrText>
+            </w:r>
+            <w:r>
+              <w:rPr>
+                <w:noProof/>
+              </w:rPr>
+              <w:instrText xml:space="preserve"> PAGEREF _Toc242358231 \h </w:instrText>
+            </w:r>
+            <w:r>
+              <w:rPr>
+                <w:noProof/>
+              </w:rPr>
+            </w:r>
+            <w:r>
+              <w:rPr>
+                <w:noProof/>
+              </w:rPr>
               <w:fldChar w:fldCharType="separate"/>
-              <w:t>32</w:t>
+            </w:r>
+            <w:r>
+              <w:rPr>
+                <w:noProof/>
+              </w:rPr>
+              <w:t>35</w:t>
+            </w:r>
+            <w:r>
+              <w:rPr>
+                <w:noProof/>
+              </w:rPr>
               <w:fldChar w:fldCharType="end"/>
             </w:r>
           </w:hyperlink>
@@ -1764,10 +3353,16 @@
               <w:tab w:val="right" w:leader="dot" w:pos="9350"/>
             </w:tabs>
             <w:rPr>
+              <w:rFonts w:asciiTheme="minorHAnsi" w:eastAsiaTheme="minorEastAsia" w:hAnsiTheme="minorHAnsi" w:cstheme="minorBidi"/>
               <w:noProof/>
+              <w:color w:val="auto"/>
+              <w:kern w:val="2"/>
+              <w:sz w:val="24"/>
+              <w:szCs w:val="24"/>
+              <w14:ligatures w14:val="standardContextual"/>
             </w:rPr>
           </w:pPr>
-          <w:hyperlink w:anchor="_Toc240729616" w:history="1">
+          <w:hyperlink w:anchor="_Toc242358232" w:history="1">
             <w:r>
               <w:rPr>
                 <w:rStyle w:val="Hyperlink"/>
@@ -1780,10 +3375,40 @@
                 <w:noProof/>
               </w:rPr>
               <w:tab/>
+            </w:r>
+            <w:r>
+              <w:rPr>
+                <w:noProof/>
+              </w:rPr>
               <w:fldChar w:fldCharType="begin"/>
-              <w:instrText xml:space="preserve"> PAGEREF _Toc240729616 \h </w:instrText>
+            </w:r>
+            <w:r>
+              <w:rPr>
+                <w:noProof/>
+              </w:rPr>
+              <w:instrText xml:space="preserve"> PAGEREF _Toc242358232 \h </w:instrText>
+            </w:r>
+            <w:r>
+              <w:rPr>
+                <w:noProof/>
+              </w:rPr>
+            </w:r>
+            <w:r>
+              <w:rPr>
+                <w:noProof/>
+              </w:rPr>
               <w:fldChar w:fldCharType="separate"/>
-              <w:t>32</w:t>
+            </w:r>
+            <w:r>
+              <w:rPr>
+                <w:noProof/>
+              </w:rPr>
+              <w:t>35</w:t>
+            </w:r>
+            <w:r>
+              <w:rPr>
+                <w:noProof/>
+              </w:rPr>
               <w:fldChar w:fldCharType="end"/>
             </w:r>
           </w:hyperlink>
@@ -1795,10 +3420,16 @@
               <w:tab w:val="right" w:leader="dot" w:pos="9350"/>
             </w:tabs>
             <w:rPr>
+              <w:rFonts w:asciiTheme="minorHAnsi" w:eastAsiaTheme="minorEastAsia" w:hAnsiTheme="minorHAnsi" w:cstheme="minorBidi"/>
               <w:noProof/>
+              <w:color w:val="auto"/>
+              <w:kern w:val="2"/>
+              <w:sz w:val="24"/>
+              <w:szCs w:val="24"/>
+              <w14:ligatures w14:val="standardContextual"/>
             </w:rPr>
           </w:pPr>
-          <w:hyperlink w:anchor="_Toc240729617" w:history="1">
+          <w:hyperlink w:anchor="_Toc242358233" w:history="1">
             <w:r>
               <w:rPr>
                 <w:rStyle w:val="Hyperlink"/>
@@ -1811,10 +3442,40 @@
                 <w:noProof/>
               </w:rPr>
               <w:tab/>
+            </w:r>
+            <w:r>
+              <w:rPr>
+                <w:noProof/>
+              </w:rPr>
               <w:fldChar w:fldCharType="begin"/>
-              <w:instrText xml:space="preserve"> PAGEREF _Toc240729617 \h </w:instrText>
+            </w:r>
+            <w:r>
+              <w:rPr>
+                <w:noProof/>
+              </w:rPr>
+              <w:instrText xml:space="preserve"> PAGEREF _Toc242358233 \h </w:instrText>
+            </w:r>
+            <w:r>
+              <w:rPr>
+                <w:noProof/>
+              </w:rPr>
+            </w:r>
+            <w:r>
+              <w:rPr>
+                <w:noProof/>
+              </w:rPr>
               <w:fldChar w:fldCharType="separate"/>
-              <w:t>32</w:t>
+            </w:r>
+            <w:r>
+              <w:rPr>
+                <w:noProof/>
+              </w:rPr>
+              <w:t>35</w:t>
+            </w:r>
+            <w:r>
+              <w:rPr>
+                <w:noProof/>
+              </w:rPr>
               <w:fldChar w:fldCharType="end"/>
             </w:r>
           </w:hyperlink>
@@ -1826,10 +3487,16 @@
               <w:tab w:val="right" w:leader="dot" w:pos="9350"/>
             </w:tabs>
             <w:rPr>
+              <w:rFonts w:asciiTheme="minorHAnsi" w:eastAsiaTheme="minorEastAsia" w:hAnsiTheme="minorHAnsi" w:cstheme="minorBidi"/>
               <w:noProof/>
+              <w:color w:val="auto"/>
+              <w:kern w:val="2"/>
+              <w:sz w:val="24"/>
+              <w:szCs w:val="24"/>
+              <w14:ligatures w14:val="standardContextual"/>
             </w:rPr>
           </w:pPr>
-          <w:hyperlink w:anchor="_Toc240729618" w:history="1">
+          <w:hyperlink w:anchor="_Toc242358234" w:history="1">
             <w:r>
               <w:rPr>
                 <w:rStyle w:val="Hyperlink"/>
@@ -1842,10 +3509,40 @@
                 <w:noProof/>
               </w:rPr>
               <w:tab/>
+            </w:r>
+            <w:r>
+              <w:rPr>
+                <w:noProof/>
+              </w:rPr>
               <w:fldChar w:fldCharType="begin"/>
-              <w:instrText xml:space="preserve"> PAGEREF _Toc240729618 \h </w:instrText>
+            </w:r>
+            <w:r>
+              <w:rPr>
+                <w:noProof/>
+              </w:rPr>
+              <w:instrText xml:space="preserve"> PAGEREF _Toc242358234 \h </w:instrText>
+            </w:r>
+            <w:r>
+              <w:rPr>
+                <w:noProof/>
+              </w:rPr>
+            </w:r>
+            <w:r>
+              <w:rPr>
+                <w:noProof/>
+              </w:rPr>
               <w:fldChar w:fldCharType="separate"/>
-              <w:t>32</w:t>
+            </w:r>
+            <w:r>
+              <w:rPr>
+                <w:noProof/>
+              </w:rPr>
+              <w:t>35</w:t>
+            </w:r>
+            <w:r>
+              <w:rPr>
+                <w:noProof/>
+              </w:rPr>
               <w:fldChar w:fldCharType="end"/>
             </w:r>
           </w:hyperlink>
@@ -1857,10 +3554,16 @@
               <w:tab w:val="right" w:leader="dot" w:pos="9350"/>
             </w:tabs>
             <w:rPr>
+              <w:rFonts w:asciiTheme="minorHAnsi" w:eastAsiaTheme="minorEastAsia" w:hAnsiTheme="minorHAnsi" w:cstheme="minorBidi"/>
               <w:noProof/>
+              <w:color w:val="auto"/>
+              <w:kern w:val="2"/>
+              <w:sz w:val="24"/>
+              <w:szCs w:val="24"/>
+              <w14:ligatures w14:val="standardContextual"/>
             </w:rPr>
           </w:pPr>
-          <w:hyperlink w:anchor="_Toc240729619" w:history="1">
+          <w:hyperlink w:anchor="_Toc242358235" w:history="1">
             <w:r>
               <w:rPr>
                 <w:rStyle w:val="Hyperlink"/>
@@ -1873,10 +3576,40 @@
                 <w:noProof/>
               </w:rPr>
               <w:tab/>
+            </w:r>
+            <w:r>
+              <w:rPr>
+                <w:noProof/>
+              </w:rPr>
               <w:fldChar w:fldCharType="begin"/>
-              <w:instrText xml:space="preserve"> PAGEREF _Toc240729619 \h </w:instrText>
+            </w:r>
+            <w:r>
+              <w:rPr>
+                <w:noProof/>
+              </w:rPr>
+              <w:instrText xml:space="preserve"> PAGEREF _Toc242358235 \h </w:instrText>
+            </w:r>
+            <w:r>
+              <w:rPr>
+                <w:noProof/>
+              </w:rPr>
+            </w:r>
+            <w:r>
+              <w:rPr>
+                <w:noProof/>
+              </w:rPr>
               <w:fldChar w:fldCharType="separate"/>
-              <w:t>33</w:t>
+            </w:r>
+            <w:r>
+              <w:rPr>
+                <w:noProof/>
+              </w:rPr>
+              <w:t>36</w:t>
+            </w:r>
+            <w:r>
+              <w:rPr>
+                <w:noProof/>
+              </w:rPr>
               <w:fldChar w:fldCharType="end"/>
             </w:r>
           </w:hyperlink>
@@ -1888,10 +3621,16 @@
               <w:tab w:val="right" w:leader="dot" w:pos="9350"/>
             </w:tabs>
             <w:rPr>
+              <w:rFonts w:asciiTheme="minorHAnsi" w:eastAsiaTheme="minorEastAsia" w:hAnsiTheme="minorHAnsi" w:cstheme="minorBidi"/>
               <w:noProof/>
+              <w:color w:val="auto"/>
+              <w:kern w:val="2"/>
+              <w:sz w:val="24"/>
+              <w:szCs w:val="24"/>
+              <w14:ligatures w14:val="standardContextual"/>
             </w:rPr>
           </w:pPr>
-          <w:hyperlink w:anchor="_Toc240729620" w:history="1">
+          <w:hyperlink w:anchor="_Toc242358236" w:history="1">
             <w:r>
               <w:rPr>
                 <w:rStyle w:val="Hyperlink"/>
@@ -1904,10 +3643,40 @@
                 <w:noProof/>
               </w:rPr>
               <w:tab/>
+            </w:r>
+            <w:r>
+              <w:rPr>
+                <w:noProof/>
+              </w:rPr>
               <w:fldChar w:fldCharType="begin"/>
-              <w:instrText xml:space="preserve"> PAGEREF _Toc240729620 \h </w:instrText>
+            </w:r>
+            <w:r>
+              <w:rPr>
+                <w:noProof/>
+              </w:rPr>
+              <w:instrText xml:space="preserve"> PAGEREF _Toc242358236 \h </w:instrText>
+            </w:r>
+            <w:r>
+              <w:rPr>
+                <w:noProof/>
+              </w:rPr>
+            </w:r>
+            <w:r>
+              <w:rPr>
+                <w:noProof/>
+              </w:rPr>
               <w:fldChar w:fldCharType="separate"/>
-              <w:t>33</w:t>
+            </w:r>
+            <w:r>
+              <w:rPr>
+                <w:noProof/>
+              </w:rPr>
+              <w:t>36</w:t>
+            </w:r>
+            <w:r>
+              <w:rPr>
+                <w:noProof/>
+              </w:rPr>
               <w:fldChar w:fldCharType="end"/>
             </w:r>
           </w:hyperlink>
@@ -1919,10 +3688,16 @@
               <w:tab w:val="right" w:leader="dot" w:pos="9350"/>
             </w:tabs>
             <w:rPr>
+              <w:rFonts w:asciiTheme="minorHAnsi" w:eastAsiaTheme="minorEastAsia" w:hAnsiTheme="minorHAnsi" w:cstheme="minorBidi"/>
               <w:noProof/>
+              <w:color w:val="auto"/>
+              <w:kern w:val="2"/>
+              <w:sz w:val="24"/>
+              <w:szCs w:val="24"/>
+              <w14:ligatures w14:val="standardContextual"/>
             </w:rPr>
           </w:pPr>
-          <w:hyperlink w:anchor="_Toc240729621" w:history="1">
+          <w:hyperlink w:anchor="_Toc242358237" w:history="1">
             <w:r>
               <w:rPr>
                 <w:rStyle w:val="Hyperlink"/>
@@ -1935,10 +3710,40 @@
                 <w:noProof/>
               </w:rPr>
               <w:tab/>
+            </w:r>
+            <w:r>
+              <w:rPr>
+                <w:noProof/>
+              </w:rPr>
               <w:fldChar w:fldCharType="begin"/>
-              <w:instrText xml:space="preserve"> PAGEREF _Toc240729621 \h </w:instrText>
+            </w:r>
+            <w:r>
+              <w:rPr>
+                <w:noProof/>
+              </w:rPr>
+              <w:instrText xml:space="preserve"> PAGEREF _Toc242358237 \h </w:instrText>
+            </w:r>
+            <w:r>
+              <w:rPr>
+                <w:noProof/>
+              </w:rPr>
+            </w:r>
+            <w:r>
+              <w:rPr>
+                <w:noProof/>
+              </w:rPr>
               <w:fldChar w:fldCharType="separate"/>
-              <w:t>34</w:t>
+            </w:r>
+            <w:r>
+              <w:rPr>
+                <w:noProof/>
+              </w:rPr>
+              <w:t>38</w:t>
+            </w:r>
+            <w:r>
+              <w:rPr>
+                <w:noProof/>
+              </w:rPr>
               <w:fldChar w:fldCharType="end"/>
             </w:r>
           </w:hyperlink>
@@ -1950,10 +3755,16 @@
               <w:tab w:val="right" w:leader="dot" w:pos="9350"/>
             </w:tabs>
             <w:rPr>
+              <w:rFonts w:asciiTheme="minorHAnsi" w:eastAsiaTheme="minorEastAsia" w:hAnsiTheme="minorHAnsi" w:cstheme="minorBidi"/>
               <w:noProof/>
+              <w:color w:val="auto"/>
+              <w:kern w:val="2"/>
+              <w:sz w:val="24"/>
+              <w:szCs w:val="24"/>
+              <w14:ligatures w14:val="standardContextual"/>
             </w:rPr>
           </w:pPr>
-          <w:hyperlink w:anchor="_Toc240729622" w:history="1">
+          <w:hyperlink w:anchor="_Toc242358238" w:history="1">
             <w:r>
               <w:rPr>
                 <w:rStyle w:val="Hyperlink"/>
@@ -1966,10 +3777,40 @@
                 <w:noProof/>
               </w:rPr>
               <w:tab/>
+            </w:r>
+            <w:r>
+              <w:rPr>
+                <w:noProof/>
+              </w:rPr>
               <w:fldChar w:fldCharType="begin"/>
-              <w:instrText xml:space="preserve"> PAGEREF _Toc240729622 \h </w:instrText>
+            </w:r>
+            <w:r>
+              <w:rPr>
+                <w:noProof/>
+              </w:rPr>
+              <w:instrText xml:space="preserve"> PAGEREF _Toc242358238 \h </w:instrText>
+            </w:r>
+            <w:r>
+              <w:rPr>
+                <w:noProof/>
+              </w:rPr>
+            </w:r>
+            <w:r>
+              <w:rPr>
+                <w:noProof/>
+              </w:rPr>
               <w:fldChar w:fldCharType="separate"/>
-              <w:t>36</w:t>
+            </w:r>
+            <w:r>
+              <w:rPr>
+                <w:noProof/>
+              </w:rPr>
+              <w:t>40</w:t>
+            </w:r>
+            <w:r>
+              <w:rPr>
+                <w:noProof/>
+              </w:rPr>
               <w:fldChar w:fldCharType="end"/>
             </w:r>
           </w:hyperlink>
@@ -1991,7 +3832,7 @@
         <w:pStyle w:val="Heading1"/>
         <w:spacing w:after="130"/>
       </w:pPr>
-      <w:bookmarkStart w:id="1" w:name="_Toc240729574"/>
+      <w:bookmarkStart w:id="1" w:name="_Toc242358189"/>
       <w:r>
         <w:lastRenderedPageBreak/>
         <w:t>1.  Purpose and scope</w:t>
@@ -2041,12 +3882,6 @@
         <w:gridCol w:w="9360"/>
       </w:tblGrid>
       <w:tr>
-        <w:tblPrEx>
-          <w:tblCellMar>
-            <w:top w:w="0" w:type="dxa"/>
-            <w:bottom w:w="0" w:type="dxa"/>
-          </w:tblCellMar>
-        </w:tblPrEx>
         <w:tc>
           <w:tcPr>
             <w:tcW w:w="9360" w:type="dxa"/>
@@ -2104,11 +3939,11 @@
         <w:pStyle w:val="Heading2"/>
         <w:spacing w:before="260" w:after="130"/>
       </w:pPr>
-      <w:bookmarkStart w:id="4" w:name="_Toc240729577"/>
+      <w:bookmarkStart w:id="2" w:name="_Toc242358190"/>
       <w:r>
         <w:t>1.1  Pilot scope agreed with Intake</w:t>
       </w:r>
-      <w:bookmarkEnd w:id="4"/>
+      <w:bookmarkEnd w:id="2"/>
     </w:p>
     <w:p>
       <w:pPr>
@@ -2212,6 +4047,7 @@
           <w:b/>
           <w:bCs/>
         </w:rPr>
+        <w:lastRenderedPageBreak/>
         <w:t xml:space="preserve">Case status is checked, not inferred. </w:t>
       </w:r>
       <w:r>
@@ -2275,11 +4111,11 @@
         <w:pStyle w:val="Heading1"/>
         <w:spacing w:after="130"/>
       </w:pPr>
-      <w:bookmarkStart w:id="2" w:name="_Toc240729575"/>
+      <w:bookmarkStart w:id="3" w:name="_Toc242358191"/>
       <w:r>
         <w:t>2.  What changed from the initial architecture</w:t>
       </w:r>
-      <w:bookmarkEnd w:id="2"/>
+      <w:bookmarkEnd w:id="3"/>
     </w:p>
     <w:p>
       <w:pPr>
@@ -2312,12 +4148,6 @@
         <w:gridCol w:w="3460"/>
       </w:tblGrid>
       <w:tr>
-        <w:tblPrEx>
-          <w:tblCellMar>
-            <w:top w:w="0" w:type="dxa"/>
-            <w:bottom w:w="0" w:type="dxa"/>
-          </w:tblCellMar>
-        </w:tblPrEx>
         <w:trPr>
           <w:cantSplit/>
           <w:tblHeader/>
@@ -2405,12 +4235,6 @@
         </w:tc>
       </w:tr>
       <w:tr>
-        <w:tblPrEx>
-          <w:tblCellMar>
-            <w:top w:w="0" w:type="dxa"/>
-            <w:bottom w:w="0" w:type="dxa"/>
-          </w:tblCellMar>
-        </w:tblPrEx>
         <w:trPr>
           <w:cantSplit/>
         </w:trPr>
@@ -2485,12 +4309,6 @@
         </w:tc>
       </w:tr>
       <w:tr>
-        <w:tblPrEx>
-          <w:tblCellMar>
-            <w:top w:w="0" w:type="dxa"/>
-            <w:bottom w:w="0" w:type="dxa"/>
-          </w:tblCellMar>
-        </w:tblPrEx>
         <w:trPr>
           <w:cantSplit/>
         </w:trPr>
@@ -2568,12 +4386,6 @@
         </w:tc>
       </w:tr>
       <w:tr>
-        <w:tblPrEx>
-          <w:tblCellMar>
-            <w:top w:w="0" w:type="dxa"/>
-            <w:bottom w:w="0" w:type="dxa"/>
-          </w:tblCellMar>
-        </w:tblPrEx>
         <w:trPr>
           <w:cantSplit/>
         </w:trPr>
@@ -2648,12 +4460,6 @@
         </w:tc>
       </w:tr>
       <w:tr>
-        <w:tblPrEx>
-          <w:tblCellMar>
-            <w:top w:w="0" w:type="dxa"/>
-            <w:bottom w:w="0" w:type="dxa"/>
-          </w:tblCellMar>
-        </w:tblPrEx>
         <w:trPr>
           <w:cantSplit/>
         </w:trPr>
@@ -2677,7 +4483,6 @@
                 <w:sz w:val="19"/>
                 <w:szCs w:val="19"/>
               </w:rPr>
-              <w:lastRenderedPageBreak/>
               <w:t>Driver resolution</w:t>
             </w:r>
           </w:p>
@@ -2732,12 +4537,6 @@
         </w:tc>
       </w:tr>
       <w:tr>
-        <w:tblPrEx>
-          <w:tblCellMar>
-            <w:top w:w="0" w:type="dxa"/>
-            <w:bottom w:w="0" w:type="dxa"/>
-          </w:tblCellMar>
-        </w:tblPrEx>
         <w:trPr>
           <w:cantSplit/>
         </w:trPr>
@@ -2812,12 +4611,6 @@
         </w:tc>
       </w:tr>
       <w:tr>
-        <w:tblPrEx>
-          <w:tblCellMar>
-            <w:top w:w="0" w:type="dxa"/>
-            <w:bottom w:w="0" w:type="dxa"/>
-          </w:tblCellMar>
-        </w:tblPrEx>
         <w:trPr>
           <w:cantSplit/>
         </w:trPr>
@@ -2841,6 +4634,7 @@
                 <w:sz w:val="19"/>
                 <w:szCs w:val="19"/>
               </w:rPr>
+              <w:lastRenderedPageBreak/>
               <w:t>Normalizer service</w:t>
             </w:r>
           </w:p>
@@ -2895,12 +4689,6 @@
         </w:tc>
       </w:tr>
       <w:tr>
-        <w:tblPrEx>
-          <w:tblCellMar>
-            <w:top w:w="0" w:type="dxa"/>
-            <w:bottom w:w="0" w:type="dxa"/>
-          </w:tblCellMar>
-        </w:tblPrEx>
         <w:trPr>
           <w:cantSplit/>
         </w:trPr>
@@ -2975,12 +4763,6 @@
         </w:tc>
       </w:tr>
       <w:tr>
-        <w:tblPrEx>
-          <w:tblCellMar>
-            <w:top w:w="0" w:type="dxa"/>
-            <w:bottom w:w="0" w:type="dxa"/>
-          </w:tblCellMar>
-        </w:tblPrEx>
         <w:trPr>
           <w:cantSplit/>
         </w:trPr>
@@ -3058,12 +4840,6 @@
         </w:tc>
       </w:tr>
       <w:tr>
-        <w:tblPrEx>
-          <w:tblCellMar>
-            <w:top w:w="0" w:type="dxa"/>
-            <w:bottom w:w="0" w:type="dxa"/>
-          </w:tblCellMar>
-        </w:tblPrEx>
         <w:trPr>
           <w:cantSplit/>
         </w:trPr>
@@ -3138,12 +4914,6 @@
         </w:tc>
       </w:tr>
       <w:tr>
-        <w:tblPrEx>
-          <w:tblCellMar>
-            <w:top w:w="0" w:type="dxa"/>
-            <w:bottom w:w="0" w:type="dxa"/>
-          </w:tblCellMar>
-        </w:tblPrEx>
         <w:trPr>
           <w:cantSplit/>
         </w:trPr>
@@ -3221,12 +4991,6 @@
         </w:tc>
       </w:tr>
       <w:tr>
-        <w:tblPrEx>
-          <w:tblCellMar>
-            <w:top w:w="0" w:type="dxa"/>
-            <w:bottom w:w="0" w:type="dxa"/>
-          </w:tblCellMar>
-        </w:tblPrEx>
         <w:trPr>
           <w:cantSplit/>
         </w:trPr>
@@ -3301,12 +5065,6 @@
         </w:tc>
       </w:tr>
       <w:tr>
-        <w:tblPrEx>
-          <w:tblCellMar>
-            <w:top w:w="0" w:type="dxa"/>
-            <w:bottom w:w="0" w:type="dxa"/>
-          </w:tblCellMar>
-        </w:tblPrEx>
         <w:trPr>
           <w:cantSplit/>
         </w:trPr>
@@ -3384,12 +5142,6 @@
         </w:tc>
       </w:tr>
       <w:tr>
-        <w:tblPrEx>
-          <w:tblCellMar>
-            <w:top w:w="0" w:type="dxa"/>
-            <w:bottom w:w="0" w:type="dxa"/>
-          </w:tblCellMar>
-        </w:tblPrEx>
         <w:trPr>
           <w:cantSplit/>
         </w:trPr>
@@ -3467,12 +5219,6 @@
         </w:tc>
       </w:tr>
       <w:tr>
-        <w:tblPrEx>
-          <w:tblCellMar>
-            <w:top w:w="0" w:type="dxa"/>
-            <w:bottom w:w="0" w:type="dxa"/>
-          </w:tblCellMar>
-        </w:tblPrEx>
         <w:trPr>
           <w:cantSplit/>
         </w:trPr>
@@ -3550,12 +5296,6 @@
         </w:tc>
       </w:tr>
       <w:tr>
-        <w:tblPrEx>
-          <w:tblCellMar>
-            <w:top w:w="0" w:type="dxa"/>
-            <w:bottom w:w="0" w:type="dxa"/>
-          </w:tblCellMar>
-        </w:tblPrEx>
         <w:trPr>
           <w:cantSplit/>
         </w:trPr>
@@ -3643,12 +5383,12 @@
         <w:pStyle w:val="Heading1"/>
         <w:spacing w:after="130"/>
       </w:pPr>
-      <w:bookmarkStart w:id="3" w:name="_Toc240729576"/>
+      <w:bookmarkStart w:id="4" w:name="_Toc242358192"/>
       <w:r>
         <w:lastRenderedPageBreak/>
         <w:t>3.  Solution overview</w:t>
       </w:r>
-      <w:bookmarkEnd w:id="3"/>
+      <w:bookmarkEnd w:id="4"/>
     </w:p>
     <w:p>
       <w:pPr>
@@ -3730,11 +5470,11 @@
         <w:pStyle w:val="Heading2"/>
         <w:spacing w:before="260" w:after="130"/>
       </w:pPr>
-      <w:bookmarkStart w:id="4" w:name="_Toc240729577"/>
+      <w:bookmarkStart w:id="5" w:name="_Toc242358193"/>
       <w:r>
         <w:t>3.1  Design principles</w:t>
       </w:r>
-      <w:bookmarkEnd w:id="4"/>
+      <w:bookmarkEnd w:id="5"/>
     </w:p>
     <w:p>
       <w:pPr>
@@ -3861,11 +5601,11 @@
         <w:pStyle w:val="Heading2"/>
         <w:spacing w:before="260" w:after="130"/>
       </w:pPr>
-      <w:bookmarkStart w:id="5" w:name="_Toc240729578"/>
+      <w:bookmarkStart w:id="6" w:name="_Toc242358194"/>
       <w:r>
         <w:t>3.2  Azure services used</w:t>
       </w:r>
-      <w:bookmarkEnd w:id="5"/>
+      <w:bookmarkEnd w:id="6"/>
     </w:p>
     <w:tbl>
       <w:tblPr>
@@ -3890,12 +5630,6 @@
         <w:gridCol w:w="3560"/>
       </w:tblGrid>
       <w:tr>
-        <w:tblPrEx>
-          <w:tblCellMar>
-            <w:top w:w="0" w:type="dxa"/>
-            <w:bottom w:w="0" w:type="dxa"/>
-          </w:tblCellMar>
-        </w:tblPrEx>
         <w:trPr>
           <w:cantSplit/>
           <w:tblHeader/>
@@ -3983,12 +5717,6 @@
         </w:tc>
       </w:tr>
       <w:tr>
-        <w:tblPrEx>
-          <w:tblCellMar>
-            <w:top w:w="0" w:type="dxa"/>
-            <w:bottom w:w="0" w:type="dxa"/>
-          </w:tblCellMar>
-        </w:tblPrEx>
         <w:trPr>
           <w:cantSplit/>
         </w:trPr>
@@ -4063,12 +5791,6 @@
         </w:tc>
       </w:tr>
       <w:tr>
-        <w:tblPrEx>
-          <w:tblCellMar>
-            <w:top w:w="0" w:type="dxa"/>
-            <w:bottom w:w="0" w:type="dxa"/>
-          </w:tblCellMar>
-        </w:tblPrEx>
         <w:trPr>
           <w:cantSplit/>
         </w:trPr>
@@ -4146,12 +5868,6 @@
         </w:tc>
       </w:tr>
       <w:tr>
-        <w:tblPrEx>
-          <w:tblCellMar>
-            <w:top w:w="0" w:type="dxa"/>
-            <w:bottom w:w="0" w:type="dxa"/>
-          </w:tblCellMar>
-        </w:tblPrEx>
         <w:trPr>
           <w:cantSplit/>
         </w:trPr>
@@ -4226,12 +5942,6 @@
         </w:tc>
       </w:tr>
       <w:tr>
-        <w:tblPrEx>
-          <w:tblCellMar>
-            <w:top w:w="0" w:type="dxa"/>
-            <w:bottom w:w="0" w:type="dxa"/>
-          </w:tblCellMar>
-        </w:tblPrEx>
         <w:trPr>
           <w:cantSplit/>
         </w:trPr>
@@ -4309,12 +6019,6 @@
         </w:tc>
       </w:tr>
       <w:tr>
-        <w:tblPrEx>
-          <w:tblCellMar>
-            <w:top w:w="0" w:type="dxa"/>
-            <w:bottom w:w="0" w:type="dxa"/>
-          </w:tblCellMar>
-        </w:tblPrEx>
         <w:trPr>
           <w:cantSplit/>
         </w:trPr>
@@ -4389,12 +6093,6 @@
         </w:tc>
       </w:tr>
       <w:tr>
-        <w:tblPrEx>
-          <w:tblCellMar>
-            <w:top w:w="0" w:type="dxa"/>
-            <w:bottom w:w="0" w:type="dxa"/>
-          </w:tblCellMar>
-        </w:tblPrEx>
         <w:trPr>
           <w:cantSplit/>
         </w:trPr>
@@ -4472,12 +6170,6 @@
         </w:tc>
       </w:tr>
       <w:tr>
-        <w:tblPrEx>
-          <w:tblCellMar>
-            <w:top w:w="0" w:type="dxa"/>
-            <w:bottom w:w="0" w:type="dxa"/>
-          </w:tblCellMar>
-        </w:tblPrEx>
         <w:trPr>
           <w:cantSplit/>
         </w:trPr>
@@ -4552,12 +6244,6 @@
         </w:tc>
       </w:tr>
       <w:tr>
-        <w:tblPrEx>
-          <w:tblCellMar>
-            <w:top w:w="0" w:type="dxa"/>
-            <w:bottom w:w="0" w:type="dxa"/>
-          </w:tblCellMar>
-        </w:tblPrEx>
         <w:trPr>
           <w:cantSplit/>
         </w:trPr>
@@ -4645,12 +6331,12 @@
         <w:pStyle w:val="Heading1"/>
         <w:spacing w:after="130"/>
       </w:pPr>
-      <w:bookmarkStart w:id="6" w:name="_Toc240729579"/>
+      <w:bookmarkStart w:id="7" w:name="_Toc242358195"/>
       <w:r>
         <w:lastRenderedPageBreak/>
         <w:t>4.  Stage-by-stage specification</w:t>
       </w:r>
-      <w:bookmarkEnd w:id="6"/>
+      <w:bookmarkEnd w:id="7"/>
     </w:p>
     <w:p>
       <w:pPr>
@@ -4713,11 +6399,11 @@
         <w:pStyle w:val="Heading2"/>
         <w:spacing w:before="260" w:after="130"/>
       </w:pPr>
-      <w:bookmarkStart w:id="7" w:name="_Toc240729580"/>
+      <w:bookmarkStart w:id="8" w:name="_Toc242358196"/>
       <w:r>
         <w:t>4.1  Stage 1 — Ingest</w:t>
       </w:r>
-      <w:bookmarkEnd w:id="7"/>
+      <w:bookmarkEnd w:id="8"/>
     </w:p>
     <w:p>
       <w:pPr>
@@ -4732,11 +6418,11 @@
         <w:pStyle w:val="Heading3"/>
         <w:spacing w:before="260" w:after="130"/>
       </w:pPr>
-      <w:bookmarkStart w:id="8" w:name="_Toc240729581"/>
+      <w:bookmarkStart w:id="9" w:name="_Toc242358197"/>
       <w:r>
         <w:t>4.1.1  Page Poller</w:t>
       </w:r>
-      <w:bookmarkEnd w:id="8"/>
+      <w:bookmarkEnd w:id="9"/>
     </w:p>
     <w:tbl>
       <w:tblPr>
@@ -4760,12 +6446,6 @@
         <w:gridCol w:w="7360"/>
       </w:tblGrid>
       <w:tr>
-        <w:tblPrEx>
-          <w:tblCellMar>
-            <w:top w:w="0" w:type="dxa"/>
-            <w:bottom w:w="0" w:type="dxa"/>
-          </w:tblCellMar>
-        </w:tblPrEx>
         <w:trPr>
           <w:cantSplit/>
         </w:trPr>
@@ -4819,12 +6499,6 @@
         </w:tc>
       </w:tr>
       <w:tr>
-        <w:tblPrEx>
-          <w:tblCellMar>
-            <w:top w:w="0" w:type="dxa"/>
-            <w:bottom w:w="0" w:type="dxa"/>
-          </w:tblCellMar>
-        </w:tblPrEx>
         <w:trPr>
           <w:cantSplit/>
         </w:trPr>
@@ -4880,12 +6554,6 @@
         </w:tc>
       </w:tr>
       <w:tr>
-        <w:tblPrEx>
-          <w:tblCellMar>
-            <w:top w:w="0" w:type="dxa"/>
-            <w:bottom w:w="0" w:type="dxa"/>
-          </w:tblCellMar>
-        </w:tblPrEx>
         <w:trPr>
           <w:cantSplit/>
         </w:trPr>
@@ -4939,12 +6607,6 @@
         </w:tc>
       </w:tr>
       <w:tr>
-        <w:tblPrEx>
-          <w:tblCellMar>
-            <w:top w:w="0" w:type="dxa"/>
-            <w:bottom w:w="0" w:type="dxa"/>
-          </w:tblCellMar>
-        </w:tblPrEx>
         <w:trPr>
           <w:cantSplit/>
         </w:trPr>
@@ -5000,12 +6662,6 @@
         </w:tc>
       </w:tr>
       <w:tr>
-        <w:tblPrEx>
-          <w:tblCellMar>
-            <w:top w:w="0" w:type="dxa"/>
-            <w:bottom w:w="0" w:type="dxa"/>
-          </w:tblCellMar>
-        </w:tblPrEx>
         <w:trPr>
           <w:cantSplit/>
         </w:trPr>
@@ -5079,12 +6735,12 @@
       <w:r>
         <w:t xml:space="preserve">Read the poll_checkpoint row for this source (BACKLOG or REALTIME) to obtain </w:t>
       </w:r>
-      <w:del w:id="1001" w:author="Claude" w:date="2026-09-23T00:00:00Z">
+      <w:del w:id="10" w:author="Claude" w:date="2026-09-23T00:00:00Z">
         <w:r>
           <w:delText>last_page</w:delText>
         </w:r>
       </w:del>
-      <w:ins w:id="1002" w:author="Claude" w:date="2026-09-23T00:00:00Z">
+      <w:ins w:id="11" w:author="Claude" w:date="2026-09-23T00:00:00Z">
         <w:r>
           <w:t>last_cursor</w:t>
         </w:r>
@@ -5117,6 +6773,8 @@
       </w:pPr>
       <w:r>
         <w:t xml:space="preserve">For each entry in the value array, upsert one dmer_document row. The upsert is keyed on document_guid and is the single most important idempotency guarantee in the system: it is what </w:t>
+      </w:r>
+      <w:r>
         <w:lastRenderedPageBreak/>
         <w:t>makes it safe for the poller to see the same document repeatedly, for the webhook to deliver a duplicate, and for a failed run to be repeated.</w:t>
       </w:r>
@@ -5185,18 +6843,18 @@
       <w:r>
         <w:t xml:space="preserve">Update poll_checkpoint with </w:t>
       </w:r>
-      <w:del w:id="1003" w:author="Claude" w:date="2026-09-23T00:00:00Z">
+      <w:del w:id="12" w:author="Claude" w:date="2026-09-23T00:00:00Z">
         <w:r>
           <w:delText>last_page</w:delText>
         </w:r>
       </w:del>
-      <w:ins w:id="1004" w:author="Claude" w:date="2026-09-23T00:00:00Z">
+      <w:ins w:id="13" w:author="Claude" w:date="2026-09-23T00:00:00Z">
         <w:r>
           <w:t>last_cursor</w:t>
         </w:r>
       </w:ins>
       <w:r>
-        <w:t xml:space="preserve">, last_received_date and last_run_at.</w:t>
+        <w:t>, last_received_date and last_run_at.</w:t>
       </w:r>
     </w:p>
     <w:p>
@@ -5236,12 +6894,6 @@
         <w:gridCol w:w="19"/>
       </w:tblGrid>
       <w:tr>
-        <w:tblPrEx>
-          <w:tblCellMar>
-            <w:top w:w="0" w:type="dxa"/>
-            <w:bottom w:w="0" w:type="dxa"/>
-          </w:tblCellMar>
-        </w:tblPrEx>
         <w:trPr>
           <w:gridAfter w:val="1"/>
           <w:wAfter w:w="19" w:type="dxa"/>
@@ -5332,12 +6984,6 @@
         </w:tc>
       </w:tr>
       <w:tr>
-        <w:tblPrEx>
-          <w:tblCellMar>
-            <w:top w:w="0" w:type="dxa"/>
-            <w:bottom w:w="0" w:type="dxa"/>
-          </w:tblCellMar>
-        </w:tblPrEx>
         <w:trPr>
           <w:gridAfter w:val="1"/>
           <w:wAfter w:w="19" w:type="dxa"/>
@@ -5412,7 +7058,7 @@
               </w:rPr>
               <w:t xml:space="preserve">id (generated), document_guid, document_name, mercury_document_status, document_priority, received_date, dps_date, queue, business_area, mercury_case_id, driver_key (when Mercury supplied a driver), </w:t>
             </w:r>
-            <w:del w:id="1007" w:author="Claude" w:date="2026-09-23T00:00:00Z">
+            <w:del w:id="14" w:author="Claude" w:date="2026-09-23T00:00:00Z">
               <w:r>
                 <w:rPr>
                   <w:sz w:val="19"/>
@@ -5426,18 +7072,12 @@
                 <w:sz w:val="19"/>
                 <w:szCs w:val="19"/>
               </w:rPr>
-              <w:t xml:space="preserve">pipeline_status = RECEIVED, current_stage = INGEST, attempt_count = 0, first_seen_at, updated_at</w:t>
+              <w:t>pipeline_status = RECEIVED, current_stage = INGEST, attempt_count = 0, first_seen_at, updated_at</w:t>
             </w:r>
           </w:p>
         </w:tc>
       </w:tr>
       <w:tr>
-        <w:tblPrEx>
-          <w:tblCellMar>
-            <w:top w:w="0" w:type="dxa"/>
-            <w:bottom w:w="0" w:type="dxa"/>
-          </w:tblCellMar>
-        </w:tblPrEx>
         <w:trPr>
           <w:gridAfter w:val="1"/>
           <w:wAfter w:w="19" w:type="dxa"/>
@@ -5519,12 +7159,6 @@
         </w:tc>
       </w:tr>
       <w:tr>
-        <w:tblPrEx>
-          <w:tblCellMar>
-            <w:top w:w="0" w:type="dxa"/>
-            <w:bottom w:w="0" w:type="dxa"/>
-          </w:tblCellMar>
-        </w:tblPrEx>
         <w:trPr>
           <w:gridAfter w:val="1"/>
           <w:wAfter w:w="19" w:type="dxa"/>
@@ -5599,7 +7233,7 @@
               </w:rPr>
               <w:t xml:space="preserve">source, </w:t>
             </w:r>
-            <w:del w:id="1005" w:author="Claude" w:date="2026-09-23T00:00:00Z">
+            <w:del w:id="15" w:author="Claude" w:date="2026-09-23T00:00:00Z">
               <w:r>
                 <w:rPr>
                   <w:sz w:val="19"/>
@@ -5608,7 +7242,7 @@
                 <w:delText>last_page</w:delText>
               </w:r>
             </w:del>
-            <w:ins w:id="1006" w:author="Claude" w:date="2026-09-23T00:00:00Z">
+            <w:ins w:id="16" w:author="Claude" w:date="2026-09-23T00:00:00Z">
               <w:r>
                 <w:rPr>
                   <w:sz w:val="19"/>
@@ -5622,7 +7256,7 @@
                 <w:sz w:val="19"/>
                 <w:szCs w:val="19"/>
               </w:rPr>
-              <w:t xml:space="preserve">, last_received_date, last_run_at</w:t>
+              <w:t>, last_received_date, last_run_at</w:t>
             </w:r>
           </w:p>
         </w:tc>
@@ -5637,10 +7271,6 @@
             <w:insideH w:val="none" w:sz="0" w:space="0" w:color="auto"/>
             <w:insideV w:val="none" w:sz="0" w:space="0" w:color="auto"/>
           </w:tblBorders>
-          <w:tblCellMar>
-            <w:top w:w="0" w:type="dxa"/>
-            <w:bottom w:w="0" w:type="dxa"/>
-          </w:tblCellMar>
         </w:tblPrEx>
         <w:trPr>
           <w:gridBefore w:val="1"/>
@@ -5719,11 +7349,11 @@
         <w:pStyle w:val="Heading3"/>
         <w:spacing w:before="260" w:after="130"/>
       </w:pPr>
-      <w:bookmarkStart w:id="9" w:name="_Toc240729582"/>
+      <w:bookmarkStart w:id="17" w:name="_Toc242358198"/>
       <w:r>
         <w:t>4.1.2  Ingest Function</w:t>
       </w:r>
-      <w:bookmarkEnd w:id="9"/>
+      <w:bookmarkEnd w:id="17"/>
     </w:p>
     <w:tbl>
       <w:tblPr>
@@ -5747,12 +7377,6 @@
         <w:gridCol w:w="7360"/>
       </w:tblGrid>
       <w:tr>
-        <w:tblPrEx>
-          <w:tblCellMar>
-            <w:top w:w="0" w:type="dxa"/>
-            <w:bottom w:w="0" w:type="dxa"/>
-          </w:tblCellMar>
-        </w:tblPrEx>
         <w:trPr>
           <w:cantSplit/>
         </w:trPr>
@@ -5806,12 +7430,6 @@
         </w:tc>
       </w:tr>
       <w:tr>
-        <w:tblPrEx>
-          <w:tblCellMar>
-            <w:top w:w="0" w:type="dxa"/>
-            <w:bottom w:w="0" w:type="dxa"/>
-          </w:tblCellMar>
-        </w:tblPrEx>
         <w:trPr>
           <w:cantSplit/>
         </w:trPr>
@@ -5868,12 +7486,6 @@
         </w:tc>
       </w:tr>
       <w:tr>
-        <w:tblPrEx>
-          <w:tblCellMar>
-            <w:top w:w="0" w:type="dxa"/>
-            <w:bottom w:w="0" w:type="dxa"/>
-          </w:tblCellMar>
-        </w:tblPrEx>
         <w:trPr>
           <w:cantSplit/>
         </w:trPr>
@@ -5927,12 +7539,6 @@
         </w:tc>
       </w:tr>
       <w:tr>
-        <w:tblPrEx>
-          <w:tblCellMar>
-            <w:top w:w="0" w:type="dxa"/>
-            <w:bottom w:w="0" w:type="dxa"/>
-          </w:tblCellMar>
-        </w:tblPrEx>
         <w:trPr>
           <w:cantSplit/>
         </w:trPr>
@@ -5988,12 +7594,6 @@
         </w:tc>
       </w:tr>
       <w:tr>
-        <w:tblPrEx>
-          <w:tblCellMar>
-            <w:top w:w="0" w:type="dxa"/>
-            <w:bottom w:w="0" w:type="dxa"/>
-          </w:tblCellMar>
-        </w:tblPrEx>
         <w:trPr>
           <w:cantSplit/>
         </w:trPr>
@@ -6155,12 +7755,6 @@
         <w:gridCol w:w="5960"/>
       </w:tblGrid>
       <w:tr>
-        <w:tblPrEx>
-          <w:tblCellMar>
-            <w:top w:w="0" w:type="dxa"/>
-            <w:bottom w:w="0" w:type="dxa"/>
-          </w:tblCellMar>
-        </w:tblPrEx>
         <w:trPr>
           <w:cantSplit/>
           <w:tblHeader/>
@@ -6248,12 +7842,6 @@
         </w:tc>
       </w:tr>
       <w:tr>
-        <w:tblPrEx>
-          <w:tblCellMar>
-            <w:top w:w="0" w:type="dxa"/>
-            <w:bottom w:w="0" w:type="dxa"/>
-          </w:tblCellMar>
-        </w:tblPrEx>
         <w:trPr>
           <w:cantSplit/>
         </w:trPr>
@@ -6329,12 +7917,6 @@
         </w:tc>
       </w:tr>
       <w:tr>
-        <w:tblPrEx>
-          <w:tblCellMar>
-            <w:top w:w="0" w:type="dxa"/>
-            <w:bottom w:w="0" w:type="dxa"/>
-          </w:tblCellMar>
-        </w:tblPrEx>
         <w:trPr>
           <w:cantSplit/>
         </w:trPr>
@@ -6447,12 +8029,6 @@
         <w:gridCol w:w="9360"/>
       </w:tblGrid>
       <w:tr>
-        <w:tblPrEx>
-          <w:tblCellMar>
-            <w:top w:w="0" w:type="dxa"/>
-            <w:bottom w:w="0" w:type="dxa"/>
-          </w:tblCellMar>
-        </w:tblPrEx>
         <w:tc>
           <w:tcPr>
             <w:tcW w:w="9360" w:type="dxa"/>
@@ -6525,11 +8101,11 @@
         <w:pStyle w:val="Heading2"/>
         <w:spacing w:before="260" w:after="130"/>
       </w:pPr>
-      <w:bookmarkStart w:id="10" w:name="_Toc240729583"/>
+      <w:bookmarkStart w:id="18" w:name="_Toc242358199"/>
       <w:r>
         <w:t>4.2  Stage 2 — Extraction</w:t>
       </w:r>
-      <w:bookmarkEnd w:id="10"/>
+      <w:bookmarkEnd w:id="18"/>
     </w:p>
     <w:p>
       <w:pPr>
@@ -6562,12 +8138,6 @@
         <w:gridCol w:w="7360"/>
       </w:tblGrid>
       <w:tr>
-        <w:tblPrEx>
-          <w:tblCellMar>
-            <w:top w:w="0" w:type="dxa"/>
-            <w:bottom w:w="0" w:type="dxa"/>
-          </w:tblCellMar>
-        </w:tblPrEx>
         <w:trPr>
           <w:cantSplit/>
         </w:trPr>
@@ -6621,12 +8191,6 @@
         </w:tc>
       </w:tr>
       <w:tr>
-        <w:tblPrEx>
-          <w:tblCellMar>
-            <w:top w:w="0" w:type="dxa"/>
-            <w:bottom w:w="0" w:type="dxa"/>
-          </w:tblCellMar>
-        </w:tblPrEx>
         <w:trPr>
           <w:cantSplit/>
         </w:trPr>
@@ -6682,12 +8246,6 @@
         </w:tc>
       </w:tr>
       <w:tr>
-        <w:tblPrEx>
-          <w:tblCellMar>
-            <w:top w:w="0" w:type="dxa"/>
-            <w:bottom w:w="0" w:type="dxa"/>
-          </w:tblCellMar>
-        </w:tblPrEx>
         <w:trPr>
           <w:cantSplit/>
         </w:trPr>
@@ -6741,12 +8299,6 @@
         </w:tc>
       </w:tr>
       <w:tr>
-        <w:tblPrEx>
-          <w:tblCellMar>
-            <w:top w:w="0" w:type="dxa"/>
-            <w:bottom w:w="0" w:type="dxa"/>
-          </w:tblCellMar>
-        </w:tblPrEx>
         <w:trPr>
           <w:cantSplit/>
         </w:trPr>
@@ -6802,12 +8354,6 @@
         </w:tc>
       </w:tr>
       <w:tr>
-        <w:tblPrEx>
-          <w:tblCellMar>
-            <w:top w:w="0" w:type="dxa"/>
-            <w:bottom w:w="0" w:type="dxa"/>
-          </w:tblCellMar>
-        </w:tblPrEx>
         <w:trPr>
           <w:cantSplit/>
         </w:trPr>
@@ -7043,6 +8589,7 @@
           <w:b/>
           <w:bCs/>
         </w:rPr>
+        <w:lastRenderedPageBreak/>
         <w:t xml:space="preserve">8. Combine and hash. </w:t>
       </w:r>
       <w:r>
@@ -7078,7 +8625,6 @@
           <w:b/>
           <w:bCs/>
         </w:rPr>
-        <w:lastRenderedPageBreak/>
         <w:t xml:space="preserve">Cut-off detection in practice. </w:t>
       </w:r>
       <w:r>
@@ -7140,12 +8686,6 @@
         <w:gridCol w:w="5883"/>
       </w:tblGrid>
       <w:tr>
-        <w:tblPrEx>
-          <w:tblCellMar>
-            <w:top w:w="0" w:type="dxa"/>
-            <w:bottom w:w="0" w:type="dxa"/>
-          </w:tblCellMar>
-        </w:tblPrEx>
         <w:trPr>
           <w:cantSplit/>
           <w:tblHeader/>
@@ -7233,12 +8773,6 @@
         </w:tc>
       </w:tr>
       <w:tr>
-        <w:tblPrEx>
-          <w:tblCellMar>
-            <w:top w:w="0" w:type="dxa"/>
-            <w:bottom w:w="0" w:type="dxa"/>
-          </w:tblCellMar>
-        </w:tblPrEx>
         <w:trPr>
           <w:cantSplit/>
         </w:trPr>
@@ -7314,12 +8848,6 @@
         </w:tc>
       </w:tr>
       <w:tr>
-        <w:tblPrEx>
-          <w:tblCellMar>
-            <w:top w:w="0" w:type="dxa"/>
-            <w:bottom w:w="0" w:type="dxa"/>
-          </w:tblCellMar>
-        </w:tblPrEx>
         <w:trPr>
           <w:cantSplit/>
         </w:trPr>
@@ -7398,12 +8926,6 @@
         </w:tc>
       </w:tr>
       <w:tr>
-        <w:tblPrEx>
-          <w:tblCellMar>
-            <w:top w:w="0" w:type="dxa"/>
-            <w:bottom w:w="0" w:type="dxa"/>
-          </w:tblCellMar>
-        </w:tblPrEx>
         <w:trPr>
           <w:cantSplit/>
         </w:trPr>
@@ -7479,12 +9001,6 @@
         </w:tc>
       </w:tr>
       <w:tr>
-        <w:tblPrEx>
-          <w:tblCellMar>
-            <w:top w:w="0" w:type="dxa"/>
-            <w:bottom w:w="0" w:type="dxa"/>
-          </w:tblCellMar>
-        </w:tblPrEx>
         <w:trPr>
           <w:cantSplit/>
         </w:trPr>
@@ -7563,12 +9079,6 @@
         </w:tc>
       </w:tr>
       <w:tr>
-        <w:tblPrEx>
-          <w:tblCellMar>
-            <w:top w:w="0" w:type="dxa"/>
-            <w:bottom w:w="0" w:type="dxa"/>
-          </w:tblCellMar>
-        </w:tblPrEx>
         <w:trPr>
           <w:cantSplit/>
         </w:trPr>
@@ -7668,12 +9178,11 @@
           <w:b/>
           <w:bCs/>
         </w:rPr>
+        <w:lastRenderedPageBreak/>
         <w:t xml:space="preserve">Failure handling. </w:t>
       </w:r>
       <w:r>
-        <w:t xml:space="preserve">HTTP 429 from Document Intelligence or Azure OpenAI is transient and must be retried inside the handler with exponential backoff, never by abandoning the message, because abandoning consumes delivery count and will dead-letter a perfectly good document during a busy period. An unreadable </w:t>
-        <w:lastRenderedPageBreak/>
-        <w:t>or malformed PDF is poison: dead-letter it explicitly with a reason rather than retrying five times. Renew the Service Bus lock while extraction runs, or a slow document will be redelivered while it is still being processed.</w:t>
+        <w:t>HTTP 429 from Document Intelligence or Azure OpenAI is transient and must be retried inside the handler with exponential backoff, never by abandoning the message, because abandoning consumes delivery count and will dead-letter a perfectly good document during a busy period. An unreadable or malformed PDF is poison: dead-letter it explicitly with a reason rather than retrying five times. Renew the Service Bus lock while extraction runs, or a slow document will be redelivered while it is still being processed.</w:t>
       </w:r>
     </w:p>
     <w:p>
@@ -7681,11 +9190,11 @@
         <w:pStyle w:val="Heading2"/>
         <w:spacing w:before="260" w:after="130"/>
       </w:pPr>
-      <w:bookmarkStart w:id="11" w:name="_Toc240729584"/>
+      <w:bookmarkStart w:id="19" w:name="_Toc242358200"/>
       <w:r>
         <w:t>4.3  Stage 3 — Document orchestration</w:t>
       </w:r>
-      <w:bookmarkEnd w:id="11"/>
+      <w:bookmarkEnd w:id="19"/>
     </w:p>
     <w:p>
       <w:pPr>
@@ -7700,11 +9209,11 @@
         <w:pStyle w:val="Heading3"/>
         <w:spacing w:before="260" w:after="130"/>
       </w:pPr>
-      <w:bookmarkStart w:id="12" w:name="_Toc240729585"/>
+      <w:bookmarkStart w:id="20" w:name="_Toc242358201"/>
       <w:r>
         <w:t>4.3.1  How Durable Functions actually move work</w:t>
       </w:r>
-      <w:bookmarkEnd w:id="12"/>
+      <w:bookmarkEnd w:id="20"/>
     </w:p>
     <w:p>
       <w:pPr>
@@ -7787,11 +9296,11 @@
         <w:pStyle w:val="Heading3"/>
         <w:spacing w:before="260" w:after="130"/>
       </w:pPr>
-      <w:bookmarkStart w:id="13" w:name="_Toc240729586"/>
+      <w:bookmarkStart w:id="21" w:name="_Toc242358202"/>
       <w:r>
         <w:t>4.3.2  Activity: Normalize</w:t>
       </w:r>
-      <w:bookmarkEnd w:id="13"/>
+      <w:bookmarkEnd w:id="21"/>
     </w:p>
     <w:tbl>
       <w:tblPr>
@@ -7815,12 +9324,6 @@
         <w:gridCol w:w="7360"/>
       </w:tblGrid>
       <w:tr>
-        <w:tblPrEx>
-          <w:tblCellMar>
-            <w:top w:w="0" w:type="dxa"/>
-            <w:bottom w:w="0" w:type="dxa"/>
-          </w:tblCellMar>
-        </w:tblPrEx>
         <w:trPr>
           <w:cantSplit/>
         </w:trPr>
@@ -7874,12 +9377,6 @@
         </w:tc>
       </w:tr>
       <w:tr>
-        <w:tblPrEx>
-          <w:tblCellMar>
-            <w:top w:w="0" w:type="dxa"/>
-            <w:bottom w:w="0" w:type="dxa"/>
-          </w:tblCellMar>
-        </w:tblPrEx>
         <w:trPr>
           <w:cantSplit/>
         </w:trPr>
@@ -7935,12 +9432,6 @@
         </w:tc>
       </w:tr>
       <w:tr>
-        <w:tblPrEx>
-          <w:tblCellMar>
-            <w:top w:w="0" w:type="dxa"/>
-            <w:bottom w:w="0" w:type="dxa"/>
-          </w:tblCellMar>
-        </w:tblPrEx>
         <w:trPr>
           <w:cantSplit/>
         </w:trPr>
@@ -7999,6 +9490,7 @@
         <w:spacing w:after="130" w:line="276" w:lineRule="auto"/>
       </w:pPr>
       <w:r>
+        <w:lastRenderedPageBreak/>
         <w:t>Reads the combined extraction JSON, takes the handwritten fields, and calls Azure OpenAI with the agreed key set to derive the additional rule-ready fields. Validates the model output against the schema, compares each derived value back against the source text it came from, and writes the result to normalized-dmer.</w:t>
       </w:r>
     </w:p>
@@ -8007,9 +9499,7 @@
         <w:spacing w:after="130" w:line="276" w:lineRule="auto"/>
       </w:pPr>
       <w:r>
-        <w:t xml:space="preserve">Because the Azure OpenAI endpoint is reachable with a key, this is a direct SDK call from the activity and no container app is required. If the endpoint later moves to a private endpoint, an Azure Function on Flex </w:t>
-        <w:lastRenderedPageBreak/>
-        <w:t>Consumption or Premium with VNet integration reaches private endpoints, so the hosting decision does not change either way.</w:t>
+        <w:t>Because the Azure OpenAI endpoint is reachable with a key, this is a direct SDK call from the activity and no container app is required. If the endpoint later moves to a private endpoint, an Azure Function on Flex Consumption or Premium with VNet integration reaches private endpoints, so the hosting decision does not change either way.</w:t>
       </w:r>
     </w:p>
     <w:p>
@@ -8055,12 +9545,6 @@
         <w:gridCol w:w="5960"/>
       </w:tblGrid>
       <w:tr>
-        <w:tblPrEx>
-          <w:tblCellMar>
-            <w:top w:w="0" w:type="dxa"/>
-            <w:bottom w:w="0" w:type="dxa"/>
-          </w:tblCellMar>
-        </w:tblPrEx>
         <w:trPr>
           <w:cantSplit/>
           <w:tblHeader/>
@@ -8148,12 +9632,6 @@
         </w:tc>
       </w:tr>
       <w:tr>
-        <w:tblPrEx>
-          <w:tblCellMar>
-            <w:top w:w="0" w:type="dxa"/>
-            <w:bottom w:w="0" w:type="dxa"/>
-          </w:tblCellMar>
-        </w:tblPrEx>
         <w:trPr>
           <w:cantSplit/>
         </w:trPr>
@@ -8229,12 +9707,6 @@
         </w:tc>
       </w:tr>
       <w:tr>
-        <w:tblPrEx>
-          <w:tblCellMar>
-            <w:top w:w="0" w:type="dxa"/>
-            <w:bottom w:w="0" w:type="dxa"/>
-          </w:tblCellMar>
-        </w:tblPrEx>
         <w:trPr>
           <w:cantSplit/>
         </w:trPr>
@@ -8313,12 +9785,6 @@
         </w:tc>
       </w:tr>
       <w:tr>
-        <w:tblPrEx>
-          <w:tblCellMar>
-            <w:top w:w="0" w:type="dxa"/>
-            <w:bottom w:w="0" w:type="dxa"/>
-          </w:tblCellMar>
-        </w:tblPrEx>
         <w:trPr>
           <w:cantSplit/>
         </w:trPr>
@@ -8399,11 +9865,11 @@
         <w:pStyle w:val="Heading3"/>
         <w:spacing w:before="260" w:after="130"/>
       </w:pPr>
-      <w:bookmarkStart w:id="14" w:name="_Toc240729587"/>
+      <w:bookmarkStart w:id="22" w:name="_Toc242358203"/>
       <w:r>
         <w:t>4.3.3  Activity: Rule engine</w:t>
       </w:r>
-      <w:bookmarkEnd w:id="14"/>
+      <w:bookmarkEnd w:id="22"/>
     </w:p>
     <w:tbl>
       <w:tblPr>
@@ -8427,12 +9893,6 @@
         <w:gridCol w:w="7360"/>
       </w:tblGrid>
       <w:tr>
-        <w:tblPrEx>
-          <w:tblCellMar>
-            <w:top w:w="0" w:type="dxa"/>
-            <w:bottom w:w="0" w:type="dxa"/>
-          </w:tblCellMar>
-        </w:tblPrEx>
         <w:trPr>
           <w:cantSplit/>
         </w:trPr>
@@ -8486,12 +9946,6 @@
         </w:tc>
       </w:tr>
       <w:tr>
-        <w:tblPrEx>
-          <w:tblCellMar>
-            <w:top w:w="0" w:type="dxa"/>
-            <w:bottom w:w="0" w:type="dxa"/>
-          </w:tblCellMar>
-        </w:tblPrEx>
         <w:trPr>
           <w:cantSplit/>
         </w:trPr>
@@ -8547,12 +10001,6 @@
         </w:tc>
       </w:tr>
       <w:tr>
-        <w:tblPrEx>
-          <w:tblCellMar>
-            <w:top w:w="0" w:type="dxa"/>
-            <w:bottom w:w="0" w:type="dxa"/>
-          </w:tblCellMar>
-        </w:tblPrEx>
         <w:trPr>
           <w:cantSplit/>
         </w:trPr>
@@ -8657,12 +10105,6 @@
         <w:gridCol w:w="5960"/>
       </w:tblGrid>
       <w:tr>
-        <w:tblPrEx>
-          <w:tblCellMar>
-            <w:top w:w="0" w:type="dxa"/>
-            <w:bottom w:w="0" w:type="dxa"/>
-          </w:tblCellMar>
-        </w:tblPrEx>
         <w:trPr>
           <w:cantSplit/>
           <w:tblHeader/>
@@ -8690,6 +10132,7 @@
                 <w:sz w:val="19"/>
                 <w:szCs w:val="19"/>
               </w:rPr>
+              <w:lastRenderedPageBreak/>
               <w:t>Table</w:t>
             </w:r>
           </w:p>
@@ -8750,12 +10193,6 @@
         </w:tc>
       </w:tr>
       <w:tr>
-        <w:tblPrEx>
-          <w:tblCellMar>
-            <w:top w:w="0" w:type="dxa"/>
-            <w:bottom w:w="0" w:type="dxa"/>
-          </w:tblCellMar>
-        </w:tblPrEx>
         <w:trPr>
           <w:cantSplit/>
         </w:trPr>
@@ -8831,12 +10268,6 @@
         </w:tc>
       </w:tr>
       <w:tr>
-        <w:tblPrEx>
-          <w:tblCellMar>
-            <w:top w:w="0" w:type="dxa"/>
-            <w:bottom w:w="0" w:type="dxa"/>
-          </w:tblCellMar>
-        </w:tblPrEx>
         <w:trPr>
           <w:cantSplit/>
         </w:trPr>
@@ -8861,7 +10292,6 @@
                 <w:sz w:val="17"/>
                 <w:szCs w:val="17"/>
               </w:rPr>
-              <w:lastRenderedPageBreak/>
               <w:t>rules_version</w:t>
             </w:r>
           </w:p>
@@ -8916,12 +10346,6 @@
         </w:tc>
       </w:tr>
       <w:tr>
-        <w:tblPrEx>
-          <w:tblCellMar>
-            <w:top w:w="0" w:type="dxa"/>
-            <w:bottom w:w="0" w:type="dxa"/>
-          </w:tblCellMar>
-        </w:tblPrEx>
         <w:trPr>
           <w:cantSplit/>
         </w:trPr>
@@ -8997,12 +10421,6 @@
         </w:tc>
       </w:tr>
       <w:tr>
-        <w:tblPrEx>
-          <w:tblCellMar>
-            <w:top w:w="0" w:type="dxa"/>
-            <w:bottom w:w="0" w:type="dxa"/>
-          </w:tblCellMar>
-        </w:tblPrEx>
         <w:trPr>
           <w:cantSplit/>
         </w:trPr>
@@ -9081,12 +10499,6 @@
         </w:tc>
       </w:tr>
       <w:tr>
-        <w:tblPrEx>
-          <w:tblCellMar>
-            <w:top w:w="0" w:type="dxa"/>
-            <w:bottom w:w="0" w:type="dxa"/>
-          </w:tblCellMar>
-        </w:tblPrEx>
         <w:trPr>
           <w:cantSplit/>
         </w:trPr>
@@ -9175,11 +10587,11 @@
         <w:pStyle w:val="Heading2"/>
         <w:spacing w:before="260" w:after="130"/>
       </w:pPr>
-      <w:bookmarkStart w:id="15" w:name="_Toc240729588"/>
+      <w:bookmarkStart w:id="23" w:name="_Toc242358204"/>
       <w:r>
         <w:t>4.4  Stage 4 — Driver orchestration (the join)</w:t>
       </w:r>
-      <w:bookmarkEnd w:id="15"/>
+      <w:bookmarkEnd w:id="23"/>
     </w:p>
     <w:p>
       <w:pPr>
@@ -9194,11 +10606,11 @@
         <w:pStyle w:val="Heading3"/>
         <w:spacing w:before="260" w:after="130"/>
       </w:pPr>
-      <w:bookmarkStart w:id="16" w:name="_Toc240729589"/>
+      <w:bookmarkStart w:id="24" w:name="_Toc242358205"/>
       <w:r>
         <w:t>4.4.1  Why serialization is required</w:t>
       </w:r>
-      <w:bookmarkEnd w:id="16"/>
+      <w:bookmarkEnd w:id="24"/>
     </w:p>
     <w:p>
       <w:pPr>
@@ -9230,12 +10642,6 @@
         <w:gridCol w:w="6960"/>
       </w:tblGrid>
       <w:tr>
-        <w:tblPrEx>
-          <w:tblCellMar>
-            <w:top w:w="0" w:type="dxa"/>
-            <w:bottom w:w="0" w:type="dxa"/>
-          </w:tblCellMar>
-        </w:tblPrEx>
         <w:trPr>
           <w:cantSplit/>
           <w:tblHeader/>
@@ -9296,12 +10702,6 @@
         </w:tc>
       </w:tr>
       <w:tr>
-        <w:tblPrEx>
-          <w:tblCellMar>
-            <w:top w:w="0" w:type="dxa"/>
-            <w:bottom w:w="0" w:type="dxa"/>
-          </w:tblCellMar>
-        </w:tblPrEx>
         <w:trPr>
           <w:cantSplit/>
         </w:trPr>
@@ -9353,12 +10753,6 @@
         </w:tc>
       </w:tr>
       <w:tr>
-        <w:tblPrEx>
-          <w:tblCellMar>
-            <w:top w:w="0" w:type="dxa"/>
-            <w:bottom w:w="0" w:type="dxa"/>
-          </w:tblCellMar>
-        </w:tblPrEx>
         <w:trPr>
           <w:cantSplit/>
         </w:trPr>
@@ -9412,12 +10806,6 @@
         </w:tc>
       </w:tr>
       <w:tr>
-        <w:tblPrEx>
-          <w:tblCellMar>
-            <w:top w:w="0" w:type="dxa"/>
-            <w:bottom w:w="0" w:type="dxa"/>
-          </w:tblCellMar>
-        </w:tblPrEx>
         <w:trPr>
           <w:cantSplit/>
         </w:trPr>
@@ -9474,11 +10862,11 @@
         <w:pStyle w:val="Heading3"/>
         <w:spacing w:before="260" w:after="130"/>
       </w:pPr>
-      <w:bookmarkStart w:id="17" w:name="_Toc240729590"/>
+      <w:bookmarkStart w:id="25" w:name="_Toc242358206"/>
       <w:r>
         <w:t>4.4.2  The mechanism</w:t>
       </w:r>
-      <w:bookmarkEnd w:id="17"/>
+      <w:bookmarkEnd w:id="25"/>
     </w:p>
     <w:p>
       <w:pPr>
@@ -9494,6 +10882,7 @@
           <w:b/>
           <w:bCs/>
         </w:rPr>
+        <w:lastRenderedPageBreak/>
         <w:t xml:space="preserve">Two orchestrations. </w:t>
       </w:r>
       <w:r>
@@ -9517,9 +10906,7 @@
         <w:t xml:space="preserve">One at a time per driver. </w:t>
       </w:r>
       <w:r>
-        <w:t xml:space="preserve">Use a Service Bus session with SessionId = driver_key on the driver-decision queue, or a Durable Entity keyed on driver_key. Either gives single-writer semantics for free. A Postgres advisory lock — pg_advisory_xact_lock(hashtext(licence)) — is a valid third option if the </w:t>
-        <w:lastRenderedPageBreak/>
-        <w:t>team prefers the coordination to live in the database. Pick one and document it; mixing them gives the illusion of safety without the guarantee.</w:t>
+        <w:t>Use a Service Bus session with SessionId = driver_key on the driver-decision queue, or a Durable Entity keyed on driver_key. Either gives single-writer semantics for free. A Postgres advisory lock — pg_advisory_xact_lock(hashtext(licence)) — is a valid third option if the team prefers the coordination to live in the database. Pick one and document it; mixing them gives the illusion of safety without the guarantee.</w:t>
       </w:r>
     </w:p>
     <w:p>
@@ -9567,11 +10954,11 @@
         <w:pStyle w:val="Heading3"/>
         <w:spacing w:before="260" w:after="130"/>
       </w:pPr>
-      <w:bookmarkStart w:id="18" w:name="_Toc240729591"/>
+      <w:bookmarkStart w:id="26" w:name="_Toc242358207"/>
       <w:r>
         <w:t>4.4.3  Decision gateway logic</w:t>
       </w:r>
-      <w:bookmarkEnd w:id="18"/>
+      <w:bookmarkEnd w:id="26"/>
     </w:p>
     <w:tbl>
       <w:tblPr>
@@ -9595,12 +10982,6 @@
         <w:gridCol w:w="7360"/>
       </w:tblGrid>
       <w:tr>
-        <w:tblPrEx>
-          <w:tblCellMar>
-            <w:top w:w="0" w:type="dxa"/>
-            <w:bottom w:w="0" w:type="dxa"/>
-          </w:tblCellMar>
-        </w:tblPrEx>
         <w:trPr>
           <w:cantSplit/>
         </w:trPr>
@@ -9654,12 +11035,6 @@
         </w:tc>
       </w:tr>
       <w:tr>
-        <w:tblPrEx>
-          <w:tblCellMar>
-            <w:top w:w="0" w:type="dxa"/>
-            <w:bottom w:w="0" w:type="dxa"/>
-          </w:tblCellMar>
-        </w:tblPrEx>
         <w:trPr>
           <w:cantSplit/>
         </w:trPr>
@@ -9715,12 +11090,6 @@
         </w:tc>
       </w:tr>
       <w:tr>
-        <w:tblPrEx>
-          <w:tblCellMar>
-            <w:top w:w="0" w:type="dxa"/>
-            <w:bottom w:w="0" w:type="dxa"/>
-          </w:tblCellMar>
-        </w:tblPrEx>
         <w:trPr>
           <w:cantSplit/>
         </w:trPr>
@@ -9774,12 +11143,6 @@
         </w:tc>
       </w:tr>
       <w:tr>
-        <w:tblPrEx>
-          <w:tblCellMar>
-            <w:top w:w="0" w:type="dxa"/>
-            <w:bottom w:w="0" w:type="dxa"/>
-          </w:tblCellMar>
-        </w:tblPrEx>
         <w:trPr>
           <w:cantSplit/>
         </w:trPr>
@@ -9899,12 +11262,6 @@
         <w:gridCol w:w="5960"/>
       </w:tblGrid>
       <w:tr>
-        <w:tblPrEx>
-          <w:tblCellMar>
-            <w:top w:w="0" w:type="dxa"/>
-            <w:bottom w:w="0" w:type="dxa"/>
-          </w:tblCellMar>
-        </w:tblPrEx>
         <w:trPr>
           <w:cantSplit/>
           <w:tblHeader/>
@@ -9965,12 +11322,6 @@
         </w:tc>
       </w:tr>
       <w:tr>
-        <w:tblPrEx>
-          <w:tblCellMar>
-            <w:top w:w="0" w:type="dxa"/>
-            <w:bottom w:w="0" w:type="dxa"/>
-          </w:tblCellMar>
-        </w:tblPrEx>
         <w:trPr>
           <w:cantSplit/>
         </w:trPr>
@@ -10022,12 +11373,6 @@
         </w:tc>
       </w:tr>
       <w:tr>
-        <w:tblPrEx>
-          <w:tblCellMar>
-            <w:top w:w="0" w:type="dxa"/>
-            <w:bottom w:w="0" w:type="dxa"/>
-          </w:tblCellMar>
-        </w:tblPrEx>
         <w:trPr>
           <w:cantSplit/>
         </w:trPr>
@@ -10081,12 +11426,6 @@
         </w:tc>
       </w:tr>
       <w:tr>
-        <w:tblPrEx>
-          <w:tblCellMar>
-            <w:top w:w="0" w:type="dxa"/>
-            <w:bottom w:w="0" w:type="dxa"/>
-          </w:tblCellMar>
-        </w:tblPrEx>
         <w:trPr>
           <w:cantSplit/>
         </w:trPr>
@@ -10109,6 +11448,7 @@
                 <w:sz w:val="19"/>
                 <w:szCs w:val="19"/>
               </w:rPr>
+              <w:lastRenderedPageBreak/>
               <w:t>None cut off</w:t>
             </w:r>
           </w:p>
@@ -10217,12 +11557,6 @@
         <w:gridCol w:w="9360"/>
       </w:tblGrid>
       <w:tr>
-        <w:tblPrEx>
-          <w:tblCellMar>
-            <w:top w:w="0" w:type="dxa"/>
-            <w:bottom w:w="0" w:type="dxa"/>
-          </w:tblCellMar>
-        </w:tblPrEx>
         <w:tc>
           <w:tcPr>
             <w:tcW w:w="9360" w:type="dxa"/>
@@ -10245,7 +11579,6 @@
                 <w:sz w:val="20"/>
                 <w:szCs w:val="20"/>
               </w:rPr>
-              <w:lastRenderedPageBreak/>
               <w:t>Do not use full JSON equality for duplicate detection</w:t>
             </w:r>
           </w:p>
@@ -10335,12 +11668,6 @@
         <w:gridCol w:w="5960"/>
       </w:tblGrid>
       <w:tr>
-        <w:tblPrEx>
-          <w:tblCellMar>
-            <w:top w:w="0" w:type="dxa"/>
-            <w:bottom w:w="0" w:type="dxa"/>
-          </w:tblCellMar>
-        </w:tblPrEx>
         <w:trPr>
           <w:cantSplit/>
           <w:tblHeader/>
@@ -10428,12 +11755,6 @@
         </w:tc>
       </w:tr>
       <w:tr>
-        <w:tblPrEx>
-          <w:tblCellMar>
-            <w:top w:w="0" w:type="dxa"/>
-            <w:bottom w:w="0" w:type="dxa"/>
-          </w:tblCellMar>
-        </w:tblPrEx>
         <w:trPr>
           <w:cantSplit/>
         </w:trPr>
@@ -10509,12 +11830,6 @@
         </w:tc>
       </w:tr>
       <w:tr>
-        <w:tblPrEx>
-          <w:tblCellMar>
-            <w:top w:w="0" w:type="dxa"/>
-            <w:bottom w:w="0" w:type="dxa"/>
-          </w:tblCellMar>
-        </w:tblPrEx>
         <w:trPr>
           <w:cantSplit/>
         </w:trPr>
@@ -10539,6 +11854,7 @@
                 <w:sz w:val="17"/>
                 <w:szCs w:val="17"/>
               </w:rPr>
+              <w:lastRenderedPageBreak/>
               <w:t>dmer_document</w:t>
             </w:r>
           </w:p>
@@ -10593,12 +11909,6 @@
         </w:tc>
       </w:tr>
       <w:tr>
-        <w:tblPrEx>
-          <w:tblCellMar>
-            <w:top w:w="0" w:type="dxa"/>
-            <w:bottom w:w="0" w:type="dxa"/>
-          </w:tblCellMar>
-        </w:tblPrEx>
         <w:trPr>
           <w:cantSplit/>
         </w:trPr>
@@ -10687,11 +11997,11 @@
         <w:pStyle w:val="Heading2"/>
         <w:spacing w:before="260" w:after="130"/>
       </w:pPr>
-      <w:bookmarkStart w:id="19" w:name="_Toc240729592"/>
+      <w:bookmarkStart w:id="27" w:name="_Toc242358208"/>
       <w:r>
         <w:t>4.5  Stage 4 — Post-processing</w:t>
       </w:r>
-      <w:bookmarkEnd w:id="19"/>
+      <w:bookmarkEnd w:id="27"/>
     </w:p>
     <w:tbl>
       <w:tblPr>
@@ -10715,12 +12025,6 @@
         <w:gridCol w:w="7360"/>
       </w:tblGrid>
       <w:tr>
-        <w:tblPrEx>
-          <w:tblCellMar>
-            <w:top w:w="0" w:type="dxa"/>
-            <w:bottom w:w="0" w:type="dxa"/>
-          </w:tblCellMar>
-        </w:tblPrEx>
         <w:trPr>
           <w:cantSplit/>
         </w:trPr>
@@ -10774,12 +12078,6 @@
         </w:tc>
       </w:tr>
       <w:tr>
-        <w:tblPrEx>
-          <w:tblCellMar>
-            <w:top w:w="0" w:type="dxa"/>
-            <w:bottom w:w="0" w:type="dxa"/>
-          </w:tblCellMar>
-        </w:tblPrEx>
         <w:trPr>
           <w:cantSplit/>
         </w:trPr>
@@ -10835,12 +12133,6 @@
         </w:tc>
       </w:tr>
       <w:tr>
-        <w:tblPrEx>
-          <w:tblCellMar>
-            <w:top w:w="0" w:type="dxa"/>
-            <w:bottom w:w="0" w:type="dxa"/>
-          </w:tblCellMar>
-        </w:tblPrEx>
         <w:trPr>
           <w:cantSplit/>
         </w:trPr>
@@ -10894,12 +12186,6 @@
         </w:tc>
       </w:tr>
       <w:tr>
-        <w:tblPrEx>
-          <w:tblCellMar>
-            <w:top w:w="0" w:type="dxa"/>
-            <w:bottom w:w="0" w:type="dxa"/>
-          </w:tblCellMar>
-        </w:tblPrEx>
         <w:trPr>
           <w:cantSplit/>
         </w:trPr>
@@ -11005,12 +12291,6 @@
         <w:gridCol w:w="6960"/>
       </w:tblGrid>
       <w:tr>
-        <w:tblPrEx>
-          <w:tblCellMar>
-            <w:top w:w="0" w:type="dxa"/>
-            <w:bottom w:w="0" w:type="dxa"/>
-          </w:tblCellMar>
-        </w:tblPrEx>
         <w:trPr>
           <w:cantSplit/>
           <w:tblHeader/>
@@ -11038,7 +12318,6 @@
                 <w:sz w:val="19"/>
                 <w:szCs w:val="19"/>
               </w:rPr>
-              <w:lastRenderedPageBreak/>
               <w:t>Operation</w:t>
             </w:r>
           </w:p>
@@ -11072,12 +12351,6 @@
         </w:tc>
       </w:tr>
       <w:tr>
-        <w:tblPrEx>
-          <w:tblCellMar>
-            <w:top w:w="0" w:type="dxa"/>
-            <w:bottom w:w="0" w:type="dxa"/>
-          </w:tblCellMar>
-        </w:tblPrEx>
         <w:trPr>
           <w:cantSplit/>
         </w:trPr>
@@ -11129,12 +12402,6 @@
         </w:tc>
       </w:tr>
       <w:tr>
-        <w:tblPrEx>
-          <w:tblCellMar>
-            <w:top w:w="0" w:type="dxa"/>
-            <w:bottom w:w="0" w:type="dxa"/>
-          </w:tblCellMar>
-        </w:tblPrEx>
         <w:trPr>
           <w:cantSplit/>
         </w:trPr>
@@ -11188,12 +12455,6 @@
         </w:tc>
       </w:tr>
       <w:tr>
-        <w:tblPrEx>
-          <w:tblCellMar>
-            <w:top w:w="0" w:type="dxa"/>
-            <w:bottom w:w="0" w:type="dxa"/>
-          </w:tblCellMar>
-        </w:tblPrEx>
         <w:trPr>
           <w:cantSplit/>
         </w:trPr>
@@ -11245,12 +12506,6 @@
         </w:tc>
       </w:tr>
       <w:tr>
-        <w:tblPrEx>
-          <w:tblCellMar>
-            <w:top w:w="0" w:type="dxa"/>
-            <w:bottom w:w="0" w:type="dxa"/>
-          </w:tblCellMar>
-        </w:tblPrEx>
         <w:trPr>
           <w:cantSplit/>
         </w:trPr>
@@ -11339,12 +12594,6 @@
         <w:gridCol w:w="5960"/>
       </w:tblGrid>
       <w:tr>
-        <w:tblPrEx>
-          <w:tblCellMar>
-            <w:top w:w="0" w:type="dxa"/>
-            <w:bottom w:w="0" w:type="dxa"/>
-          </w:tblCellMar>
-        </w:tblPrEx>
         <w:trPr>
           <w:cantSplit/>
           <w:tblHeader/>
@@ -11372,6 +12621,7 @@
                 <w:sz w:val="19"/>
                 <w:szCs w:val="19"/>
               </w:rPr>
+              <w:lastRenderedPageBreak/>
               <w:t>Table</w:t>
             </w:r>
           </w:p>
@@ -11432,12 +12682,6 @@
         </w:tc>
       </w:tr>
       <w:tr>
-        <w:tblPrEx>
-          <w:tblCellMar>
-            <w:top w:w="0" w:type="dxa"/>
-            <w:bottom w:w="0" w:type="dxa"/>
-          </w:tblCellMar>
-        </w:tblPrEx>
         <w:trPr>
           <w:cantSplit/>
         </w:trPr>
@@ -11513,12 +12757,6 @@
         </w:tc>
       </w:tr>
       <w:tr>
-        <w:tblPrEx>
-          <w:tblCellMar>
-            <w:top w:w="0" w:type="dxa"/>
-            <w:bottom w:w="0" w:type="dxa"/>
-          </w:tblCellMar>
-        </w:tblPrEx>
         <w:trPr>
           <w:cantSplit/>
         </w:trPr>
@@ -11597,12 +12835,6 @@
         </w:tc>
       </w:tr>
       <w:tr>
-        <w:tblPrEx>
-          <w:tblCellMar>
-            <w:top w:w="0" w:type="dxa"/>
-            <w:bottom w:w="0" w:type="dxa"/>
-          </w:tblCellMar>
-        </w:tblPrEx>
         <w:trPr>
           <w:cantSplit/>
         </w:trPr>
@@ -11678,12 +12910,6 @@
         </w:tc>
       </w:tr>
       <w:tr>
-        <w:tblPrEx>
-          <w:tblCellMar>
-            <w:top w:w="0" w:type="dxa"/>
-            <w:bottom w:w="0" w:type="dxa"/>
-          </w:tblCellMar>
-        </w:tblPrEx>
         <w:trPr>
           <w:cantSplit/>
         </w:trPr>
@@ -11857,11 +13083,11 @@
         <w:pStyle w:val="Heading2"/>
         <w:spacing w:before="260" w:after="130"/>
       </w:pPr>
-      <w:bookmarkStart w:id="20" w:name="_Toc240729593"/>
+      <w:bookmarkStart w:id="28" w:name="_Toc242358209"/>
       <w:r>
         <w:t>4.6  Stage 5 — Reliability components</w:t>
       </w:r>
-      <w:bookmarkEnd w:id="20"/>
+      <w:bookmarkEnd w:id="28"/>
     </w:p>
     <w:p>
       <w:pPr>
@@ -11876,11 +13102,11 @@
         <w:pStyle w:val="Heading3"/>
         <w:spacing w:before="260" w:after="130"/>
       </w:pPr>
-      <w:bookmarkStart w:id="21" w:name="_Toc240729594"/>
+      <w:bookmarkStart w:id="29" w:name="_Toc242358210"/>
       <w:r>
         <w:t>4.6.1  Outbox Publisher</w:t>
       </w:r>
-      <w:bookmarkEnd w:id="21"/>
+      <w:bookmarkEnd w:id="29"/>
     </w:p>
     <w:p>
       <w:pPr>
@@ -11913,12 +13139,6 @@
         <w:gridCol w:w="5960"/>
       </w:tblGrid>
       <w:tr>
-        <w:tblPrEx>
-          <w:tblCellMar>
-            <w:top w:w="0" w:type="dxa"/>
-            <w:bottom w:w="0" w:type="dxa"/>
-          </w:tblCellMar>
-        </w:tblPrEx>
         <w:trPr>
           <w:cantSplit/>
           <w:tblHeader/>
@@ -11946,7 +13166,6 @@
                 <w:sz w:val="19"/>
                 <w:szCs w:val="19"/>
               </w:rPr>
-              <w:lastRenderedPageBreak/>
               <w:t>Table</w:t>
             </w:r>
           </w:p>
@@ -12007,12 +13226,6 @@
         </w:tc>
       </w:tr>
       <w:tr>
-        <w:tblPrEx>
-          <w:tblCellMar>
-            <w:top w:w="0" w:type="dxa"/>
-            <w:bottom w:w="0" w:type="dxa"/>
-          </w:tblCellMar>
-        </w:tblPrEx>
         <w:trPr>
           <w:cantSplit/>
         </w:trPr>
@@ -12088,12 +13301,6 @@
         </w:tc>
       </w:tr>
       <w:tr>
-        <w:tblPrEx>
-          <w:tblCellMar>
-            <w:top w:w="0" w:type="dxa"/>
-            <w:bottom w:w="0" w:type="dxa"/>
-          </w:tblCellMar>
-        </w:tblPrEx>
         <w:trPr>
           <w:cantSplit/>
         </w:trPr>
@@ -12172,12 +13379,6 @@
         </w:tc>
       </w:tr>
       <w:tr>
-        <w:tblPrEx>
-          <w:tblCellMar>
-            <w:top w:w="0" w:type="dxa"/>
-            <w:bottom w:w="0" w:type="dxa"/>
-          </w:tblCellMar>
-        </w:tblPrEx>
         <w:trPr>
           <w:cantSplit/>
         </w:trPr>
@@ -12258,11 +13459,11 @@
         <w:pStyle w:val="Heading3"/>
         <w:spacing w:before="260" w:after="130"/>
       </w:pPr>
-      <w:bookmarkStart w:id="22" w:name="_Toc240729595"/>
+      <w:bookmarkStart w:id="30" w:name="_Toc242358211"/>
       <w:r>
         <w:t>4.6.2  Reconciliation Sweeper</w:t>
       </w:r>
-      <w:bookmarkEnd w:id="22"/>
+      <w:bookmarkEnd w:id="30"/>
     </w:p>
     <w:p>
       <w:pPr>
@@ -12295,12 +13496,6 @@
         <w:gridCol w:w="5960"/>
       </w:tblGrid>
       <w:tr>
-        <w:tblPrEx>
-          <w:tblCellMar>
-            <w:top w:w="0" w:type="dxa"/>
-            <w:bottom w:w="0" w:type="dxa"/>
-          </w:tblCellMar>
-        </w:tblPrEx>
         <w:trPr>
           <w:cantSplit/>
           <w:tblHeader/>
@@ -12328,6 +13523,7 @@
                 <w:sz w:val="19"/>
                 <w:szCs w:val="19"/>
               </w:rPr>
+              <w:lastRenderedPageBreak/>
               <w:t>Table</w:t>
             </w:r>
           </w:p>
@@ -12388,12 +13584,6 @@
         </w:tc>
       </w:tr>
       <w:tr>
-        <w:tblPrEx>
-          <w:tblCellMar>
-            <w:top w:w="0" w:type="dxa"/>
-            <w:bottom w:w="0" w:type="dxa"/>
-          </w:tblCellMar>
-        </w:tblPrEx>
         <w:trPr>
           <w:cantSplit/>
         </w:trPr>
@@ -12469,12 +13659,6 @@
         </w:tc>
       </w:tr>
       <w:tr>
-        <w:tblPrEx>
-          <w:tblCellMar>
-            <w:top w:w="0" w:type="dxa"/>
-            <w:bottom w:w="0" w:type="dxa"/>
-          </w:tblCellMar>
-        </w:tblPrEx>
         <w:trPr>
           <w:cantSplit/>
         </w:trPr>
@@ -12553,12 +13737,6 @@
         </w:tc>
       </w:tr>
       <w:tr>
-        <w:tblPrEx>
-          <w:tblCellMar>
-            <w:top w:w="0" w:type="dxa"/>
-            <w:bottom w:w="0" w:type="dxa"/>
-          </w:tblCellMar>
-        </w:tblPrEx>
         <w:trPr>
           <w:cantSplit/>
         </w:trPr>
@@ -12639,11 +13817,11 @@
         <w:pStyle w:val="Heading3"/>
         <w:spacing w:before="260" w:after="130"/>
       </w:pPr>
-      <w:bookmarkStart w:id="23" w:name="_Toc240729596"/>
+      <w:bookmarkStart w:id="31" w:name="_Toc242358212"/>
       <w:r>
         <w:t>4.6.3  DLQ Drain</w:t>
       </w:r>
-      <w:bookmarkEnd w:id="23"/>
+      <w:bookmarkEnd w:id="31"/>
     </w:p>
     <w:p>
       <w:pPr>
@@ -12676,12 +13854,6 @@
         <w:gridCol w:w="5960"/>
       </w:tblGrid>
       <w:tr>
-        <w:tblPrEx>
-          <w:tblCellMar>
-            <w:top w:w="0" w:type="dxa"/>
-            <w:bottom w:w="0" w:type="dxa"/>
-          </w:tblCellMar>
-        </w:tblPrEx>
         <w:trPr>
           <w:cantSplit/>
           <w:tblHeader/>
@@ -12769,12 +13941,6 @@
         </w:tc>
       </w:tr>
       <w:tr>
-        <w:tblPrEx>
-          <w:tblCellMar>
-            <w:top w:w="0" w:type="dxa"/>
-            <w:bottom w:w="0" w:type="dxa"/>
-          </w:tblCellMar>
-        </w:tblPrEx>
         <w:trPr>
           <w:cantSplit/>
         </w:trPr>
@@ -12850,12 +14016,6 @@
         </w:tc>
       </w:tr>
       <w:tr>
-        <w:tblPrEx>
-          <w:tblCellMar>
-            <w:top w:w="0" w:type="dxa"/>
-            <w:bottom w:w="0" w:type="dxa"/>
-          </w:tblCellMar>
-        </w:tblPrEx>
         <w:trPr>
           <w:cantSplit/>
         </w:trPr>
@@ -12934,12 +14094,6 @@
         </w:tc>
       </w:tr>
       <w:tr>
-        <w:tblPrEx>
-          <w:tblCellMar>
-            <w:top w:w="0" w:type="dxa"/>
-            <w:bottom w:w="0" w:type="dxa"/>
-          </w:tblCellMar>
-        </w:tblPrEx>
         <w:trPr>
           <w:cantSplit/>
         </w:trPr>
@@ -13015,12 +14169,6 @@
         </w:tc>
       </w:tr>
       <w:tr>
-        <w:tblPrEx>
-          <w:tblCellMar>
-            <w:top w:w="0" w:type="dxa"/>
-            <w:bottom w:w="0" w:type="dxa"/>
-          </w:tblCellMar>
-        </w:tblPrEx>
         <w:trPr>
           <w:cantSplit/>
         </w:trPr>
@@ -13104,11 +14252,11 @@
         <w:pStyle w:val="Heading2"/>
         <w:spacing w:before="260" w:after="130"/>
       </w:pPr>
-      <w:bookmarkStart w:id="24" w:name="_Toc240729597"/>
+      <w:bookmarkStart w:id="32" w:name="_Toc242358213"/>
       <w:r>
         <w:t>4.7  Summary — what is written at each stage</w:t>
       </w:r>
-      <w:bookmarkEnd w:id="24"/>
+      <w:bookmarkEnd w:id="32"/>
     </w:p>
     <w:p>
       <w:pPr>
@@ -13143,12 +14291,6 @@
         <w:gridCol w:w="1736"/>
       </w:tblGrid>
       <w:tr>
-        <w:tblPrEx>
-          <w:tblCellMar>
-            <w:top w:w="0" w:type="dxa"/>
-            <w:bottom w:w="0" w:type="dxa"/>
-          </w:tblCellMar>
-        </w:tblPrEx>
         <w:trPr>
           <w:cantSplit/>
           <w:tblHeader/>
@@ -13176,7 +14318,6 @@
                 <w:sz w:val="19"/>
                 <w:szCs w:val="19"/>
               </w:rPr>
-              <w:lastRenderedPageBreak/>
               <w:t>Stage</w:t>
             </w:r>
           </w:p>
@@ -13291,12 +14432,6 @@
         </w:tc>
       </w:tr>
       <w:tr>
-        <w:tblPrEx>
-          <w:tblCellMar>
-            <w:top w:w="0" w:type="dxa"/>
-            <w:bottom w:w="0" w:type="dxa"/>
-          </w:tblCellMar>
-        </w:tblPrEx>
         <w:trPr>
           <w:cantSplit/>
         </w:trPr>
@@ -13419,12 +14554,6 @@
         </w:tc>
       </w:tr>
       <w:tr>
-        <w:tblPrEx>
-          <w:tblCellMar>
-            <w:top w:w="0" w:type="dxa"/>
-            <w:bottom w:w="0" w:type="dxa"/>
-          </w:tblCellMar>
-        </w:tblPrEx>
         <w:trPr>
           <w:cantSplit/>
         </w:trPr>
@@ -13552,12 +14681,6 @@
         </w:tc>
       </w:tr>
       <w:tr>
-        <w:tblPrEx>
-          <w:tblCellMar>
-            <w:top w:w="0" w:type="dxa"/>
-            <w:bottom w:w="0" w:type="dxa"/>
-          </w:tblCellMar>
-        </w:tblPrEx>
         <w:trPr>
           <w:cantSplit/>
         </w:trPr>
@@ -13680,12 +14803,6 @@
         </w:tc>
       </w:tr>
       <w:tr>
-        <w:tblPrEx>
-          <w:tblCellMar>
-            <w:top w:w="0" w:type="dxa"/>
-            <w:bottom w:w="0" w:type="dxa"/>
-          </w:tblCellMar>
-        </w:tblPrEx>
         <w:trPr>
           <w:cantSplit/>
         </w:trPr>
@@ -13813,12 +14930,6 @@
         </w:tc>
       </w:tr>
       <w:tr>
-        <w:tblPrEx>
-          <w:tblCellMar>
-            <w:top w:w="0" w:type="dxa"/>
-            <w:bottom w:w="0" w:type="dxa"/>
-          </w:tblCellMar>
-        </w:tblPrEx>
         <w:trPr>
           <w:cantSplit/>
         </w:trPr>
@@ -13843,6 +14954,7 @@
                 <w:sz w:val="19"/>
                 <w:szCs w:val="19"/>
               </w:rPr>
+              <w:lastRenderedPageBreak/>
               <w:t>Rules</w:t>
             </w:r>
           </w:p>
@@ -13941,12 +15053,6 @@
         </w:tc>
       </w:tr>
       <w:tr>
-        <w:tblPrEx>
-          <w:tblCellMar>
-            <w:top w:w="0" w:type="dxa"/>
-            <w:bottom w:w="0" w:type="dxa"/>
-          </w:tblCellMar>
-        </w:tblPrEx>
         <w:trPr>
           <w:cantSplit/>
         </w:trPr>
@@ -14074,12 +15180,6 @@
         </w:tc>
       </w:tr>
       <w:tr>
-        <w:tblPrEx>
-          <w:tblCellMar>
-            <w:top w:w="0" w:type="dxa"/>
-            <w:bottom w:w="0" w:type="dxa"/>
-          </w:tblCellMar>
-        </w:tblPrEx>
         <w:trPr>
           <w:cantSplit/>
         </w:trPr>
@@ -14202,12 +15302,6 @@
         </w:tc>
       </w:tr>
       <w:tr>
-        <w:tblPrEx>
-          <w:tblCellMar>
-            <w:top w:w="0" w:type="dxa"/>
-            <w:bottom w:w="0" w:type="dxa"/>
-          </w:tblCellMar>
-        </w:tblPrEx>
         <w:trPr>
           <w:cantSplit/>
         </w:trPr>
@@ -14335,12 +15429,6 @@
         </w:tc>
       </w:tr>
       <w:tr>
-        <w:tblPrEx>
-          <w:tblCellMar>
-            <w:top w:w="0" w:type="dxa"/>
-            <w:bottom w:w="0" w:type="dxa"/>
-          </w:tblCellMar>
-        </w:tblPrEx>
         <w:trPr>
           <w:cantSplit/>
         </w:trPr>
@@ -14473,12 +15561,12 @@
         <w:pStyle w:val="Heading1"/>
         <w:spacing w:after="130"/>
       </w:pPr>
-      <w:bookmarkStart w:id="25" w:name="_Toc240729598"/>
+      <w:bookmarkStart w:id="33" w:name="_Toc242358214"/>
       <w:r>
         <w:lastRenderedPageBreak/>
         <w:t>5.  Service Bus topology and message contracts</w:t>
       </w:r>
-      <w:bookmarkEnd w:id="25"/>
+      <w:bookmarkEnd w:id="33"/>
     </w:p>
     <w:p>
       <w:pPr>
@@ -14512,12 +15600,6 @@
         <w:gridCol w:w="3660"/>
       </w:tblGrid>
       <w:tr>
-        <w:tblPrEx>
-          <w:tblCellMar>
-            <w:top w:w="0" w:type="dxa"/>
-            <w:bottom w:w="0" w:type="dxa"/>
-          </w:tblCellMar>
-        </w:tblPrEx>
         <w:trPr>
           <w:cantSplit/>
           <w:tblHeader/>
@@ -14632,12 +15714,6 @@
         </w:tc>
       </w:tr>
       <w:tr>
-        <w:tblPrEx>
-          <w:tblCellMar>
-            <w:top w:w="0" w:type="dxa"/>
-            <w:bottom w:w="0" w:type="dxa"/>
-          </w:tblCellMar>
-        </w:tblPrEx>
         <w:trPr>
           <w:cantSplit/>
         </w:trPr>
@@ -14735,12 +15811,6 @@
         </w:tc>
       </w:tr>
       <w:tr>
-        <w:tblPrEx>
-          <w:tblCellMar>
-            <w:top w:w="0" w:type="dxa"/>
-            <w:bottom w:w="0" w:type="dxa"/>
-          </w:tblCellMar>
-        </w:tblPrEx>
         <w:trPr>
           <w:cantSplit/>
         </w:trPr>
@@ -14842,12 +15912,6 @@
         </w:tc>
       </w:tr>
       <w:tr>
-        <w:tblPrEx>
-          <w:tblCellMar>
-            <w:top w:w="0" w:type="dxa"/>
-            <w:bottom w:w="0" w:type="dxa"/>
-          </w:tblCellMar>
-        </w:tblPrEx>
         <w:trPr>
           <w:cantSplit/>
         </w:trPr>
@@ -14945,12 +16009,6 @@
         </w:tc>
       </w:tr>
       <w:tr>
-        <w:tblPrEx>
-          <w:tblCellMar>
-            <w:top w:w="0" w:type="dxa"/>
-            <w:bottom w:w="0" w:type="dxa"/>
-          </w:tblCellMar>
-        </w:tblPrEx>
         <w:trPr>
           <w:cantSplit/>
         </w:trPr>
@@ -15065,11 +16123,11 @@
         <w:pStyle w:val="Heading2"/>
         <w:spacing w:before="260" w:after="130"/>
       </w:pPr>
-      <w:bookmarkStart w:id="26" w:name="_Toc240729599"/>
+      <w:bookmarkStart w:id="34" w:name="_Toc242358215"/>
       <w:r>
         <w:t>5.1  Message contract</w:t>
       </w:r>
-      <w:bookmarkEnd w:id="26"/>
+      <w:bookmarkEnd w:id="34"/>
     </w:p>
     <w:p>
       <w:pPr>
@@ -15175,10 +16233,10 @@
         <w:spacing w:line="232" w:lineRule="auto"/>
         <w:ind w:left="200" w:right="200"/>
         <w:rPr>
-          <w:del w:id="1008" w:author="Claude" w:date="2026-09-23T00:00:00Z"/>
+          <w:del w:id="35" w:author="Claude" w:date="2026-09-23T00:00:00Z"/>
         </w:rPr>
       </w:pPr>
-      <w:del w:id="1009" w:author="Claude" w:date="2026-09-23T00:00:00Z">
+      <w:del w:id="36" w:author="Claude" w:date="2026-09-23T00:00:00Z">
         <w:r>
           <w:rPr>
             <w:rFonts w:ascii="Consolas" w:eastAsia="Consolas" w:hAnsi="Consolas" w:cs="Consolas"/>
@@ -15253,12 +16311,6 @@
         <w:gridCol w:w="9360"/>
       </w:tblGrid>
       <w:tr>
-        <w:tblPrEx>
-          <w:tblCellMar>
-            <w:top w:w="0" w:type="dxa"/>
-            <w:bottom w:w="0" w:type="dxa"/>
-          </w:tblCellMar>
-        </w:tblPrEx>
         <w:tc>
           <w:tcPr>
             <w:tcW w:w="9360" w:type="dxa"/>
@@ -15316,22 +16368,22 @@
         <w:pStyle w:val="Heading1"/>
         <w:spacing w:after="130"/>
       </w:pPr>
-      <w:bookmarkStart w:id="27" w:name="_Toc240729600"/>
+      <w:bookmarkStart w:id="37" w:name="_Toc242358216"/>
       <w:r>
         <w:t>6.  Dead-letter queues</w:t>
       </w:r>
-      <w:bookmarkEnd w:id="27"/>
+      <w:bookmarkEnd w:id="37"/>
     </w:p>
     <w:p>
       <w:pPr>
         <w:pStyle w:val="Heading2"/>
         <w:spacing w:before="260" w:after="130"/>
       </w:pPr>
-      <w:bookmarkStart w:id="28" w:name="_Toc240729601"/>
+      <w:bookmarkStart w:id="38" w:name="_Toc242358217"/>
       <w:r>
         <w:t>6.1  How they work</w:t>
       </w:r>
-      <w:bookmarkEnd w:id="28"/>
+      <w:bookmarkEnd w:id="38"/>
     </w:p>
     <w:p>
       <w:pPr>
@@ -15363,12 +16415,6 @@
         <w:gridCol w:w="6360"/>
       </w:tblGrid>
       <w:tr>
-        <w:tblPrEx>
-          <w:tblCellMar>
-            <w:top w:w="0" w:type="dxa"/>
-            <w:bottom w:w="0" w:type="dxa"/>
-          </w:tblCellMar>
-        </w:tblPrEx>
         <w:trPr>
           <w:cantSplit/>
           <w:tblHeader/>
@@ -15430,12 +16476,6 @@
         </w:tc>
       </w:tr>
       <w:tr>
-        <w:tblPrEx>
-          <w:tblCellMar>
-            <w:top w:w="0" w:type="dxa"/>
-            <w:bottom w:w="0" w:type="dxa"/>
-          </w:tblCellMar>
-        </w:tblPrEx>
         <w:trPr>
           <w:cantSplit/>
         </w:trPr>
@@ -15487,12 +16527,6 @@
         </w:tc>
       </w:tr>
       <w:tr>
-        <w:tblPrEx>
-          <w:tblCellMar>
-            <w:top w:w="0" w:type="dxa"/>
-            <w:bottom w:w="0" w:type="dxa"/>
-          </w:tblCellMar>
-        </w:tblPrEx>
         <w:trPr>
           <w:cantSplit/>
         </w:trPr>
@@ -15546,12 +16580,6 @@
         </w:tc>
       </w:tr>
       <w:tr>
-        <w:tblPrEx>
-          <w:tblCellMar>
-            <w:top w:w="0" w:type="dxa"/>
-            <w:bottom w:w="0" w:type="dxa"/>
-          </w:tblCellMar>
-        </w:tblPrEx>
         <w:trPr>
           <w:cantSplit/>
         </w:trPr>
@@ -15603,12 +16631,6 @@
         </w:tc>
       </w:tr>
       <w:tr>
-        <w:tblPrEx>
-          <w:tblCellMar>
-            <w:top w:w="0" w:type="dxa"/>
-            <w:bottom w:w="0" w:type="dxa"/>
-          </w:tblCellMar>
-        </w:tblPrEx>
         <w:trPr>
           <w:cantSplit/>
         </w:trPr>
@@ -15667,11 +16689,11 @@
         <w:pStyle w:val="Heading2"/>
         <w:spacing w:before="260" w:after="130"/>
       </w:pPr>
-      <w:bookmarkStart w:id="29" w:name="_Toc240729602"/>
+      <w:bookmarkStart w:id="39" w:name="_Toc242358218"/>
       <w:r>
         <w:t>6.2  Three things teams get wrong</w:t>
       </w:r>
-      <w:bookmarkEnd w:id="29"/>
+      <w:bookmarkEnd w:id="39"/>
     </w:p>
     <w:p>
       <w:pPr>
@@ -15738,11 +16760,11 @@
         <w:pStyle w:val="Heading2"/>
         <w:spacing w:before="260" w:after="130"/>
       </w:pPr>
-      <w:bookmarkStart w:id="30" w:name="_Toc240729603"/>
+      <w:bookmarkStart w:id="40" w:name="_Toc242358219"/>
       <w:r>
         <w:t>6.3  Poison versus transient</w:t>
       </w:r>
-      <w:bookmarkEnd w:id="30"/>
+      <w:bookmarkEnd w:id="40"/>
     </w:p>
     <w:p>
       <w:pPr>
@@ -15775,12 +16797,6 @@
         <w:gridCol w:w="3560"/>
       </w:tblGrid>
       <w:tr>
-        <w:tblPrEx>
-          <w:tblCellMar>
-            <w:top w:w="0" w:type="dxa"/>
-            <w:bottom w:w="0" w:type="dxa"/>
-          </w:tblCellMar>
-        </w:tblPrEx>
         <w:trPr>
           <w:cantSplit/>
           <w:tblHeader/>
@@ -15868,12 +16884,6 @@
         </w:tc>
       </w:tr>
       <w:tr>
-        <w:tblPrEx>
-          <w:tblCellMar>
-            <w:top w:w="0" w:type="dxa"/>
-            <w:bottom w:w="0" w:type="dxa"/>
-          </w:tblCellMar>
-        </w:tblPrEx>
         <w:trPr>
           <w:cantSplit/>
         </w:trPr>
@@ -15948,12 +16958,6 @@
         </w:tc>
       </w:tr>
       <w:tr>
-        <w:tblPrEx>
-          <w:tblCellMar>
-            <w:top w:w="0" w:type="dxa"/>
-            <w:bottom w:w="0" w:type="dxa"/>
-          </w:tblCellMar>
-        </w:tblPrEx>
         <w:trPr>
           <w:cantSplit/>
         </w:trPr>
@@ -16031,12 +17035,6 @@
         </w:tc>
       </w:tr>
       <w:tr>
-        <w:tblPrEx>
-          <w:tblCellMar>
-            <w:top w:w="0" w:type="dxa"/>
-            <w:bottom w:w="0" w:type="dxa"/>
-          </w:tblCellMar>
-        </w:tblPrEx>
         <w:trPr>
           <w:cantSplit/>
         </w:trPr>
@@ -16116,11 +17114,11 @@
         <w:pStyle w:val="Heading2"/>
         <w:spacing w:before="260" w:after="130"/>
       </w:pPr>
-      <w:bookmarkStart w:id="31" w:name="_Toc240729604"/>
+      <w:bookmarkStart w:id="41" w:name="_Toc242358220"/>
       <w:r>
         <w:t>6.4  The DLQ drain function</w:t>
       </w:r>
-      <w:bookmarkEnd w:id="31"/>
+      <w:bookmarkEnd w:id="41"/>
     </w:p>
     <w:p>
       <w:pPr>
@@ -16193,12 +17191,12 @@
         <w:pStyle w:val="Heading1"/>
         <w:spacing w:after="130"/>
       </w:pPr>
-      <w:bookmarkStart w:id="32" w:name="_Toc240729605"/>
+      <w:bookmarkStart w:id="42" w:name="_Toc242358221"/>
       <w:r>
         <w:lastRenderedPageBreak/>
         <w:t>7.  Database design</w:t>
       </w:r>
-      <w:bookmarkEnd w:id="32"/>
+      <w:bookmarkEnd w:id="42"/>
     </w:p>
     <w:p>
       <w:pPr>
@@ -16230,12 +17228,6 @@
         <w:gridCol w:w="4680"/>
       </w:tblGrid>
       <w:tr>
-        <w:tblPrEx>
-          <w:tblCellMar>
-            <w:top w:w="0" w:type="dxa"/>
-            <w:bottom w:w="0" w:type="dxa"/>
-          </w:tblCellMar>
-        </w:tblPrEx>
         <w:trPr>
           <w:cantSplit/>
           <w:tblHeader/>
@@ -16296,12 +17288,6 @@
         </w:tc>
       </w:tr>
       <w:tr>
-        <w:tblPrEx>
-          <w:tblCellMar>
-            <w:top w:w="0" w:type="dxa"/>
-            <w:bottom w:w="0" w:type="dxa"/>
-          </w:tblCellMar>
-        </w:tblPrEx>
         <w:trPr>
           <w:cantSplit/>
         </w:trPr>
@@ -16353,12 +17339,6 @@
         </w:tc>
       </w:tr>
       <w:tr>
-        <w:tblPrEx>
-          <w:tblCellMar>
-            <w:top w:w="0" w:type="dxa"/>
-            <w:bottom w:w="0" w:type="dxa"/>
-          </w:tblCellMar>
-        </w:tblPrEx>
         <w:trPr>
           <w:cantSplit/>
         </w:trPr>
@@ -16412,12 +17392,6 @@
         </w:tc>
       </w:tr>
       <w:tr>
-        <w:tblPrEx>
-          <w:tblCellMar>
-            <w:top w:w="0" w:type="dxa"/>
-            <w:bottom w:w="0" w:type="dxa"/>
-          </w:tblCellMar>
-        </w:tblPrEx>
         <w:trPr>
           <w:cantSplit/>
         </w:trPr>
@@ -16469,12 +17443,6 @@
         </w:tc>
       </w:tr>
       <w:tr>
-        <w:tblPrEx>
-          <w:tblCellMar>
-            <w:top w:w="0" w:type="dxa"/>
-            <w:bottom w:w="0" w:type="dxa"/>
-          </w:tblCellMar>
-        </w:tblPrEx>
         <w:trPr>
           <w:cantSplit/>
         </w:trPr>
@@ -16528,12 +17496,6 @@
         </w:tc>
       </w:tr>
       <w:tr>
-        <w:tblPrEx>
-          <w:tblCellMar>
-            <w:top w:w="0" w:type="dxa"/>
-            <w:bottom w:w="0" w:type="dxa"/>
-          </w:tblCellMar>
-        </w:tblPrEx>
         <w:trPr>
           <w:cantSplit/>
         </w:trPr>
@@ -16590,7 +17552,7 @@
         <w:spacing w:before="160" w:after="80"/>
         <w:jc w:val="center"/>
       </w:pPr>
-      <w:del w:id="1010" w:author="Claude" w:date="2026-09-23T00:00:00Z">
+      <w:del w:id="43" w:author="Claude" w:date="2026-09-23T00:00:00Z">
         <w:r>
           <w:rPr>
             <w:noProof/>
@@ -16636,11 +17598,12 @@
           </w:drawing>
         </w:r>
       </w:del>
-      <w:ins w:id="1011" w:author="Claude" w:date="2026-09-23T00:00:00Z">
+      <w:ins w:id="44" w:author="Claude" w:date="2026-09-23T00:00:00Z">
         <w:r>
           <w:rPr>
             <w:noProof/>
           </w:rPr>
+          <w:lastRenderedPageBreak/>
           <w:drawing>
             <wp:inline distT="0" distB="0" distL="0" distR="0" wp14:anchorId="7AC6B2AD" wp14:editId="33C1679E">
               <wp:extent cx="5943600" cy="3495800"/>
@@ -16659,7 +17622,7 @@
                       </pic:cNvPicPr>
                     </pic:nvPicPr>
                     <pic:blipFill>
-                      <a:blip r:embed="rId14"/>
+                      <a:blip r:embed="rId9"/>
                       <a:srcRect/>
                       <a:stretch>
                         <a:fillRect/>
@@ -16695,7 +17658,6 @@
           <w:sz w:val="18"/>
           <w:szCs w:val="18"/>
         </w:rPr>
-        <w:lastRenderedPageBreak/>
         <w:t>Figure 2 — Entity relationship diagram.</w:t>
       </w:r>
     </w:p>
@@ -16704,11 +17666,11 @@
         <w:pStyle w:val="Heading2"/>
         <w:spacing w:before="260" w:after="130"/>
       </w:pPr>
-      <w:bookmarkStart w:id="33" w:name="_Toc240729606"/>
+      <w:bookmarkStart w:id="45" w:name="_Toc242358222"/>
       <w:r>
         <w:t>7.1  Table responsibilities</w:t>
       </w:r>
-      <w:bookmarkEnd w:id="33"/>
+      <w:bookmarkEnd w:id="45"/>
     </w:p>
     <w:tbl>
       <w:tblPr>
@@ -16732,12 +17694,6 @@
         <w:gridCol w:w="7060"/>
       </w:tblGrid>
       <w:tr>
-        <w:tblPrEx>
-          <w:tblCellMar>
-            <w:top w:w="0" w:type="dxa"/>
-            <w:bottom w:w="0" w:type="dxa"/>
-          </w:tblCellMar>
-        </w:tblPrEx>
         <w:trPr>
           <w:cantSplit/>
           <w:tblHeader/>
@@ -16798,12 +17754,6 @@
         </w:tc>
       </w:tr>
       <w:tr>
-        <w:tblPrEx>
-          <w:tblCellMar>
-            <w:top w:w="0" w:type="dxa"/>
-            <w:bottom w:w="0" w:type="dxa"/>
-          </w:tblCellMar>
-        </w:tblPrEx>
         <w:trPr>
           <w:cantSplit/>
         </w:trPr>
@@ -16855,12 +17805,6 @@
         </w:tc>
       </w:tr>
       <w:tr>
-        <w:tblPrEx>
-          <w:tblCellMar>
-            <w:top w:w="0" w:type="dxa"/>
-            <w:bottom w:w="0" w:type="dxa"/>
-          </w:tblCellMar>
-        </w:tblPrEx>
         <w:trPr>
           <w:cantSplit/>
         </w:trPr>
@@ -16914,12 +17858,6 @@
         </w:tc>
       </w:tr>
       <w:tr>
-        <w:tblPrEx>
-          <w:tblCellMar>
-            <w:top w:w="0" w:type="dxa"/>
-            <w:bottom w:w="0" w:type="dxa"/>
-          </w:tblCellMar>
-        </w:tblPrEx>
         <w:trPr>
           <w:cantSplit/>
         </w:trPr>
@@ -16971,12 +17909,6 @@
         </w:tc>
       </w:tr>
       <w:tr>
-        <w:tblPrEx>
-          <w:tblCellMar>
-            <w:top w:w="0" w:type="dxa"/>
-            <w:bottom w:w="0" w:type="dxa"/>
-          </w:tblCellMar>
-        </w:tblPrEx>
         <w:trPr>
           <w:cantSplit/>
         </w:trPr>
@@ -17030,12 +17962,6 @@
         </w:tc>
       </w:tr>
       <w:tr>
-        <w:tblPrEx>
-          <w:tblCellMar>
-            <w:top w:w="0" w:type="dxa"/>
-            <w:bottom w:w="0" w:type="dxa"/>
-          </w:tblCellMar>
-        </w:tblPrEx>
         <w:trPr>
           <w:cantSplit/>
         </w:trPr>
@@ -17087,12 +18013,6 @@
         </w:tc>
       </w:tr>
       <w:tr>
-        <w:tblPrEx>
-          <w:tblCellMar>
-            <w:top w:w="0" w:type="dxa"/>
-            <w:bottom w:w="0" w:type="dxa"/>
-          </w:tblCellMar>
-        </w:tblPrEx>
         <w:trPr>
           <w:cantSplit/>
         </w:trPr>
@@ -17146,12 +18066,6 @@
         </w:tc>
       </w:tr>
       <w:tr>
-        <w:tblPrEx>
-          <w:tblCellMar>
-            <w:top w:w="0" w:type="dxa"/>
-            <w:bottom w:w="0" w:type="dxa"/>
-          </w:tblCellMar>
-        </w:tblPrEx>
         <w:trPr>
           <w:cantSplit/>
         </w:trPr>
@@ -17203,12 +18117,6 @@
         </w:tc>
       </w:tr>
       <w:tr>
-        <w:tblPrEx>
-          <w:tblCellMar>
-            <w:top w:w="0" w:type="dxa"/>
-            <w:bottom w:w="0" w:type="dxa"/>
-          </w:tblCellMar>
-        </w:tblPrEx>
         <w:trPr>
           <w:cantSplit/>
         </w:trPr>
@@ -17232,6 +18140,7 @@
                 <w:sz w:val="19"/>
                 <w:szCs w:val="19"/>
               </w:rPr>
+              <w:lastRenderedPageBreak/>
               <w:t>mercury_outbox</w:t>
             </w:r>
           </w:p>
@@ -17262,12 +18171,6 @@
         </w:tc>
       </w:tr>
       <w:tr>
-        <w:tblPrEx>
-          <w:tblCellMar>
-            <w:top w:w="0" w:type="dxa"/>
-            <w:bottom w:w="0" w:type="dxa"/>
-          </w:tblCellMar>
-        </w:tblPrEx>
         <w:trPr>
           <w:cantSplit/>
         </w:trPr>
@@ -17319,12 +18222,6 @@
         </w:tc>
       </w:tr>
       <w:tr>
-        <w:tblPrEx>
-          <w:tblCellMar>
-            <w:top w:w="0" w:type="dxa"/>
-            <w:bottom w:w="0" w:type="dxa"/>
-          </w:tblCellMar>
-        </w:tblPrEx>
         <w:trPr>
           <w:cantSplit/>
         </w:trPr>
@@ -17378,12 +18275,6 @@
         </w:tc>
       </w:tr>
       <w:tr>
-        <w:tblPrEx>
-          <w:tblCellMar>
-            <w:top w:w="0" w:type="dxa"/>
-            <w:bottom w:w="0" w:type="dxa"/>
-          </w:tblCellMar>
-        </w:tblPrEx>
         <w:trPr>
           <w:cantSplit/>
         </w:trPr>
@@ -17440,11 +18331,11 @@
         <w:pStyle w:val="Heading2"/>
         <w:spacing w:before="260" w:after="130"/>
       </w:pPr>
-      <w:bookmarkStart w:id="34" w:name="_Toc240729607"/>
+      <w:bookmarkStart w:id="46" w:name="_Toc242358223"/>
       <w:r>
         <w:t>7.2  Status modelling</w:t>
       </w:r>
-      <w:bookmarkEnd w:id="34"/>
+      <w:bookmarkEnd w:id="46"/>
     </w:p>
     <w:p>
       <w:pPr>
@@ -17482,7 +18373,7 @@
                     </pic:cNvPicPr>
                   </pic:nvPicPr>
                   <pic:blipFill>
-                    <a:blip r:embed="rId9"/>
+                    <a:blip r:embed="rId10"/>
                     <a:srcRect/>
                     <a:stretch>
                       <a:fillRect/>
@@ -17556,11 +18447,11 @@
         <w:pStyle w:val="Heading2"/>
         <w:spacing w:before="260" w:after="130"/>
       </w:pPr>
-      <w:bookmarkStart w:id="35" w:name="_Toc240729608"/>
+      <w:bookmarkStart w:id="47" w:name="_Toc242358224"/>
       <w:r>
         <w:t>7.3  Indexes that matter</w:t>
       </w:r>
-      <w:bookmarkEnd w:id="35"/>
+      <w:bookmarkEnd w:id="47"/>
     </w:p>
     <w:p>
       <w:pPr>
@@ -17851,12 +18742,6 @@
         <w:gridCol w:w="9360"/>
       </w:tblGrid>
       <w:tr>
-        <w:tblPrEx>
-          <w:tblCellMar>
-            <w:top w:w="0" w:type="dxa"/>
-            <w:bottom w:w="0" w:type="dxa"/>
-          </w:tblCellMar>
-        </w:tblPrEx>
         <w:tc>
           <w:tcPr>
             <w:tcW w:w="9360" w:type="dxa"/>
@@ -17919,12 +18804,12 @@
         <w:pStyle w:val="Heading1"/>
         <w:spacing w:after="130"/>
       </w:pPr>
-      <w:bookmarkStart w:id="36" w:name="_Toc240729609"/>
+      <w:bookmarkStart w:id="48" w:name="_Toc242358225"/>
       <w:r>
         <w:lastRenderedPageBreak/>
         <w:t>8.  Guaranteeing no outcome is lost</w:t>
       </w:r>
-      <w:bookmarkEnd w:id="36"/>
+      <w:bookmarkEnd w:id="48"/>
     </w:p>
     <w:p>
       <w:pPr>
@@ -17939,11 +18824,11 @@
         <w:pStyle w:val="Heading2"/>
         <w:spacing w:before="260" w:after="130"/>
       </w:pPr>
-      <w:bookmarkStart w:id="37" w:name="_Toc240729610"/>
+      <w:bookmarkStart w:id="49" w:name="_Toc242358226"/>
       <w:r>
         <w:t>8.1  Outbox pattern</w:t>
       </w:r>
-      <w:bookmarkEnd w:id="37"/>
+      <w:bookmarkEnd w:id="49"/>
     </w:p>
     <w:p>
       <w:pPr>
@@ -18041,11 +18926,11 @@
         <w:pStyle w:val="Heading2"/>
         <w:spacing w:before="260" w:after="130"/>
       </w:pPr>
-      <w:bookmarkStart w:id="38" w:name="_Toc240729611"/>
+      <w:bookmarkStart w:id="50" w:name="_Toc242358227"/>
       <w:r>
         <w:t>8.2  Reconciliation sweeper</w:t>
       </w:r>
-      <w:bookmarkEnd w:id="38"/>
+      <w:bookmarkEnd w:id="50"/>
     </w:p>
     <w:p>
       <w:pPr>
@@ -18077,12 +18962,6 @@
         <w:gridCol w:w="5160"/>
       </w:tblGrid>
       <w:tr>
-        <w:tblPrEx>
-          <w:tblCellMar>
-            <w:top w:w="0" w:type="dxa"/>
-            <w:bottom w:w="0" w:type="dxa"/>
-          </w:tblCellMar>
-        </w:tblPrEx>
         <w:trPr>
           <w:cantSplit/>
           <w:tblHeader/>
@@ -18143,12 +19022,6 @@
         </w:tc>
       </w:tr>
       <w:tr>
-        <w:tblPrEx>
-          <w:tblCellMar>
-            <w:top w:w="0" w:type="dxa"/>
-            <w:bottom w:w="0" w:type="dxa"/>
-          </w:tblCellMar>
-        </w:tblPrEx>
         <w:trPr>
           <w:cantSplit/>
         </w:trPr>
@@ -18200,12 +19073,6 @@
         </w:tc>
       </w:tr>
       <w:tr>
-        <w:tblPrEx>
-          <w:tblCellMar>
-            <w:top w:w="0" w:type="dxa"/>
-            <w:bottom w:w="0" w:type="dxa"/>
-          </w:tblCellMar>
-        </w:tblPrEx>
         <w:trPr>
           <w:cantSplit/>
         </w:trPr>
@@ -18259,12 +19126,6 @@
         </w:tc>
       </w:tr>
       <w:tr>
-        <w:tblPrEx>
-          <w:tblCellMar>
-            <w:top w:w="0" w:type="dxa"/>
-            <w:bottom w:w="0" w:type="dxa"/>
-          </w:tblCellMar>
-        </w:tblPrEx>
         <w:trPr>
           <w:cantSplit/>
         </w:trPr>
@@ -18316,12 +19177,6 @@
         </w:tc>
       </w:tr>
       <w:tr>
-        <w:tblPrEx>
-          <w:tblCellMar>
-            <w:top w:w="0" w:type="dxa"/>
-            <w:bottom w:w="0" w:type="dxa"/>
-          </w:tblCellMar>
-        </w:tblPrEx>
         <w:trPr>
           <w:cantSplit/>
         </w:trPr>
@@ -18380,11 +19235,11 @@
         <w:pStyle w:val="Heading2"/>
         <w:spacing w:before="260" w:after="130"/>
       </w:pPr>
-      <w:bookmarkStart w:id="39" w:name="_Toc240729612"/>
+      <w:bookmarkStart w:id="51" w:name="_Toc242358228"/>
       <w:r>
         <w:t>8.3  Fallback outcome</w:t>
       </w:r>
-      <w:bookmarkEnd w:id="39"/>
+      <w:bookmarkEnd w:id="51"/>
     </w:p>
     <w:p>
       <w:pPr>
@@ -18407,11 +19262,11 @@
         <w:pStyle w:val="Heading2"/>
         <w:spacing w:before="260" w:after="130"/>
       </w:pPr>
-      <w:bookmarkStart w:id="40" w:name="_Toc240729613"/>
+      <w:bookmarkStart w:id="52" w:name="_Toc242358229"/>
       <w:r>
         <w:t>8.4  Daily reconciliation report</w:t>
       </w:r>
-      <w:bookmarkEnd w:id="40"/>
+      <w:bookmarkEnd w:id="52"/>
     </w:p>
     <w:p>
       <w:pPr>
@@ -18419,6 +19274,8 @@
       </w:pPr>
       <w:r>
         <w:t xml:space="preserve">Query Mercury for documents in the DPS queues with an empty dps_date and compare against dmer_decision. Anything present in Mercury with no decision, or with a decision that was never posted, </w:t>
+      </w:r>
+      <w:r>
         <w:lastRenderedPageBreak/>
         <w:t>appears on the report. Run this from the first day in production rather than adding it after the first incident; it is the evidence that the guarantee holds.</w:t>
       </w:r>
@@ -18428,11 +19285,11 @@
         <w:pStyle w:val="Heading2"/>
         <w:spacing w:before="260" w:after="130"/>
       </w:pPr>
-      <w:bookmarkStart w:id="41" w:name="_Toc240729614"/>
+      <w:bookmarkStart w:id="53" w:name="_Toc242358230"/>
       <w:r>
         <w:t>8.5  Worked example of the failure the design prevents</w:t>
       </w:r>
-      <w:bookmarkEnd w:id="41"/>
+      <w:bookmarkEnd w:id="53"/>
     </w:p>
     <w:p>
       <w:pPr>
@@ -18478,23 +19335,23 @@
         <w:pStyle w:val="Heading1"/>
         <w:spacing w:after="130"/>
       </w:pPr>
-      <w:bookmarkStart w:id="42" w:name="_Toc240729615"/>
+      <w:bookmarkStart w:id="54" w:name="_Toc242358231"/>
       <w:r>
         <w:lastRenderedPageBreak/>
         <w:t>9.  Security, privacy and observability</w:t>
       </w:r>
-      <w:bookmarkEnd w:id="42"/>
+      <w:bookmarkEnd w:id="54"/>
     </w:p>
     <w:p>
       <w:pPr>
         <w:pStyle w:val="Heading2"/>
         <w:spacing w:before="260" w:after="130"/>
       </w:pPr>
-      <w:bookmarkStart w:id="43" w:name="_Toc240729616"/>
+      <w:bookmarkStart w:id="55" w:name="_Toc242358232"/>
       <w:r>
         <w:t>9.1  Security posture</w:t>
       </w:r>
-      <w:bookmarkEnd w:id="43"/>
+      <w:bookmarkEnd w:id="55"/>
     </w:p>
     <w:p>
       <w:pPr>
@@ -18553,11 +19410,11 @@
         <w:pStyle w:val="Heading2"/>
         <w:spacing w:before="260" w:after="130"/>
       </w:pPr>
-      <w:bookmarkStart w:id="44" w:name="_Toc240729617"/>
+      <w:bookmarkStart w:id="56" w:name="_Toc242358233"/>
       <w:r>
         <w:t>9.2  Personal and health information</w:t>
       </w:r>
-      <w:bookmarkEnd w:id="44"/>
+      <w:bookmarkEnd w:id="56"/>
     </w:p>
     <w:p>
       <w:pPr>
@@ -18616,11 +19473,11 @@
         <w:pStyle w:val="Heading2"/>
         <w:spacing w:before="260" w:after="130"/>
       </w:pPr>
-      <w:bookmarkStart w:id="45" w:name="_Toc240729618"/>
+      <w:bookmarkStart w:id="57" w:name="_Toc242358234"/>
       <w:r>
         <w:t>9.3  Metrics and alerts</w:t>
       </w:r>
-      <w:bookmarkEnd w:id="45"/>
+      <w:bookmarkEnd w:id="57"/>
     </w:p>
     <w:tbl>
       <w:tblPr>
@@ -18645,12 +19502,6 @@
         <w:gridCol w:w="3160"/>
       </w:tblGrid>
       <w:tr>
-        <w:tblPrEx>
-          <w:tblCellMar>
-            <w:top w:w="0" w:type="dxa"/>
-            <w:bottom w:w="0" w:type="dxa"/>
-          </w:tblCellMar>
-        </w:tblPrEx>
         <w:trPr>
           <w:cantSplit/>
           <w:tblHeader/>
@@ -18738,12 +19589,6 @@
         </w:tc>
       </w:tr>
       <w:tr>
-        <w:tblPrEx>
-          <w:tblCellMar>
-            <w:top w:w="0" w:type="dxa"/>
-            <w:bottom w:w="0" w:type="dxa"/>
-          </w:tblCellMar>
-        </w:tblPrEx>
         <w:trPr>
           <w:cantSplit/>
         </w:trPr>
@@ -18818,12 +19663,6 @@
         </w:tc>
       </w:tr>
       <w:tr>
-        <w:tblPrEx>
-          <w:tblCellMar>
-            <w:top w:w="0" w:type="dxa"/>
-            <w:bottom w:w="0" w:type="dxa"/>
-          </w:tblCellMar>
-        </w:tblPrEx>
         <w:trPr>
           <w:cantSplit/>
         </w:trPr>
@@ -18901,12 +19740,6 @@
         </w:tc>
       </w:tr>
       <w:tr>
-        <w:tblPrEx>
-          <w:tblCellMar>
-            <w:top w:w="0" w:type="dxa"/>
-            <w:bottom w:w="0" w:type="dxa"/>
-          </w:tblCellMar>
-        </w:tblPrEx>
         <w:trPr>
           <w:cantSplit/>
         </w:trPr>
@@ -18981,12 +19814,6 @@
         </w:tc>
       </w:tr>
       <w:tr>
-        <w:tblPrEx>
-          <w:tblCellMar>
-            <w:top w:w="0" w:type="dxa"/>
-            <w:bottom w:w="0" w:type="dxa"/>
-          </w:tblCellMar>
-        </w:tblPrEx>
         <w:trPr>
           <w:cantSplit/>
         </w:trPr>
@@ -19064,12 +19891,6 @@
         </w:tc>
       </w:tr>
       <w:tr>
-        <w:tblPrEx>
-          <w:tblCellMar>
-            <w:top w:w="0" w:type="dxa"/>
-            <w:bottom w:w="0" w:type="dxa"/>
-          </w:tblCellMar>
-        </w:tblPrEx>
         <w:trPr>
           <w:cantSplit/>
         </w:trPr>
@@ -19144,12 +19965,6 @@
         </w:tc>
       </w:tr>
       <w:tr>
-        <w:tblPrEx>
-          <w:tblCellMar>
-            <w:top w:w="0" w:type="dxa"/>
-            <w:bottom w:w="0" w:type="dxa"/>
-          </w:tblCellMar>
-        </w:tblPrEx>
         <w:trPr>
           <w:cantSplit/>
         </w:trPr>
@@ -19227,12 +20042,6 @@
         </w:tc>
       </w:tr>
       <w:tr>
-        <w:tblPrEx>
-          <w:tblCellMar>
-            <w:top w:w="0" w:type="dxa"/>
-            <w:bottom w:w="0" w:type="dxa"/>
-          </w:tblCellMar>
-        </w:tblPrEx>
         <w:trPr>
           <w:cantSplit/>
         </w:trPr>
@@ -19317,12 +20126,12 @@
         <w:pStyle w:val="Heading1"/>
         <w:spacing w:after="130"/>
       </w:pPr>
-      <w:bookmarkStart w:id="46" w:name="_Toc240729619"/>
+      <w:bookmarkStart w:id="58" w:name="_Toc242358235"/>
       <w:r>
         <w:lastRenderedPageBreak/>
         <w:t>10.  Open questions</w:t>
       </w:r>
-      <w:bookmarkEnd w:id="46"/>
+      <w:bookmarkEnd w:id="58"/>
     </w:p>
     <w:p>
       <w:pPr>
@@ -19337,11 +20146,11 @@
         <w:pStyle w:val="Heading2"/>
         <w:spacing w:before="260" w:after="130"/>
       </w:pPr>
-      <w:bookmarkStart w:id="47" w:name="_Toc240729620"/>
+      <w:bookmarkStart w:id="59" w:name="_Toc242358236"/>
       <w:r>
         <w:t>10.1  For Client Services / Intake</w:t>
       </w:r>
-      <w:bookmarkEnd w:id="47"/>
+      <w:bookmarkEnd w:id="59"/>
     </w:p>
     <w:tbl>
       <w:tblPr>
@@ -19367,12 +20176,6 @@
         <w:gridCol w:w="3647"/>
       </w:tblGrid>
       <w:tr>
-        <w:tblPrEx>
-          <w:tblCellMar>
-            <w:top w:w="0" w:type="dxa"/>
-            <w:bottom w:w="0" w:type="dxa"/>
-          </w:tblCellMar>
-        </w:tblPrEx>
         <w:trPr>
           <w:cantSplit/>
           <w:tblHeader/>
@@ -19492,12 +20295,6 @@
         </w:tc>
       </w:tr>
       <w:tr>
-        <w:tblPrEx>
-          <w:tblCellMar>
-            <w:top w:w="0" w:type="dxa"/>
-            <w:bottom w:w="0" w:type="dxa"/>
-          </w:tblCellMar>
-        </w:tblPrEx>
         <w:trPr>
           <w:cantSplit/>
         </w:trPr>
@@ -19587,7 +20384,7 @@
                 <w:sz w:val="19"/>
                 <w:szCs w:val="19"/>
               </w:rPr>
-              <w:t xml:space="preserve">Yes, default to IN and add "AI could not process" as comment.</w:t>
+              <w:t>Yes, default to IN and add "AI could not process" as comment.</w:t>
             </w:r>
           </w:p>
           <w:p>
@@ -19609,12 +20406,6 @@
         </w:tc>
       </w:tr>
       <w:tr>
-        <w:tblPrEx>
-          <w:tblCellMar>
-            <w:top w:w="0" w:type="dxa"/>
-            <w:bottom w:w="0" w:type="dxa"/>
-          </w:tblCellMar>
-        </w:tblPrEx>
         <w:trPr>
           <w:cantSplit/>
         </w:trPr>
@@ -19714,12 +20505,6 @@
         </w:tc>
       </w:tr>
       <w:tr>
-        <w:tblPrEx>
-          <w:tblCellMar>
-            <w:top w:w="0" w:type="dxa"/>
-            <w:bottom w:w="0" w:type="dxa"/>
-          </w:tblCellMar>
-        </w:tblPrEx>
         <w:trPr>
           <w:cantSplit/>
         </w:trPr>
@@ -19815,12 +20600,6 @@
         </w:tc>
       </w:tr>
       <w:tr>
-        <w:tblPrEx>
-          <w:tblCellMar>
-            <w:top w:w="0" w:type="dxa"/>
-            <w:bottom w:w="0" w:type="dxa"/>
-          </w:tblCellMar>
-        </w:tblPrEx>
         <w:trPr>
           <w:cantSplit/>
         </w:trPr>
@@ -19920,12 +20699,6 @@
         </w:tc>
       </w:tr>
       <w:tr>
-        <w:tblPrEx>
-          <w:tblCellMar>
-            <w:top w:w="0" w:type="dxa"/>
-            <w:bottom w:w="0" w:type="dxa"/>
-          </w:tblCellMar>
-        </w:tblPrEx>
         <w:trPr>
           <w:cantSplit/>
         </w:trPr>
@@ -20021,12 +20794,6 @@
         </w:tc>
       </w:tr>
       <w:tr>
-        <w:tblPrEx>
-          <w:tblCellMar>
-            <w:top w:w="0" w:type="dxa"/>
-            <w:bottom w:w="0" w:type="dxa"/>
-          </w:tblCellMar>
-        </w:tblPrEx>
         <w:trPr>
           <w:cantSplit/>
         </w:trPr>
@@ -20126,12 +20893,6 @@
         </w:tc>
       </w:tr>
       <w:tr>
-        <w:tblPrEx>
-          <w:tblCellMar>
-            <w:top w:w="0" w:type="dxa"/>
-            <w:bottom w:w="0" w:type="dxa"/>
-          </w:tblCellMar>
-        </w:tblPrEx>
         <w:trPr>
           <w:cantSplit/>
         </w:trPr>
@@ -20227,12 +20988,6 @@
         </w:tc>
       </w:tr>
       <w:tr>
-        <w:tblPrEx>
-          <w:tblCellMar>
-            <w:top w:w="0" w:type="dxa"/>
-            <w:bottom w:w="0" w:type="dxa"/>
-          </w:tblCellMar>
-        </w:tblPrEx>
         <w:trPr>
           <w:cantSplit/>
         </w:trPr>
@@ -20326,18 +21081,12 @@
                 <w:sz w:val="19"/>
                 <w:szCs w:val="19"/>
               </w:rPr>
-              <w:t xml:space="preserve">Yes, it can count toward "all documents processed".</w:t>
+              <w:t>Yes, it can count toward "all documents processed".</w:t>
             </w:r>
           </w:p>
         </w:tc>
       </w:tr>
       <w:tr>
-        <w:tblPrEx>
-          <w:tblCellMar>
-            <w:top w:w="0" w:type="dxa"/>
-            <w:bottom w:w="0" w:type="dxa"/>
-          </w:tblCellMar>
-        </w:tblPrEx>
         <w:trPr>
           <w:cantSplit/>
         </w:trPr>
@@ -20427,18 +21176,12 @@
                 <w:sz w:val="19"/>
                 <w:szCs w:val="19"/>
               </w:rPr>
-              <w:t xml:space="preserve">Dps_date will get updated after the human review. An empty dps_date is a reliable signal of "not yet triaged".</w:t>
+              <w:t>Dps_date will get updated after the human review. An empty dps_date is a reliable signal of "not yet triaged".</w:t>
             </w:r>
           </w:p>
         </w:tc>
       </w:tr>
       <w:tr>
-        <w:tblPrEx>
-          <w:tblCellMar>
-            <w:top w:w="0" w:type="dxa"/>
-            <w:bottom w:w="0" w:type="dxa"/>
-          </w:tblCellMar>
-        </w:tblPrEx>
         <w:trPr>
           <w:cantSplit/>
         </w:trPr>
@@ -20539,12 +21282,6 @@
         </w:tc>
       </w:tr>
       <w:tr>
-        <w:tblPrEx>
-          <w:tblCellMar>
-            <w:top w:w="0" w:type="dxa"/>
-            <w:bottom w:w="0" w:type="dxa"/>
-          </w:tblCellMar>
-        </w:tblPrEx>
         <w:trPr>
           <w:cantSplit/>
         </w:trPr>
@@ -20640,12 +21377,6 @@
         </w:tc>
       </w:tr>
       <w:tr>
-        <w:tblPrEx>
-          <w:tblCellMar>
-            <w:top w:w="0" w:type="dxa"/>
-            <w:bottom w:w="0" w:type="dxa"/>
-          </w:tblCellMar>
-        </w:tblPrEx>
         <w:trPr>
           <w:cantSplit/>
         </w:trPr>
@@ -20745,12 +21476,6 @@
         </w:tc>
       </w:tr>
       <w:tr>
-        <w:tblPrEx>
-          <w:tblCellMar>
-            <w:top w:w="0" w:type="dxa"/>
-            <w:bottom w:w="0" w:type="dxa"/>
-          </w:tblCellMar>
-        </w:tblPrEx>
         <w:trPr>
           <w:cantSplit/>
         </w:trPr>
@@ -20846,12 +21571,6 @@
         </w:tc>
       </w:tr>
       <w:tr>
-        <w:tblPrEx>
-          <w:tblCellMar>
-            <w:top w:w="0" w:type="dxa"/>
-            <w:bottom w:w="0" w:type="dxa"/>
-          </w:tblCellMar>
-        </w:tblPrEx>
         <w:trPr>
           <w:cantSplit/>
         </w:trPr>
@@ -20951,12 +21670,6 @@
         </w:tc>
       </w:tr>
       <w:tr>
-        <w:tblPrEx>
-          <w:tblCellMar>
-            <w:top w:w="0" w:type="dxa"/>
-            <w:bottom w:w="0" w:type="dxa"/>
-          </w:tblCellMar>
-        </w:tblPrEx>
         <w:trPr>
           <w:cantSplit/>
         </w:trPr>
@@ -21052,12 +21765,6 @@
         </w:tc>
       </w:tr>
       <w:tr>
-        <w:tblPrEx>
-          <w:tblCellMar>
-            <w:top w:w="0" w:type="dxa"/>
-            <w:bottom w:w="0" w:type="dxa"/>
-          </w:tblCellMar>
-        </w:tblPrEx>
         <w:trPr>
           <w:cantSplit/>
         </w:trPr>
@@ -21157,12 +21864,6 @@
         </w:tc>
       </w:tr>
       <w:tr>
-        <w:tblPrEx>
-          <w:tblCellMar>
-            <w:top w:w="0" w:type="dxa"/>
-            <w:bottom w:w="0" w:type="dxa"/>
-          </w:tblCellMar>
-        </w:tblPrEx>
         <w:trPr>
           <w:cantSplit/>
         </w:trPr>
@@ -21258,12 +21959,6 @@
         </w:tc>
       </w:tr>
       <w:tr>
-        <w:tblPrEx>
-          <w:tblCellMar>
-            <w:top w:w="0" w:type="dxa"/>
-            <w:bottom w:w="0" w:type="dxa"/>
-          </w:tblCellMar>
-        </w:tblPrEx>
         <w:trPr>
           <w:cantSplit/>
         </w:trPr>
@@ -21348,22 +22043,10 @@
                 <w:szCs w:val="19"/>
               </w:rPr>
             </w:pPr>
-            <w:r>
-              <w:rPr>
-                <w:sz w:val="19"/>
-                <w:szCs w:val="19"/>
-              </w:rPr>
-            </w:r>
           </w:p>
         </w:tc>
       </w:tr>
       <w:tr>
-        <w:tblPrEx>
-          <w:tblCellMar>
-            <w:top w:w="0" w:type="dxa"/>
-            <w:bottom w:w="0" w:type="dxa"/>
-          </w:tblCellMar>
-        </w:tblPrEx>
         <w:trPr>
           <w:cantSplit/>
         </w:trPr>
@@ -21448,22 +22131,10 @@
                 <w:szCs w:val="19"/>
               </w:rPr>
             </w:pPr>
-            <w:r>
-              <w:rPr>
-                <w:sz w:val="19"/>
-                <w:szCs w:val="19"/>
-              </w:rPr>
-            </w:r>
           </w:p>
         </w:tc>
       </w:tr>
       <w:tr>
-        <w:tblPrEx>
-          <w:tblCellMar>
-            <w:top w:w="0" w:type="dxa"/>
-            <w:bottom w:w="0" w:type="dxa"/>
-          </w:tblCellMar>
-        </w:tblPrEx>
         <w:trPr>
           <w:cantSplit/>
         </w:trPr>
@@ -21486,6 +22157,7 @@
                 <w:sz w:val="19"/>
                 <w:szCs w:val="19"/>
               </w:rPr>
+              <w:lastRenderedPageBreak/>
               <w:t>I-20</w:t>
             </w:r>
           </w:p>
@@ -21548,22 +22220,10 @@
                 <w:szCs w:val="19"/>
               </w:rPr>
             </w:pPr>
-            <w:r>
-              <w:rPr>
-                <w:sz w:val="19"/>
-                <w:szCs w:val="19"/>
-              </w:rPr>
-            </w:r>
           </w:p>
         </w:tc>
       </w:tr>
       <w:tr>
-        <w:tblPrEx>
-          <w:tblCellMar>
-            <w:top w:w="0" w:type="dxa"/>
-            <w:bottom w:w="0" w:type="dxa"/>
-          </w:tblCellMar>
-        </w:tblPrEx>
         <w:trPr>
           <w:cantSplit/>
         </w:trPr>
@@ -21648,22 +22308,10 @@
                 <w:szCs w:val="19"/>
               </w:rPr>
             </w:pPr>
-            <w:r>
-              <w:rPr>
-                <w:sz w:val="19"/>
-                <w:szCs w:val="19"/>
-              </w:rPr>
-            </w:r>
           </w:p>
         </w:tc>
       </w:tr>
       <w:tr>
-        <w:tblPrEx>
-          <w:tblCellMar>
-            <w:top w:w="0" w:type="dxa"/>
-            <w:bottom w:w="0" w:type="dxa"/>
-          </w:tblCellMar>
-        </w:tblPrEx>
         <w:trPr>
           <w:cantSplit/>
         </w:trPr>
@@ -21748,12 +22396,6 @@
                 <w:szCs w:val="19"/>
               </w:rPr>
             </w:pPr>
-            <w:r>
-              <w:rPr>
-                <w:sz w:val="19"/>
-                <w:szCs w:val="19"/>
-              </w:rPr>
-            </w:r>
             <w:r>
               <w:rPr>
                 <w:sz w:val="19"/>
@@ -21769,11 +22411,11 @@
         <w:pStyle w:val="Heading2"/>
         <w:spacing w:before="260" w:after="130"/>
       </w:pPr>
-      <w:bookmarkStart w:id="48" w:name="_Toc240729621"/>
+      <w:bookmarkStart w:id="60" w:name="_Toc242358237"/>
       <w:r>
         <w:t>10.2  For the Mercury / Dynamics platform team</w:t>
       </w:r>
-      <w:bookmarkEnd w:id="48"/>
+      <w:bookmarkEnd w:id="60"/>
     </w:p>
     <w:tbl>
       <w:tblPr>
@@ -21799,12 +22441,6 @@
         <w:gridCol w:w="4433"/>
       </w:tblGrid>
       <w:tr>
-        <w:tblPrEx>
-          <w:tblCellMar>
-            <w:top w:w="0" w:type="dxa"/>
-            <w:bottom w:w="0" w:type="dxa"/>
-          </w:tblCellMar>
-        </w:tblPrEx>
         <w:trPr>
           <w:cantSplit/>
           <w:tblHeader/>
@@ -21920,12 +22556,6 @@
         </w:tc>
       </w:tr>
       <w:tr>
-        <w:tblPrEx>
-          <w:tblCellMar>
-            <w:top w:w="0" w:type="dxa"/>
-            <w:bottom w:w="0" w:type="dxa"/>
-          </w:tblCellMar>
-        </w:tblPrEx>
         <w:trPr>
           <w:cantSplit/>
         </w:trPr>
@@ -22014,12 +22644,6 @@
         </w:tc>
       </w:tr>
       <w:tr>
-        <w:tblPrEx>
-          <w:tblCellMar>
-            <w:top w:w="0" w:type="dxa"/>
-            <w:bottom w:w="0" w:type="dxa"/>
-          </w:tblCellMar>
-        </w:tblPrEx>
         <w:trPr>
           <w:cantSplit/>
         </w:trPr>
@@ -22043,7 +22667,6 @@
                 <w:sz w:val="19"/>
                 <w:szCs w:val="19"/>
               </w:rPr>
-              <w:lastRenderedPageBreak/>
               <w:t>M-2</w:t>
             </w:r>
           </w:p>
@@ -22132,7 +22755,7 @@
                 <w:sz w:val="19"/>
                 <w:szCs w:val="19"/>
               </w:rPr>
-              <w:t xml:space="preserve">Below fields will be part of each response.</w:t>
+              <w:t>Below fields will be part of each response.</w:t>
             </w:r>
           </w:p>
           <w:p>
@@ -22170,12 +22793,6 @@
         </w:tc>
       </w:tr>
       <w:tr>
-        <w:tblPrEx>
-          <w:tblCellMar>
-            <w:top w:w="0" w:type="dxa"/>
-            <w:bottom w:w="0" w:type="dxa"/>
-          </w:tblCellMar>
-        </w:tblPrEx>
         <w:trPr>
           <w:cantSplit/>
         </w:trPr>
@@ -22271,12 +22888,6 @@
         </w:tc>
       </w:tr>
       <w:tr>
-        <w:tblPrEx>
-          <w:tblCellMar>
-            <w:top w:w="0" w:type="dxa"/>
-            <w:bottom w:w="0" w:type="dxa"/>
-          </w:tblCellMar>
-        </w:tblPrEx>
         <w:trPr>
           <w:cantSplit/>
         </w:trPr>
@@ -22376,12 +22987,6 @@
         </w:tc>
       </w:tr>
       <w:tr>
-        <w:tblPrEx>
-          <w:tblCellMar>
-            <w:top w:w="0" w:type="dxa"/>
-            <w:bottom w:w="0" w:type="dxa"/>
-          </w:tblCellMar>
-        </w:tblPrEx>
         <w:trPr>
           <w:cantSplit/>
         </w:trPr>
@@ -22404,6 +23009,7 @@
                 <w:sz w:val="19"/>
                 <w:szCs w:val="19"/>
               </w:rPr>
+              <w:lastRenderedPageBreak/>
               <w:t>M-5</w:t>
             </w:r>
           </w:p>
@@ -22471,18 +23077,12 @@
                 <w:sz w:val="19"/>
                 <w:szCs w:val="19"/>
               </w:rPr>
-              <w:t xml:space="preserve">It will return only DMERs.</w:t>
+              <w:t>It will return only DMERs.</w:t>
             </w:r>
           </w:p>
         </w:tc>
       </w:tr>
       <w:tr>
-        <w:tblPrEx>
-          <w:tblCellMar>
-            <w:top w:w="0" w:type="dxa"/>
-            <w:bottom w:w="0" w:type="dxa"/>
-          </w:tblCellMar>
-        </w:tblPrEx>
         <w:trPr>
           <w:cantSplit/>
         </w:trPr>
@@ -22582,12 +23182,6 @@
         </w:tc>
       </w:tr>
       <w:tr>
-        <w:tblPrEx>
-          <w:tblCellMar>
-            <w:top w:w="0" w:type="dxa"/>
-            <w:bottom w:w="0" w:type="dxa"/>
-          </w:tblCellMar>
-        </w:tblPrEx>
         <w:trPr>
           <w:cantSplit/>
         </w:trPr>
@@ -22683,12 +23277,6 @@
         </w:tc>
       </w:tr>
       <w:tr>
-        <w:tblPrEx>
-          <w:tblCellMar>
-            <w:top w:w="0" w:type="dxa"/>
-            <w:bottom w:w="0" w:type="dxa"/>
-          </w:tblCellMar>
-        </w:tblPrEx>
         <w:trPr>
           <w:cantSplit/>
         </w:trPr>
@@ -22788,12 +23376,6 @@
         </w:tc>
       </w:tr>
       <w:tr>
-        <w:tblPrEx>
-          <w:tblCellMar>
-            <w:top w:w="0" w:type="dxa"/>
-            <w:bottom w:w="0" w:type="dxa"/>
-          </w:tblCellMar>
-        </w:tblPrEx>
         <w:trPr>
           <w:cantSplit/>
         </w:trPr>
@@ -22883,18 +23465,12 @@
                 <w:sz w:val="19"/>
                 <w:szCs w:val="19"/>
               </w:rPr>
-              <w:t xml:space="preserve">No, there won’t be multiple DMERs in one PDF. One pdf per DMER. Also, there won’t be one DMER split across several files.</w:t>
+              <w:t>No, there won’t be multiple DMERs in one PDF. One pdf per DMER. Also, there won’t be one DMER split across several files.</w:t>
             </w:r>
           </w:p>
         </w:tc>
       </w:tr>
       <w:tr>
-        <w:tblPrEx>
-          <w:tblCellMar>
-            <w:top w:w="0" w:type="dxa"/>
-            <w:bottom w:w="0" w:type="dxa"/>
-          </w:tblCellMar>
-        </w:tblPrEx>
         <w:trPr>
           <w:cantSplit/>
         </w:trPr>
@@ -23004,12 +23580,12 @@
         <w:pStyle w:val="Heading1"/>
         <w:spacing w:after="130"/>
       </w:pPr>
-      <w:bookmarkStart w:id="49" w:name="_Toc240729622"/>
+      <w:bookmarkStart w:id="61" w:name="_Toc242358238"/>
       <w:r>
         <w:lastRenderedPageBreak/>
         <w:t>11.  Suggested build sequence</w:t>
       </w:r>
-      <w:bookmarkEnd w:id="49"/>
+      <w:bookmarkEnd w:id="61"/>
     </w:p>
     <w:p>
       <w:pPr>
@@ -23044,12 +23620,6 @@
         <w:gridCol w:w="19"/>
       </w:tblGrid>
       <w:tr>
-        <w:tblPrEx>
-          <w:tblCellMar>
-            <w:top w:w="0" w:type="dxa"/>
-            <w:bottom w:w="0" w:type="dxa"/>
-          </w:tblCellMar>
-        </w:tblPrEx>
         <w:trPr>
           <w:gridAfter w:val="1"/>
           <w:wAfter w:w="19" w:type="dxa"/>
@@ -23140,12 +23710,6 @@
         </w:tc>
       </w:tr>
       <w:tr>
-        <w:tblPrEx>
-          <w:tblCellMar>
-            <w:top w:w="0" w:type="dxa"/>
-            <w:bottom w:w="0" w:type="dxa"/>
-          </w:tblCellMar>
-        </w:tblPrEx>
         <w:trPr>
           <w:gridAfter w:val="1"/>
           <w:wAfter w:w="19" w:type="dxa"/>
@@ -23223,12 +23787,6 @@
         </w:tc>
       </w:tr>
       <w:tr>
-        <w:tblPrEx>
-          <w:tblCellMar>
-            <w:top w:w="0" w:type="dxa"/>
-            <w:bottom w:w="0" w:type="dxa"/>
-          </w:tblCellMar>
-        </w:tblPrEx>
         <w:trPr>
           <w:gridAfter w:val="1"/>
           <w:wAfter w:w="19" w:type="dxa"/>
@@ -23309,12 +23867,6 @@
         </w:tc>
       </w:tr>
       <w:tr>
-        <w:tblPrEx>
-          <w:tblCellMar>
-            <w:top w:w="0" w:type="dxa"/>
-            <w:bottom w:w="0" w:type="dxa"/>
-          </w:tblCellMar>
-        </w:tblPrEx>
         <w:trPr>
           <w:gridAfter w:val="1"/>
           <w:wAfter w:w="19" w:type="dxa"/>
@@ -23392,12 +23944,6 @@
         </w:tc>
       </w:tr>
       <w:tr>
-        <w:tblPrEx>
-          <w:tblCellMar>
-            <w:top w:w="0" w:type="dxa"/>
-            <w:bottom w:w="0" w:type="dxa"/>
-          </w:tblCellMar>
-        </w:tblPrEx>
         <w:trPr>
           <w:gridAfter w:val="1"/>
           <w:wAfter w:w="19" w:type="dxa"/>
@@ -23478,12 +24024,6 @@
         </w:tc>
       </w:tr>
       <w:tr>
-        <w:tblPrEx>
-          <w:tblCellMar>
-            <w:top w:w="0" w:type="dxa"/>
-            <w:bottom w:w="0" w:type="dxa"/>
-          </w:tblCellMar>
-        </w:tblPrEx>
         <w:trPr>
           <w:gridAfter w:val="1"/>
           <w:wAfter w:w="19" w:type="dxa"/>
@@ -23561,12 +24101,6 @@
         </w:tc>
       </w:tr>
       <w:tr>
-        <w:tblPrEx>
-          <w:tblCellMar>
-            <w:top w:w="0" w:type="dxa"/>
-            <w:bottom w:w="0" w:type="dxa"/>
-          </w:tblCellMar>
-        </w:tblPrEx>
         <w:trPr>
           <w:gridAfter w:val="1"/>
           <w:wAfter w:w="19" w:type="dxa"/>
@@ -23656,10 +24190,6 @@
             <w:insideH w:val="none" w:sz="0" w:space="0" w:color="auto"/>
             <w:insideV w:val="none" w:sz="0" w:space="0" w:color="auto"/>
           </w:tblBorders>
-          <w:tblCellMar>
-            <w:top w:w="0" w:type="dxa"/>
-            <w:bottom w:w="0" w:type="dxa"/>
-          </w:tblCellMar>
         </w:tblPrEx>
         <w:trPr>
           <w:gridBefore w:val="1"/>
@@ -23720,8 +24250,8 @@
     </w:tbl>
     <w:p/>
     <w:sectPr>
-      <w:headerReference w:type="default" r:id="rId10"/>
-      <w:footerReference w:type="default" r:id="rId11"/>
+      <w:headerReference w:type="default" r:id="rId11"/>
+      <w:footerReference w:type="default" r:id="rId12"/>
       <w:pgSz w:w="12240" w:h="15840"/>
       <w:pgMar w:top="1440" w:right="1440" w:bottom="1440" w:left="1440" w:header="708" w:footer="708" w:gutter="0"/>
       <w:cols w:space="720"/>
@@ -24485,6 +25015,7 @@
   <w:style w:type="character" w:default="1" w:styleId="DefaultParagraphFont">
     <w:name w:val="Default Paragraph Font"/>
     <w:uiPriority w:val="1"/>
+    <w:semiHidden/>
     <w:unhideWhenUsed/>
   </w:style>
   <w:style w:type="table" w:default="1" w:styleId="TableNormal">
